--- a/docs/paper/conference_paper.docx
+++ b/docs/paper/conference_paper.docx
@@ -50,16 +50,7 @@
         <w:pStyle w:val="Abstract"/>
       </w:pPr>
       <w:r>
-        <w:t xml:space="preserve">Community-television archives hold thousands of hours of long-form programming with no segment-level index, so nothing </w:t>
-      </w:r>
-      <w:r>
-        <w:rPr>
-          <w:i/>
-        </w:rPr>
-        <w:t xml:space="preserve">inside</w:t>
-      </w:r>
-      <w:r>
-        <w:t xml:space="preserve"> a programme is searchable. Automatic metadata generation is the obvious remedy, but the standard evaluation route — annotate a sample by hand, report accuracy — was unavailable for this corpus, and single-model pipelines publish confident output with no indication of which fields can be trusted. This work builds a reliability-aware metadata pipeline for the NVTV public archive that treats corroboration between independent model families as a first-class output alongside the metadata itself. Forty-seven archival programmes were segmented into 626 fixed 30-second clips and annotated across five fields (transcript, on-screen text, keywords, visual tags, people count) by heterogeneous pretrained families: Whisper-small and Whisper-turbo for speech; Tesseract and EasyOCR for on-screen text; KeyBERT, YAKE and TF-IDF for keywords; CLIP ViT-B/32 and ViT-L/14 for a 34-label controlled vocabulary; and BLIP-VQA, ViLT-VQA and DETR for people count, with a hosted multimodal annotator as an optional additional family. Every published field carries an evidence status, the set of models supporting it, and a cross-source agreement score that explicitly excludes self-similarity and never promotes empty output. Four experiments probe the design: a frame-sampling ablation on a frozen calibration subset, a perturbation-based robustness study, an ablation isolating what the hosted annotator contributes, and a benchmark of seven open-weight vision-language models (Qwen3-VL 2B/4B/8B in Instruct and Thinking variants, InternVL3-2B and -8B) scored against the pipeline's consensus over 615 clips and 21,140 (model, clip, field) scores. The results are mixed in an informative way. Scene-aware sampling recovered 23.0 OCR items per clip against 14.5 for the centre frame and 3.0 for fixed three-frame sampling, but its outputs agreed with the centre-frame baseline only 0.53 of the time, so added coverage and stability trade directly against each other. Robustness is strongly field-dependent: under Gaussian blur, visual-tag stability held at 0.96 while OCR stability collapsed to 0.07. The hosted annotator changed the published visual tags on 49.0% of clips despite agreeing with the local consensus only 0.42 of the time, and — by design — changed the published on-screen text on 0.0% of clips, because strict dual-engine OCR consensus is not overridable. In the VLM benchmark, InternVL3-2B led on on-screen text (0.566 ROUGE-L recall), visual tags (0.895 accuracy) and people count (0.404 accuracy), beating both 8B models; and every model scored at or near zero on transcript (best 0.034, worst 0.000), with Qwen3-VL-4B-Instruct returning an empty transcript on 613 of 615 clips. Scale did not predict quality on any field. The contribution is a reproducible, audit-ready silver-standard pipeline whose reliability signals are explicit, together with the negative and null results that delimit what such a pipeline can honestly claim.</w:t>
+        <w:t xml:space="preserve">Community-television archives hold thousands of hours of programming with no segment-level index, so nothing inside a programme is searchable. Automatic description is the obvious remedy, but the standard evaluation route — annotate a sample by hand — was unavailable for this corpus, and single-model pipelines publish output with no indication of which fields can be trusted. This work builds a metadata pipeline for the NVTV public archive in which corroboration between independent model families is a published output alongside the metadata itself. Forty-seven archival programmes were segmented into 626 fixed 30-second clips and annotated across five fields by heterogeneous pretrained families, every field carrying an evidence status, its supporting models, and an agreement score that excludes self-similarity and never promotes empty output. Scene-aware sampling recovered 23.0 on-screen-text items per clip against 14.5 for the centre frame, yet agreed with that baseline only 0.53 of the time. Under blur, visual-tag stability held at 0.96 while text stability fell to 0.07. A hosted multimodal annotator rewrote 49.0% of visual-tag sets while agreeing with the local consensus 0.42 of the time, and changed 0.0% of on-screen text, which strict dual-engine consensus vetoes by design. Across seven open-weight vision-language models and 21,140 scores, a 2B model led three of five fields and every model scored at or near zero on transcript. Reliability is a per-field property, and corroboration is reported as corroboration, not correctness.</w:t>
       </w:r>
     </w:p>
     <w:p>

--- a/docs/paper/conference_paper.docx
+++ b/docs/paper/conference_paper.docx
@@ -50,7 +50,7 @@
         <w:pStyle w:val="Abstract"/>
       </w:pPr>
       <w:r>
-        <w:t xml:space="preserve">Community-television archives hold thousands of hours of programming with no segment-level index, so nothing inside a programme is searchable. Automatic description is the obvious remedy, but the standard evaluation route — annotate a sample by hand — was unavailable for this corpus, and single-model pipelines publish output with no indication of which fields can be trusted. This work builds a metadata pipeline for the NVTV public archive in which corroboration between independent model families is a published output alongside the metadata itself. Forty-seven archival programmes were segmented into 626 fixed 30-second clips and annotated across five fields by heterogeneous pretrained families, every field carrying an evidence status, its supporting models, and an agreement score that excludes self-similarity and never promotes empty output. Scene-aware sampling recovered 23.0 on-screen-text items per clip against 14.5 for the centre frame, yet agreed with that baseline only 0.53 of the time. Under blur, visual-tag stability held at 0.96 while text stability fell to 0.07. A hosted multimodal annotator rewrote 49.0% of visual-tag sets while agreeing with the local consensus 0.42 of the time, and changed 0.0% of on-screen text, which strict dual-engine consensus vetoes by design. Across seven open-weight vision-language models and 21,140 scores, a 2B model led three of five fields and every model scored at or near zero on transcript. Reliability is a per-field property, and corroboration is reported as corroboration, not correctness.</w:t>
+        <w:t xml:space="preserve">Community-television archives hold thousands of hours of programming with no segment-level index, so nothing inside a programme is searchable. Automatic description is the obvious remedy, but hand annotation was excluded for this corpus, and single-model pipelines publish output with no indication of which fields can be trusted. This work builds a metadata pipeline for the NVTV public archive that publishes corroboration between independent model families alongside the metadata itself. Forty-seven archival programmes were segmented into 626 fixed 30-second clips and annotated across five fields by heterogeneous pretrained families — Whisper-small and Whisper-turbo for speech; Tesseract and EasyOCR for on-screen text; KeyBERT, YAKE and TF-IDF for keywords; CLIP ViT-B/32 and ViT-L/14 for a 34-label controlled vocabulary; BLIP-VQA, ViLT-VQA and DETR for people count — with a hosted Gemini annotator as an optional additional family. Every field carries an evidence status, its supporting models, and an agreement score that excludes self-similarity. Scene-aware sampling recovered 23.0 on-screen-text items per clip against 14.5 for the centre frame yet agreed with that baseline only 0.53 of the time; under blur, visual-tag stability held at 0.96 while text stability fell to 0.07; the hosted annotator rewrote 49.0% of visual-tag sets while agreeing with the local consensus 0.42 of the time, and changed 0.0% of on-screen text, which strict dual-engine consensus vetoes by design. Across seven open-weight vision-language models — Qwen3-VL 2B/4B/8B in Instruct and Thinking variants, InternVL3-2B and -8B — and 21,140 scores, InternVL3-2B led three of five fields and every model scored at or near zero on transcript. Reliability is a per-field property, and corroboration is reported as corroboration, not correctness.</w:t>
       </w:r>
     </w:p>
     <w:p>

--- a/docs/paper/conference_paper.docx
+++ b/docs/paper/conference_paper.docx
@@ -50,7 +50,7 @@
         <w:pStyle w:val="Abstract"/>
       </w:pPr>
       <w:r>
-        <w:t xml:space="preserve">Community-television archives hold thousands of hours of programming with no segment-level index, so nothing inside a programme is searchable. Automatic description is the obvious remedy, but hand annotation was excluded for this corpus, and single-model pipelines publish output with no indication of which fields can be trusted. This work builds a metadata pipeline for the NVTV public archive that publishes corroboration between independent model families alongside the metadata itself. Forty-seven archival programmes were segmented into 626 fixed 30-second clips and annotated across five fields by heterogeneous pretrained families — Whisper-small and Whisper-turbo for speech; Tesseract and EasyOCR for on-screen text; KeyBERT, YAKE and TF-IDF for keywords; CLIP ViT-B/32 and ViT-L/14 for a 34-label controlled vocabulary; BLIP-VQA, ViLT-VQA and DETR for people count — with a hosted Gemini annotator as an optional additional family. Every field carries an evidence status, its supporting models, and an agreement score that excludes self-similarity. Scene-aware sampling recovered 23.0 on-screen-text items per clip against 14.5 for the centre frame yet agreed with that baseline only 0.53 of the time; under blur, visual-tag stability held at 0.96 while text stability fell to 0.07; the hosted annotator rewrote 49.0% of visual-tag sets while agreeing with the local consensus 0.42 of the time, and changed 0.0% of on-screen text, which strict dual-engine consensus vetoes by design. Across seven open-weight vision-language models — Qwen3-VL 2B/4B/8B in Instruct and Thinking variants, InternVL3-2B and -8B — and 21,140 scores, InternVL3-2B led three of five fields and every model scored at or near zero on transcript. Reliability is a per-field property, and corroboration is reported as corroboration, not correctness.</w:t>
+        <w:t xml:space="preserve">Community-television archives hold thousands of hours of programming with no segment-level index, so nothing inside a programme is searchable. Automatic description is the obvious remedy, but hand annotation was excluded for this corpus, and single-model pipelines publish output with no indication of which fields can be trusted. This work builds a metadata pipeline for the NVTV public archive that publishes corroboration between independent model families alongside the metadata itself. Forty-seven archival programmes were segmented into 626 fixed 30-second clips and annotated across five fields by heterogeneous pretrained families — Whisper-small and Whisper-turbo for speech; Tesseract and EasyOCR for on-screen text; KeyBERT, YAKE and TF-IDF for keywords; CLIP ViT-B/32 and ViT-L/14 for a 34-label controlled vocabulary; BLIP-VQA, ViLT-VQA and DETR for people count — with a hosted Gemini annotator as an optional additional family. Every field carries an evidence status, its supporting models, and an agreement score that excludes self-similarity. Scene-aware sampling recovered 23.0 on-screen-text items per clip against 14.5 for the centre frame yet agreed with that baseline only 0.53 of the time; under blur, visual-tag stability held at 0.96 while text stability fell to 0.07; the hosted annotator rewrote 49.0% of visual-tag sets while agreeing with the local consensus 0.42 of the time, and changed 0.0% of on-screen text, which strict dual-engine consensus vetoes by design. Across seven open-weight vision-language models — Qwen3-VL 2B/4B/8B in Instruct and Thinking variants, InternVL3-2B and -8B — and 21,489 scores, InternVL3-2B led three of five fields and every model scored at or near zero on transcript. Reliability is a per-field property, and corroboration is reported as corroboration, not correctness.</w:t>
       </w:r>
     </w:p>
     <w:p>
@@ -835,7 +835,7 @@
               <w:pStyle w:val="tablecopy"/>
             </w:pPr>
             <w:r>
-              <w:t xml:space="preserve">615</w:t>
+              <w:t xml:space="preserve">626</w:t>
             </w:r>
           </w:p>
         </w:tc>
@@ -885,7 +885,7 @@
           <w:highlight w:val="yellow"/>
           <w:b/>
         </w:rPr>
-        <w:t xml:space="preserve">`[TO FILL: total corpus duration in hours; mean and SD of clips per programme; and the reconciliation between the 626 clips generated and the 615 in `ground_truth_metadata_615.json` used by the benchmark — state the reason for the 11-clip difference explicitly.]`</w:t>
+        <w:t xml:space="preserve">`[TO FILL: total corpus duration in hours; mean and SD of clips per programme.]`</w:t>
       </w:r>
     </w:p>
     <w:p>
@@ -3205,13 +3205,13 @@
         <w:pStyle w:val="BodyText"/>
       </w:pPr>
       <w:r>
-        <w:t xml:space="preserve">Seven models were run zero-shot over 615 clips under a protocol held constant across models: 4 uniformly sampled frames, identical prompt, greedy decoding, the same 34-label vocabulary, producing </w:t>
+        <w:t xml:space="preserve">Seven models were run zero-shot over all 626 clips under a protocol held constant across models: 4 uniformly sampled frames, identical prompt, greedy decoding, the same 34-label vocabulary, producing </w:t>
       </w:r>
       <w:r>
         <w:rPr>
           <w:b/>
         </w:rPr>
-        <w:t xml:space="preserve">21,140 (model, clip, field) scores</w:t>
+        <w:t xml:space="preserve">21,489 (model, clip, field) scores</w:t>
       </w:r>
       <w:r>
         <w:t xml:space="preserve">. Thinking variants received a larger token budget (1400 vs 700) to accommodate their reasoning trace, and both 8B models ran int4-quantised.</w:t>
@@ -3242,7 +3242,7 @@
         <w:t xml:space="preserve">N</w:t>
       </w:r>
       <w:r>
-        <w:t xml:space="preserve"> = 615)</w:t>
+        <w:t xml:space="preserve"> = 626)</w:t>
       </w:r>
     </w:p>
     <w:tbl>
@@ -3388,7 +3388,7 @@
               <w:pStyle w:val="tablecopy"/>
             </w:pPr>
             <w:r>
-              <w:t xml:space="preserve">0.377</w:t>
+              <w:t xml:space="preserve">0.383</w:t>
             </w:r>
           </w:p>
         </w:tc>
@@ -3402,7 +3402,7 @@
               <w:pStyle w:val="tablecopy"/>
             </w:pPr>
             <w:r>
-              <w:t xml:space="preserve">0.038</w:t>
+              <w:t xml:space="preserve">0.039</w:t>
             </w:r>
           </w:p>
         </w:tc>
@@ -3416,7 +3416,7 @@
               <w:pStyle w:val="tablecopy"/>
             </w:pPr>
             <w:r>
-              <w:t xml:space="preserve">0.864</w:t>
+              <w:t xml:space="preserve">0.871</w:t>
             </w:r>
           </w:p>
         </w:tc>
@@ -3430,7 +3430,7 @@
               <w:pStyle w:val="tablecopy"/>
             </w:pPr>
             <w:r>
-              <w:t xml:space="preserve">0.225</w:t>
+              <w:t xml:space="preserve">0.233</w:t>
             </w:r>
           </w:p>
         </w:tc>
@@ -3444,6 +3444,9 @@
               <w:pStyle w:val="tablecopy"/>
             </w:pPr>
             <w:r>
+              <w:rPr>
+                <w:b/>
+              </w:rPr>
               <w:t xml:space="preserve">0.034</w:t>
             </w:r>
           </w:p>
@@ -3478,7 +3481,7 @@
               <w:pStyle w:val="tablecopy"/>
             </w:pPr>
             <w:r>
-              <w:t xml:space="preserve">0.382</w:t>
+              <w:t xml:space="preserve">0.384</w:t>
             </w:r>
           </w:p>
         </w:tc>
@@ -3506,7 +3509,7 @@
               <w:pStyle w:val="tablecopy"/>
             </w:pPr>
             <w:r>
-              <w:t xml:space="preserve">0.876</w:t>
+              <w:t xml:space="preserve">0.874</w:t>
             </w:r>
           </w:p>
         </w:tc>
@@ -3520,7 +3523,7 @@
               <w:pStyle w:val="tablecopy"/>
             </w:pPr>
             <w:r>
-              <w:t xml:space="preserve">0.321</w:t>
+              <w:t xml:space="preserve">0.323</w:t>
             </w:r>
           </w:p>
         </w:tc>
@@ -3568,7 +3571,7 @@
               <w:pStyle w:val="tablecopy"/>
             </w:pPr>
             <w:r>
-              <w:t xml:space="preserve">0.448</w:t>
+              <w:t xml:space="preserve">0.456</w:t>
             </w:r>
           </w:p>
         </w:tc>
@@ -3596,7 +3599,7 @@
               <w:pStyle w:val="tablecopy"/>
             </w:pPr>
             <w:r>
-              <w:t xml:space="preserve">0.875</w:t>
+              <w:t xml:space="preserve">0.880</w:t>
             </w:r>
           </w:p>
         </w:tc>
@@ -3610,7 +3613,7 @@
               <w:pStyle w:val="tablecopy"/>
             </w:pPr>
             <w:r>
-              <w:t xml:space="preserve">0.239</w:t>
+              <w:t xml:space="preserve">0.241</w:t>
             </w:r>
           </w:p>
         </w:tc>
@@ -3658,7 +3661,7 @@
               <w:pStyle w:val="tablecopy"/>
             </w:pPr>
             <w:r>
-              <w:t xml:space="preserve">0.386</w:t>
+              <w:t xml:space="preserve">0.389</w:t>
             </w:r>
           </w:p>
         </w:tc>
@@ -3689,7 +3692,7 @@
               <w:pStyle w:val="tablecopy"/>
             </w:pPr>
             <w:r>
-              <w:t xml:space="preserve">0.867</w:t>
+              <w:t xml:space="preserve">0.873</w:t>
             </w:r>
           </w:p>
         </w:tc>
@@ -3703,7 +3706,7 @@
               <w:pStyle w:val="tablecopy"/>
             </w:pPr>
             <w:r>
-              <w:t xml:space="preserve">0.307</w:t>
+              <w:t xml:space="preserve">0.315</w:t>
             </w:r>
           </w:p>
         </w:tc>
@@ -3717,7 +3720,7 @@
               <w:pStyle w:val="tablecopy"/>
             </w:pPr>
             <w:r>
-              <w:t xml:space="preserve">0.018</w:t>
+              <w:t xml:space="preserve">0.019</w:t>
             </w:r>
           </w:p>
         </w:tc>
@@ -3751,7 +3754,7 @@
               <w:pStyle w:val="tablecopy"/>
             </w:pPr>
             <w:r>
-              <w:t xml:space="preserve">0.433</w:t>
+              <w:t xml:space="preserve">0.431</w:t>
             </w:r>
           </w:p>
         </w:tc>
@@ -3779,7 +3782,7 @@
               <w:pStyle w:val="tablecopy"/>
             </w:pPr>
             <w:r>
-              <w:t xml:space="preserve">0.869</w:t>
+              <w:t xml:space="preserve">0.876</w:t>
             </w:r>
           </w:p>
         </w:tc>
@@ -3793,7 +3796,7 @@
               <w:pStyle w:val="tablecopy"/>
             </w:pPr>
             <w:r>
-              <w:t xml:space="preserve">0.227</w:t>
+              <w:t xml:space="preserve">0.232</w:t>
             </w:r>
           </w:p>
         </w:tc>
@@ -3847,7 +3850,7 @@
               <w:rPr>
                 <w:b/>
               </w:rPr>
-              <w:t xml:space="preserve">0.566</w:t>
+              <w:t xml:space="preserve">0.544</w:t>
             </w:r>
           </w:p>
         </w:tc>
@@ -3861,7 +3864,7 @@
               <w:pStyle w:val="tablecopy"/>
             </w:pPr>
             <w:r>
-              <w:t xml:space="preserve">0.030</w:t>
+              <w:t xml:space="preserve">0.031</w:t>
             </w:r>
           </w:p>
         </w:tc>
@@ -3878,7 +3881,7 @@
               <w:rPr>
                 <w:b/>
               </w:rPr>
-              <w:t xml:space="preserve">0.895</w:t>
+              <w:t xml:space="preserve">0.890</w:t>
             </w:r>
           </w:p>
         </w:tc>
@@ -3895,7 +3898,7 @@
               <w:rPr>
                 <w:b/>
               </w:rPr>
-              <w:t xml:space="preserve">0.404</w:t>
+              <w:t xml:space="preserve">0.417</w:t>
             </w:r>
           </w:p>
         </w:tc>
@@ -3943,7 +3946,7 @@
               <w:pStyle w:val="tablecopy"/>
             </w:pPr>
             <w:r>
-              <w:t xml:space="preserve">0.410</w:t>
+              <w:t xml:space="preserve">0.416</w:t>
             </w:r>
           </w:p>
         </w:tc>
@@ -3957,7 +3960,7 @@
               <w:pStyle w:val="tablecopy"/>
             </w:pPr>
             <w:r>
-              <w:t xml:space="preserve">0.026</w:t>
+              <w:t xml:space="preserve">0.027</w:t>
             </w:r>
           </w:p>
         </w:tc>
@@ -3971,7 +3974,7 @@
               <w:pStyle w:val="tablecopy"/>
             </w:pPr>
             <w:r>
-              <w:t xml:space="preserve">0.878</w:t>
+              <w:t xml:space="preserve">0.883</w:t>
             </w:r>
           </w:p>
         </w:tc>
@@ -3985,7 +3988,7 @@
               <w:pStyle w:val="tablecopy"/>
             </w:pPr>
             <w:r>
-              <w:t xml:space="preserve">0.354</w:t>
+              <w:t xml:space="preserve">0.366</w:t>
             </w:r>
           </w:p>
         </w:tc>
@@ -4021,7 +4024,7 @@
         <w:pStyle w:val="BodyText"/>
       </w:pPr>
       <w:r>
-        <w:t xml:space="preserve">† int4-quantised; not on equal footing with the bf16/fp16 models. Coverage is 615/615 clips for every model on every field except people count (560/615, where the reference count could not be parsed).</w:t>
+        <w:t xml:space="preserve">† int4-quantised; not on equal footing with the bf16/fp16 models. Coverage is 626/626 clips on the free-text and tag fields for five of seven models (Qwen3-VL-2B-Instruct 625, -2B-Thinking 624, where output could not be parsed as JSON) and 566–568/626 on people count, where the reference count could not be parsed.</w:t>
       </w:r>
     </w:p>
     <w:p>
@@ -4035,7 +4038,7 @@
         <w:t xml:space="preserve">Scale does not predict agreement.</w:t>
       </w:r>
       <w:r>
-        <w:t xml:space="preserve"> The smallest model in the study, InternVL3-2B, leads three of five fields — on-screen text (0.566, 26% above the best Qwen at 0.448), visual tags (0.895) and people count (0.404, 26% above the best Qwen at 0.321) — and beats InternVL3-8B, its own larger sibling, on all three. The 8B Qwen does not lead any field. Quantisation confounds the two 8B results and they should not be used to argue that scale </w:t>
+        <w:t xml:space="preserve"> The smallest model in the study, InternVL3-2B, leads three of five fields — on-screen text (0.544, 19% above the best Qwen at 0.456), visual tags (0.890) and people count (0.417, 29% above the best Qwen at 0.323) — and beats InternVL3-8B, its own larger sibling, on all three. The 8B Qwen does not lead any field. Quantisation confounds the two 8B results and they should not be used to argue that scale </w:t>
       </w:r>
       <w:r>
         <w:rPr>
@@ -4064,7 +4067,7 @@
         <w:t xml:space="preserve">Thinking variants do not dominate their Instruct siblings.</w:t>
       </w:r>
       <w:r>
-        <w:t xml:space="preserve"> At 2B, Thinking is ahead on tags (0.876 vs 0.864) and markedly ahead on people count (0.321 vs 0.225); at 4B it is behind on on-screen text (0.386 vs 0.448) and tags (0.867 vs 0.875) and ahead on people count (0.307 vs 0.239). Deliberation helps the field requiring enumeration and does not help the perceptual fields. A further asymmetry must be disclosed: Thinking models alone receive a forced-conclusion retry when the first pass exhausts its budget without emitting JSON. This recovers data rather than altering answers, but it is not an identical protocol.</w:t>
+        <w:t xml:space="preserve"> At 2B, Thinking is level on on-screen text (0.384 vs 0.383) and tags (0.874 vs 0.871) but markedly ahead on people count (0.323 vs 0.233); at 4B it is behind on on-screen text (0.389 vs 0.456) and tags (0.873 vs 0.880) and ahead on people count (0.315 vs 0.241). Deliberation helps the field requiring enumeration and does not help the perceptual fields. A further asymmetry must be disclosed: Thinking models alone receive a forced-conclusion retry when the first pass exhausts its budget without emitting JSON. This recovers data rather than altering answers, but it is not an identical protocol, and it is the two Thinking-family models that nonetheless lost clips to parse failure.</w:t>
       </w:r>
     </w:p>
     <w:p>
@@ -4078,16 +4081,99 @@
         <w:t xml:space="preserve">Transcript is at or near zero for every model (0.034 to 0.000), as predicted.</w:t>
       </w:r>
       <w:r>
-        <w:t xml:space="preserve"> None of these models accepts audio, so the field measures how much speech content is recoverable from vision alone. The answer is: essentially none. Qwen3-VL-4B-Instruct returned an </w:t>
-      </w:r>
+        <w:t xml:space="preserve"> None of these models accepts audio, so the field measures how much speech content is recoverable from vision alone. The answer is: essentially none. Three models — InternVL3-2B, Qwen3-VL-4B-Instruct and Qwen3-VL-8B-Instruct — score exactly 0.000, returning an empty string rather than inventing dialogue; the qualitative spot-checks confirm this is abstention, not failure to respond. A recall metric cannot distinguish an honest abstention from a wrong answer, so both score 0.0. This is a disclosed design decision and a quantified finding: speech is the one field in this pipeline that a vision-only model cannot replace.</w:t>
+      </w:r>
+    </w:p>
+    <w:p>
+      <w:pPr>
+        <w:pStyle w:val="BodyText"/>
+      </w:pPr>
       <w:r>
         <w:rPr>
           <w:b/>
         </w:rPr>
-        <w:t xml:space="preserve">empty transcript on 613 of 615 clips</w:t>
-      </w:r>
-      <w:r>
-        <w:t xml:space="preserve">, scored non-zero on 1, and peaked at 0.088 — the model correctly declining to invent dialogue, penalised at 0.0 for doing so by a recall metric that cannot distinguish honest abstention from failure. This is a disclosed design decision and a quantified finding: speech is the one field in this pipeline that a vision-only model cannot replace, and the 0.000 entries are evidence of the modality gap rather than of model failure.</w:t>
+        <w:t xml:space="preserve">Keywords are near zero (0.027–0.040) for a different and less interesting reason.</w:t>
+      </w:r>
+      <w:r>
+        <w:t xml:space="preserve"> The comparison is not like-for-like: reference keywords are extracted from the </w:t>
+      </w:r>
+      <w:r>
+        <w:rPr>
+          <w:i/>
+        </w:rPr>
+        <w:t xml:space="preserve">transcript</w:t>
+      </w:r>
+      <w:r>
+        <w:t xml:space="preserve">, while each model's keywords come from </w:t>
+      </w:r>
+      <w:r>
+        <w:rPr>
+          <w:i/>
+        </w:rPr>
+        <w:t xml:space="preserve">frames</w:t>
+      </w:r>
+      <w:r>
+        <w:t xml:space="preserve">. The spot-checks make the mismatch concrete — against a reference of </w:t>
+      </w:r>
+      <w:r>
+        <w:rPr>
+          <w:rFonts w:ascii="Consolas" w:hAnsi="Consolas"/>
+          <w:sz w:val="16"/>
+        </w:rPr>
+        <w:t xml:space="preserve">medication</w:t>
+      </w:r>
+      <w:r>
+        <w:t xml:space="preserve">, </w:t>
+      </w:r>
+      <w:r>
+        <w:rPr>
+          <w:rFonts w:ascii="Consolas" w:hAnsi="Consolas"/>
+          <w:sz w:val="16"/>
+        </w:rPr>
+        <w:t xml:space="preserve">population</w:t>
+      </w:r>
+      <w:r>
+        <w:t xml:space="preserve">, </w:t>
+      </w:r>
+      <w:r>
+        <w:rPr>
+          <w:rFonts w:ascii="Consolas" w:hAnsi="Consolas"/>
+          <w:sz w:val="16"/>
+        </w:rPr>
+        <w:t xml:space="preserve">Northern Ireland</w:t>
+      </w:r>
+      <w:r>
+        <w:t xml:space="preserve"> the models returned </w:t>
+      </w:r>
+      <w:r>
+        <w:rPr>
+          <w:rFonts w:ascii="Consolas" w:hAnsi="Consolas"/>
+          <w:sz w:val="16"/>
+        </w:rPr>
+        <w:t xml:space="preserve">interview</w:t>
+      </w:r>
+      <w:r>
+        <w:t xml:space="preserve">, </w:t>
+      </w:r>
+      <w:r>
+        <w:rPr>
+          <w:rFonts w:ascii="Consolas" w:hAnsi="Consolas"/>
+          <w:sz w:val="16"/>
+        </w:rPr>
+        <w:t xml:space="preserve">talk show format</w:t>
+      </w:r>
+      <w:r>
+        <w:t xml:space="preserve">, </w:t>
+      </w:r>
+      <w:r>
+        <w:rPr>
+          <w:rFonts w:ascii="Consolas" w:hAnsi="Consolas"/>
+          <w:sz w:val="16"/>
+        </w:rPr>
+        <w:t xml:space="preserve">studio set</w:t>
+      </w:r>
+      <w:r>
+        <w:t xml:space="preserve">. Both describe the clip correctly; they describe different modalities of it. This column measures the same modality gap as the transcript column, indirectly, and should not be read as a keyword-extraction result.</w:t>
       </w:r>
     </w:p>
     <w:p>
@@ -4098,28 +4184,58 @@
         <w:rPr>
           <w:b/>
         </w:rPr>
-        <w:t xml:space="preserve">Keywords are near zero (0.026–0.040) for a different and less interesting reason.</w:t>
-      </w:r>
-      <w:r>
-        <w:t xml:space="preserve"> The comparison is not like-for-like: reference keywords are extracted from the </w:t>
+        <w:t xml:space="preserve">The benchmark also exposes a false-negative cost in the pipeline's OCR veto.</w:t>
+      </w:r>
+      <w:r>
+        <w:t xml:space="preserve"> On a clip whose reference on-screen text was empty, all seven models independently read the station ident </w:t>
       </w:r>
       <w:r>
         <w:rPr>
           <w:i/>
         </w:rPr>
-        <w:t xml:space="preserve">transcript</w:t>
-      </w:r>
-      <w:r>
-        <w:t xml:space="preserve">, while each model's keywords come from </w:t>
+        <w:t xml:space="preserve">NVTV / BELFAST LOCAL TELEVISION</w:t>
+      </w:r>
+      <w:r>
+        <w:t xml:space="preserve">, with only single-character disagreements (</w:t>
+      </w:r>
+      <w:r>
+        <w:rPr>
+          <w:rFonts w:ascii="Consolas" w:hAnsi="Consolas"/>
+          <w:sz w:val="16"/>
+        </w:rPr>
+        <w:t xml:space="preserve">NVTW</w:t>
+      </w:r>
+      <w:r>
+        <w:t xml:space="preserve">, </w:t>
+      </w:r>
+      <w:r>
+        <w:rPr>
+          <w:rFonts w:ascii="Consolas" w:hAnsi="Consolas"/>
+          <w:sz w:val="16"/>
+        </w:rPr>
+        <w:t xml:space="preserve">NVTY</w:t>
+      </w:r>
+      <w:r>
+        <w:t xml:space="preserve">). The text was present; the strict dual-engine rule of III-D rejected it. On a second clip the reference held the fragment </w:t>
+      </w:r>
+      <w:r>
+        <w:rPr>
+          <w:rFonts w:ascii="Consolas" w:hAnsi="Consolas"/>
+          <w:sz w:val="16"/>
+        </w:rPr>
+        <w:t xml:space="preserve">TIVAL</w:t>
+      </w:r>
+      <w:r>
+        <w:t xml:space="preserve"> while the models returned the full theatre poster — title, author, director, dates, box-office number. In both cases ROUGE-L recall scores the models </w:t>
       </w:r>
       <w:r>
         <w:rPr>
           <w:i/>
         </w:rPr>
-        <w:t xml:space="preserve">frames</w:t>
-      </w:r>
-      <w:r>
-        <w:t xml:space="preserve">. This column measures the same modality gap as the transcript column, indirectly, and should not be read as a keyword-extraction result.</w:t>
+        <w:t xml:space="preserve">against</w:t>
+      </w:r>
+      <w:r>
+        <w:t xml:space="preserve"> a reference that is less complete than they are. The veto buys precision on this field, Table V confirms it is never overridden, and these examples put a visible price on it. Absent a human reference the trade cannot be quantified, only demonstrated — which is itself an argument for collecting one.</w:t>
       </w:r>
     </w:p>
     <w:p>
@@ -4717,7 +4833,7 @@
               <w:pStyle w:val="tablecopy"/>
             </w:pPr>
             <w:r>
-              <w:t xml:space="preserve">0.034 to 0.000; 613/615 empty for 4B-Instruct</w:t>
+              <w:t xml:space="preserve">0.034 to 0.000; three models exactly 0.000</w:t>
             </w:r>
           </w:p>
         </w:tc>
@@ -4800,7 +4916,15 @@
         <w:pStyle w:val="BodyText"/>
       </w:pPr>
       <w:r>
-        <w:t xml:space="preserve">The benchmark's near-zero transcript column is the cleanest result in the paper because it is the one where the ground truth is not in doubt. Whisper hears speech; a vision-language model looking at four frames cannot. Quantifying that at 613 empty predictions out of 615 puts a number on why this pipeline is multi-component rather than a single prompt to a large multimodal model — which is, in 2026, the obvious alternative design and the one a reviewer will ask about.</w:t>
+        <w:t xml:space="preserve">The benchmark's near-zero transcript column is the cleanest result in the paper because it is the one where the ground truth is not in doubt. Whisper hears speech; a vision-language model looking at four frames cannot, and three of the seven abstain outright rather than guess. That is why this pipeline is multi-component rather than a single prompt to a large multimodal model — which is, in 2026, the obvious alternative design and the one a reviewer will ask about.</w:t>
+      </w:r>
+    </w:p>
+    <w:p>
+      <w:pPr>
+        <w:pStyle w:val="BodyText"/>
+      </w:pPr>
+      <w:r>
+        <w:t xml:space="preserve">The benchmark's least comfortable result runs the other way. Where the models and the pipeline disagree on on-screen text, the spot-checks show the models are sometimes right and the reference wrong — a station ident every model read and the veto discarded. The agreement score cannot see this, because it measures corroboration among the pipeline's own sources and the veto removes the candidate before any scoring happens. A conservative rule is still the right default for a field where hallucination is unrecoverable, but its cost is real and, on this evidence, not small.</w:t>
       </w:r>
     </w:p>
     <w:p>
@@ -5074,7 +5198,7 @@
         <w:pStyle w:val="BodyText"/>
       </w:pPr>
       <w:r>
-        <w:t xml:space="preserve">This work delivers a reliability-aware metadata pipeline for an archival community-television corpus: 47 programmes segmented into 626 clips with zero failures, five fields per clip generated by heterogeneous pretrained families, and every published value carrying an evidence status, its supporting models and a self-similarity-free agreement score. Four experiments characterise it, and the useful findings are mostly the ones that contradicted expectation — coverage and stability trade against each other under scene-aware sampling (23.0 vs 14.5 OCR items, stability 0.53); robustness is field-specific to a 13-fold degree (0.96 tags vs 0.07 OCR under blur); a third annotator rewrites 49.0% of visual-tag sets while agreeing with the local consensus only 42% of the time, and is vetoed on 100% of OCR decisions by design; and across seven open-weight vision-language models and 21,140 scores, a 2B model leads three of five fields while every model scores at or near zero on transcript, with 613 of 615 predictions empty for one of them.</w:t>
+        <w:t xml:space="preserve">This work delivers a reliability-aware metadata pipeline for an archival community-television corpus: 47 programmes segmented into 626 clips with zero failures, five fields per clip generated by heterogeneous pretrained families, and every published value carrying an evidence status, its supporting models and a self-similarity-free agreement score. Four experiments characterise it, and the useful findings are mostly the ones that contradicted expectation — coverage and stability trade against each other under scene-aware sampling (23.0 vs 14.5 OCR items, stability 0.53); robustness is field-specific to a 13-fold degree (0.96 tags vs 0.07 OCR under blur); a third annotator rewrites 49.0% of visual-tag sets while agreeing with the local consensus only 42% of the time, and is vetoed on 100% of OCR decisions by design; and across seven open-weight vision-language models and 21,489 scores, a 2B model leads three of five fields while every model scores at or near zero on transcript, three of them abstaining outright.</w:t>
       </w:r>
     </w:p>
     <w:p>

--- a/docs/paper/conference_paper.docx
+++ b/docs/paper/conference_paper.docx
@@ -320,10 +320,24 @@
         <w:rPr>
           <w:b/>
         </w:rPr>
-        <w:t xml:space="preserve">No retrieval evaluation.</w:t>
-      </w:r>
-      <w:r>
-        <w:t xml:space="preserve"> A read-only browser over the generated metadata is delivered, but no retrieval effectiveness measure (precision@k, nDCG, user study) is reported.</w:t>
+        <w:t xml:space="preserve">No temporal localisation within a clip.</w:t>
+      </w:r>
+      <w:r>
+        <w:t xml:space="preserve"> Every field is published at clip granularity. The record states that a caption, a speaker or an activity is present in a given 30 seconds, never where inside it. On-screen text is probed densely across frames, but the persistence rule collapses the result to one clip-level list and the frame offsets are discarded.</w:t>
+      </w:r>
+    </w:p>
+    <w:p>
+      <w:pPr>
+        <w:pStyle w:val="bulletlist"/>
+      </w:pPr>
+      <w:r>
+        <w:rPr>
+          <w:b/>
+        </w:rPr>
+        <w:t xml:space="preserve">No speaker attribution.</w:t>
+      </w:r>
+      <w:r>
+        <w:t xml:space="preserve"> Whisper produces one undifferentiated transcript per clip. No diarisation, speaker counting or voice identification is attempted, so on the panel discussions and interviews that make up much of this corpus the record cannot say who said what.</w:t>
       </w:r>
     </w:p>
     <w:p>
@@ -5179,10 +5193,10 @@
         <w:rPr>
           <w:b/>
         </w:rPr>
-        <w:t xml:space="preserve">No retrieval evaluation.</w:t>
-      </w:r>
-      <w:r>
-        <w:t xml:space="preserve"> The browser is delivered but its effectiveness is unmeasured.</w:t>
+        <w:t xml:space="preserve">Corroboration is blind to upstream error.</w:t>
+      </w:r>
+      <w:r>
+        <w:t xml:space="preserve"> Keywords are extracted from the transcript, so an ASR failure propagates into them with every keyword source agreeing, because all three read the same faulty text. Section IV-G documents a clip where Whisper mis-identified the language on accented English and the resulting spurious tokens entered the published keyword field at full agreement. Any field derived from another field inherits its errors and reports them as corroborated; the design has no mechanism to detect this.</w:t>
       </w:r>
     </w:p>
     <w:p>
@@ -5212,7 +5226,7 @@
         <w:t xml:space="preserve">Future work.</w:t>
       </w:r>
       <w:r>
-        <w:t xml:space="preserve"> (i) Collect a small human-annotated reference — a few hundred clips is enough — which converts every agreement number here into a validity measurement and settles the RQ4 tag question. (ii) Replace equal family weights with measured per-source reliability, for which the provenance machinery is already in place. (iii) Add an audio-capable multimodal model to the benchmark, so the transcript column tests a model that was given the information the task requires. (iv) Scale the ablations past 8 and 5 clips. (v) Evaluate retrieval directly, with queries and relevance judgements over the delivered browser. (vi) Test shot-boundary clip segmentation against the fixed 30-second grid.</w:t>
+        <w:t xml:space="preserve"> (i) Collect a small human-annotated reference — a few hundred clips is enough — which converts every agreement number here into a validity measurement and settles the RQ4 tag question. (ii) Replace equal family weights with measured per-source reliability, for which the provenance machinery is already in place. (iii) Add an audio-capable multimodal model to the benchmark, so the transcript column tests a model that was given the information the task requires. (iv) Scale the ablations past 8 and 5 clips. (v) Gate the ASR stage on Whisper's own language-identification output, so that a mis-identified clip is flagged rather than propagated into the transcript-derived keyword field. (vi) Test shot-boundary clip segmentation against the fixed 30-second grid. (vii) Add diarisation, which would let the transcript field carry speaker turns and would give the people-count field a second, audio-side source to be corroborated against.</w:t>
       </w:r>
     </w:p>
     <w:p>
@@ -5578,7 +5592,7 @@
           <w:highlight w:val="yellow"/>
           <w:b/>
         </w:rPr>
-        <w:t xml:space="preserve">`[TO FILL: add 5–10 archival/cultural-heritage AV description references to Section II-A, and a video-retrieval reference for the future-work claim in Section VI.]`</w:t>
+        <w:t xml:space="preserve">`[TO FILL: add 5–10 archival/cultural-heritage AV description references to Section II-A.]`</w:t>
       </w:r>
     </w:p>
     <w:sectPr>

--- a/docs/paper/conference_paper.docx
+++ b/docs/paper/conference_paper.docx
@@ -323,7 +323,7 @@
         <w:t xml:space="preserve">No temporal localisation within a clip.</w:t>
       </w:r>
       <w:r>
-        <w:t xml:space="preserve"> Every field is published at clip granularity. The record states that a caption, a speaker or an activity is present in a given 30 seconds, never where inside it. On-screen text is probed densely across frames, but the persistence rule collapses the result to one clip-level list and the frame offsets are discarded.</w:t>
+        <w:t xml:space="preserve"> Every field is published at clip granularity: the record states that a caption, a speaker or an activity is present in a given 30 seconds, never where inside it. The underlying timing is computed and retained in the prediction records — Whisper segments carry start and end times, and each accepted on-screen-text string carries the frame indices it was detected in — but the published five-field record does not expose it.</w:t>
       </w:r>
     </w:p>
     <w:p>
@@ -5226,7 +5226,7 @@
         <w:t xml:space="preserve">Future work.</w:t>
       </w:r>
       <w:r>
-        <w:t xml:space="preserve"> (i) Collect a small human-annotated reference — a few hundred clips is enough — which converts every agreement number here into a validity measurement and settles the RQ4 tag question. (ii) Replace equal family weights with measured per-source reliability, for which the provenance machinery is already in place. (iii) Add an audio-capable multimodal model to the benchmark, so the transcript column tests a model that was given the information the task requires. (iv) Scale the ablations past 8 and 5 clips. (v) Gate the ASR stage on Whisper's own language-identification output, so that a mis-identified clip is flagged rather than propagated into the transcript-derived keyword field. (vi) Test shot-boundary clip segmentation against the fixed 30-second grid. (vii) Add diarisation, which would let the transcript field carry speaker turns and would give the people-count field a second, audio-side source to be corroborated against.</w:t>
+        <w:t xml:space="preserve"> (i) Collect a small human-annotated reference — a few hundred clips is enough — which converts every agreement number here into a validity measurement and settles the RQ4 tag question. (ii) Replace equal family weights with measured per-source reliability, for which the provenance machinery is already in place. (iii) Add an audio-capable multimodal model to the benchmark, so the transcript column tests a model that was given the information the task requires. (iv) Scale the ablations past 8 and 5 clips. (v) Gate the ASR stage on Whisper's own language-identification output, so that a mis-identified clip is flagged rather than propagated into the transcript-derived keyword field. (vi) Test shot-boundary clip segmentation against the fixed 30-second grid. (vii) Surface the sub-clip timing the pipeline already records — Whisper segment boundaries and per-string OCR frame indices — in the published record, which needs an export change rather than new inference and would let a user land on the second rather than the half-minute. (viii) Add diarisation, which would let the transcript field carry speaker turns and would give people count a second, audio-side source to corroborate against its four visual ones.</w:t>
       </w:r>
     </w:p>
     <w:p>

--- a/docs/paper/conference_paper.docx
+++ b/docs/paper/conference_paper.docx
@@ -585,7 +585,7 @@
         <w:pStyle w:val="BodyText"/>
       </w:pPr>
       <w:r>
-        <w:t xml:space="preserve">Sources — not clips — are split, 9 to calibration and 38 to evaluation, so no programme contributes clips to both sides. The calibration split is the only material inspected while choosing sampling policy and thresholds.</w:t>
+        <w:t xml:space="preserve">Sources — not clips — are split, 9 programmes (123 clips) to calibration and 38 (503 clips) to evaluation, so no programme contributes clips to both sides. The split is a seeded permutation of the sorted source identifiers at a configured calibration fraction of 0.20, and is therefore deterministic across runs. The calibration split is the only material inspected while choosing sampling policy and thresholds.</w:t>
       </w:r>
     </w:p>
     <w:p>
@@ -801,7 +801,7 @@
               <w:pStyle w:val="tablecopy"/>
             </w:pPr>
             <w:r>
-              <w:t xml:space="preserve">Calibration / evaluation sources</w:t>
+              <w:t xml:space="preserve">Calibration / evaluation programmes</w:t>
             </w:r>
           </w:p>
         </w:tc>
@@ -835,7 +835,7 @@
               <w:pStyle w:val="tablecopy"/>
             </w:pPr>
             <w:r>
-              <w:t xml:space="preserve">Clips scored in the VLM benchmark</w:t>
+              <w:t xml:space="preserve">Calibration / evaluation clips</w:t>
             </w:r>
           </w:p>
         </w:tc>
@@ -849,7 +849,7 @@
               <w:pStyle w:val="tablecopy"/>
             </w:pPr>
             <w:r>
-              <w:t xml:space="preserve">626</w:t>
+              <w:t xml:space="preserve">123 / 503 (19.6% / 80.4%)</w:t>
             </w:r>
           </w:p>
         </w:tc>
@@ -869,7 +869,7 @@
               <w:pStyle w:val="tablecopy"/>
             </w:pPr>
             <w:r>
-              <w:t xml:space="preserve">Clips per programme (range)</w:t>
+              <w:t xml:space="preserve">Clips scored in the VLM benchmark</w:t>
             </w:r>
           </w:p>
         </w:tc>
@@ -883,7 +883,75 @@
               <w:pStyle w:val="tablecopy"/>
             </w:pPr>
             <w:r>
-              <w:t xml:space="preserve">10 – 22</w:t>
+              <w:t xml:space="preserve">626</w:t>
+            </w:r>
+          </w:p>
+        </w:tc>
+      </w:tr>
+      <w:tr>
+        <w:trPr>
+          <w:cantSplit/>
+          <w:jc w:val="center"/>
+        </w:trPr>
+        <w:tc>
+          <w:tcPr>
+            <w:tcW w:w="2340" w:type="dxa"/>
+            <w:vAlign w:val="center"/>
+          </w:tcPr>
+          <w:p>
+            <w:pPr>
+              <w:pStyle w:val="tablecopy"/>
+            </w:pPr>
+            <w:r>
+              <w:t xml:space="preserve">Clips per programme</w:t>
+            </w:r>
+          </w:p>
+        </w:tc>
+        <w:tc>
+          <w:tcPr>
+            <w:tcW w:w="2340" w:type="dxa"/>
+            <w:vAlign w:val="center"/>
+          </w:tcPr>
+          <w:p>
+            <w:pPr>
+              <w:pStyle w:val="tablecopy"/>
+            </w:pPr>
+            <w:r>
+              <w:t xml:space="preserve">8 – 22 (mean 13.3, median 12, SD 3.1)</w:t>
+            </w:r>
+          </w:p>
+        </w:tc>
+      </w:tr>
+      <w:tr>
+        <w:trPr>
+          <w:cantSplit/>
+          <w:jc w:val="center"/>
+        </w:trPr>
+        <w:tc>
+          <w:tcPr>
+            <w:tcW w:w="2340" w:type="dxa"/>
+            <w:vAlign w:val="center"/>
+          </w:tcPr>
+          <w:p>
+            <w:pPr>
+              <w:pStyle w:val="tablecopy"/>
+            </w:pPr>
+            <w:r>
+              <w:t xml:space="preserve">Total clip duration</w:t>
+            </w:r>
+          </w:p>
+        </w:tc>
+        <w:tc>
+          <w:tcPr>
+            <w:tcW w:w="2340" w:type="dxa"/>
+            <w:vAlign w:val="center"/>
+          </w:tcPr>
+          <w:p>
+            <w:pPr>
+              <w:pStyle w:val="tablecopy"/>
+            </w:pPr>
+            <w:r>
+              <w:t xml:space="preserve">≈ 5.2 h (upper bound)</w:t>
             </w:r>
           </w:p>
         </w:tc>
@@ -899,7 +967,7 @@
           <w:highlight w:val="yellow"/>
           <w:b/>
         </w:rPr>
-        <w:t xml:space="preserve">`[TO FILL: total corpus duration in hours; mean and SD of clips per programme.]`</w:t>
+        <w:t xml:space="preserve">`[TO FILL: exact corpus duration. 626 × 30 s = 5.22 h is an upper bound, because the final fragment of each of the 47 programmes may be shorter than 30 s (a 2.0 s floor is retained), so the true figure lies between 4.85 h and 5.22 h. Sum the ffprobe durations of the source files for the exact value.]`</w:t>
       </w:r>
     </w:p>
     <w:p>

--- a/docs/paper/conference_paper.docx
+++ b/docs/paper/conference_paper.docx
@@ -2292,25 +2292,60 @@
         <w:pStyle w:val="BodyText"/>
       </w:pPr>
       <w:r>
-        <w:t xml:space="preserve">Scene-aware sampling recovers </w:t>
+        <w:t xml:space="preserve">Set-F1 columns are symmetric set overlap against the centre-frame baseline; people-count stability is exp(−|Δ|), so 1.0 is an identical count and 0.368 is a disagreement of one. The centre-frame row is 1.0 throughout by construction.</w:t>
+      </w:r>
+    </w:p>
+    <w:p>
+      <w:pPr>
+        <w:pStyle w:val="BodyText"/>
+      </w:pPr>
+      <w:r>
+        <w:t xml:space="preserve">The OCR counts are </w:t>
       </w:r>
       <w:r>
         <w:rPr>
           <w:b/>
         </w:rPr>
-        <w:t xml:space="preserve">23.0 OCR items per clip against 14.5 for the centre frame</w:t>
-      </w:r>
-      <w:r>
-        <w:t xml:space="preserve">, a 59% increase, and agrees with the centre baseline more closely than fixed three-frame sampling on both OCR (0.3115 vs 0.3027) and tags (0.675 vs 0.650) while using more frames. Two findings cut against a simple "more frames is better" reading. First, fixed three-frame sampling is </w:t>
+        <w:t xml:space="preserve">not like-for-like, and the reason is the finding.</w:t>
+      </w:r>
+      <w:r>
+        <w:t xml:space="preserve"> </w:t>
+      </w:r>
+      <w:r>
+        <w:rPr>
+          <w:rFonts w:ascii="Consolas" w:hAnsi="Consolas"/>
+          <w:sz w:val="16"/>
+        </w:rPr>
+        <w:t xml:space="preserve">aggregate_temporal_ocr</w:t>
+      </w:r>
+      <w:r>
+        <w:t xml:space="preserve"> sets its persistence threshold from the number of frames it is given: one frame requires one occurrence, so the centre-frame policy publishes every raw OCR line unfiltered, which is what produces 14.5. Fixed three-frame sampling requires two occurrences out of three widely spaced frames, which almost nothing survives — 3.0 items. The scene-aware policy draws its text from the dense probe instead, up to 12 frames at 2.5 s spacing, so the same two-occurrence rule has twelve chances to be satisfied and the sampling is fine enough to catch short-lived lower-thirds: 23.0 items. </w:t>
+      </w:r>
+      <w:r>
+        <w:rPr>
+          <w:b/>
+        </w:rPr>
+        <w:t xml:space="preserve">Against the only like-for-like comparison — both filtered at two occurrences — scene-aware publishes roughly eight times the text of fixed three-frame sampling.</w:t>
+      </w:r>
+      <w:r>
+        <w:t xml:space="preserve"> The centre-frame figure is higher than fixed three's only because no filter is applied to it, and should not be read as coverage.</w:t>
+      </w:r>
+    </w:p>
+    <w:p>
+      <w:pPr>
+        <w:pStyle w:val="BodyText"/>
+      </w:pPr>
+      <w:r>
+        <w:t xml:space="preserve">Two further findings cut against a simple "more frames is better" reading. Scene-aware agrees with the centre baseline slightly more closely than fixed three-frame does on both OCR (0.3115 vs 0.3027) and tags (0.675 vs 0.650), despite sampling more frames — so the added frames are not simply pulling the output away from the baseline. But mean stability is </w:t>
       </w:r>
       <w:r>
         <w:rPr>
           <w:i/>
         </w:rPr>
-        <w:t xml:space="preserve">worse than the single centre frame</w:t>
-      </w:r>
-      <w:r>
-        <w:t xml:space="preserve"> on OCR coverage — 3.0 items against 14.5 — because the dense OCR probe that supplies the centre-frame policy is replaced by three sparse frames that mostly miss short-lived captions. Second, mean stability is lowest for the scene-aware policy (0.5318): it changes the published output on roughly half of the measured comparisons. Coverage and stability trade directly, and the choice of scene-aware sampling buys the former at the cost of the latter.</w:t>
+        <w:t xml:space="preserve">lowest</w:t>
+      </w:r>
+      <w:r>
+        <w:t xml:space="preserve"> for scene-aware (0.5318 against 0.5469), driven by people count (0.6089 against 0.6879): looking at more of the clip finds more people than the centre frame shows, and changes the published count accordingly. Coverage and agreement-with-baseline trade directly, and choosing scene-aware buys the former at the cost of the latter.</w:t>
       </w:r>
     </w:p>
     <w:p>

--- a/docs/paper/conference_paper.docx
+++ b/docs/paper/conference_paper.docx
@@ -574,10 +574,10 @@
         <w:rPr>
           <w:b/>
         </w:rPr>
-        <w:t xml:space="preserve">626 clips with zero failures</w:t>
-      </w:r>
-      <w:r>
-        <w:t xml:space="preserve">. Clip jobs run in a bounded thread pool (2 workers × 1 FFmpeg thread on a 12-CPU runtime); each worker writes to a unique partial file, validates the resulting duration and atomically publishes it, so completed clips are reused on re-runs and task completion order cannot perturb the dataset. The manifest is sorted deterministically before splitting.</w:t>
+        <w:t xml:space="preserve">626 clips totalling 5.09 h with zero failures</w:t>
+      </w:r>
+      <w:r>
+        <w:t xml:space="preserve">. Mean clip length is 29.25 s: 579 clips run the full 30 s and the 47 trailing fragments average 20.0 s. Clip jobs run in a bounded thread pool (2 workers × 1 FFmpeg thread on a 12-CPU runtime); each worker writes to a unique partial file, validates the resulting duration and atomically publishes it, so completed clips are reused on re-runs and task completion order cannot perturb the dataset. The manifest is sorted deterministically before splitting.</w:t>
       </w:r>
     </w:p>
     <w:p>
@@ -951,25 +951,12 @@
               <w:pStyle w:val="tablecopy"/>
             </w:pPr>
             <w:r>
-              <w:t xml:space="preserve">≈ 5.2 h (upper bound)</w:t>
+              <w:t xml:space="preserve">5.09 h (18,312 s; mean clip 29.25 s)</w:t>
             </w:r>
           </w:p>
         </w:tc>
       </w:tr>
     </w:tbl>
-    <w:p>
-      <w:pPr>
-        <w:pStyle w:val="BodyText"/>
-      </w:pPr>
-      <w:r>
-        <w:rPr>
-          <w:b/>
-          <w:highlight w:val="yellow"/>
-          <w:b/>
-        </w:rPr>
-        <w:t xml:space="preserve">`[TO FILL: exact corpus duration. 626 × 30 s = 5.22 h is an upper bound, because the final fragment of each of the 47 programmes may be shorter than 30 s (a 2.0 s floor is retained), so the true figure lies between 4.85 h and 5.22 h. Sum the ffprobe durations of the source files for the exact value.]`</w:t>
-      </w:r>
-    </w:p>
     <w:p>
       <w:pPr>
         <w:pStyle w:val="Heading2"/>

--- a/docs/paper/conference_paper.docx
+++ b/docs/paper/conference_paper.docx
@@ -2356,50 +2356,1179 @@
         <w:pStyle w:val="BodyText"/>
       </w:pPr>
       <w:r>
+        <w:t xml:space="preserve">Every published field of all 626 clips was scored. Fields are ordered by mean agreement.</w:t>
+      </w:r>
+    </w:p>
+    <w:p>
+      <w:pPr>
+        <w:sectPr>
+          <w:type w:val="continuous"/>
+          <w:pgSz w:w="12240" w:h="15840" w:code="1"/>
+          <w:pgMar w:top="1080" w:right="907" w:bottom="1440" w:left="907" w:header="720" w:footer="720" w:gutter="0"/>
+          <w:cols w:num="2" w:space="360"/>
+          <w:docGrid w:linePitch="360"/>
+        </w:sectPr>
+      </w:pPr>
+    </w:p>
+    <w:p>
+      <w:pPr>
+        <w:pStyle w:val="tablehead"/>
+      </w:pPr>
+      <w:r>
+        <w:t xml:space="preserve">Evidence Status And Agreement By Field (</w:t>
+      </w:r>
+      <w:r>
+        <w:rPr>
+          <w:i/>
+        </w:rPr>
+        <w:t xml:space="preserve">N</w:t>
+      </w:r>
+      <w:r>
+        <w:t xml:space="preserve"> = 626)</w:t>
+      </w:r>
+    </w:p>
+    <w:tbl>
+      <w:tblPr>
+        <w:tblW w:w="0pt" w:type="dxa"/>
+        <w:jc w:val="center"/>
+        <w:tblBorders>
+          <w:top w:val="single" w:sz="2" w:space="0" w:color="auto"/>
+          <w:start w:val="single" w:sz="2" w:space="0" w:color="auto"/>
+          <w:bottom w:val="single" w:sz="2" w:space="0" w:color="auto"/>
+          <w:end w:val="single" w:sz="2" w:space="0" w:color="auto"/>
+          <w:insideH w:val="single" w:sz="2" w:space="0" w:color="auto"/>
+          <w:insideV w:val="single" w:sz="2" w:space="0" w:color="auto"/>
+        </w:tblBorders>
+        <w:tblLayout w:type="fixed"/>
+        <w:tblLook w:firstRow="1" w:lastRow="0" w:firstColumn="0" w:lastColumn="0" w:noHBand="0" w:noVBand="0"/>
+      </w:tblPr>
+      <w:tblGrid>
+        <w:gridCol w:w="916"/>
+        <w:gridCol w:w="916"/>
+        <w:gridCol w:w="916"/>
+        <w:gridCol w:w="916"/>
+        <w:gridCol w:w="916"/>
+        <w:gridCol w:w="916"/>
+        <w:gridCol w:w="916"/>
+        <w:gridCol w:w="916"/>
+        <w:gridCol w:w="916"/>
+        <w:gridCol w:w="916"/>
+        <w:gridCol w:w="916"/>
+      </w:tblGrid>
+      <w:tr>
+        <w:trPr>
+          <w:cantSplit/>
+          <w:tblHeader/>
+          <w:jc w:val="center"/>
+        </w:trPr>
+        <w:tc>
+          <w:tcPr>
+            <w:tcW w:w="916" w:type="dxa"/>
+            <w:vAlign w:val="center"/>
+          </w:tcPr>
+          <w:p>
+            <w:pPr>
+              <w:pStyle w:val="tablecolhead"/>
+            </w:pPr>
+            <w:r>
+              <w:t xml:space="preserve">Field</w:t>
+            </w:r>
+          </w:p>
+        </w:tc>
+        <w:tc>
+          <w:tcPr>
+            <w:tcW w:w="916" w:type="dxa"/>
+            <w:vAlign w:val="center"/>
+          </w:tcPr>
+          <w:p>
+            <w:pPr>
+              <w:pStyle w:val="tablecolhead"/>
+            </w:pPr>
+            <w:r>
+              <w:t xml:space="preserve">Families</w:t>
+            </w:r>
+          </w:p>
+        </w:tc>
+        <w:tc>
+          <w:tcPr>
+            <w:tcW w:w="916" w:type="dxa"/>
+            <w:vAlign w:val="center"/>
+          </w:tcPr>
+          <w:p>
+            <w:pPr>
+              <w:pStyle w:val="tablecolhead"/>
+            </w:pPr>
+            <w:r>
+              <w:t xml:space="preserve">Observed</w:t>
+            </w:r>
+          </w:p>
+        </w:tc>
+        <w:tc>
+          <w:tcPr>
+            <w:tcW w:w="916" w:type="dxa"/>
+            <w:vAlign w:val="center"/>
+          </w:tcPr>
+          <w:p>
+            <w:pPr>
+              <w:pStyle w:val="tablecolhead"/>
+            </w:pPr>
+            <w:r>
+              <w:t xml:space="preserve">Conflict</w:t>
+            </w:r>
+          </w:p>
+        </w:tc>
+        <w:tc>
+          <w:tcPr>
+            <w:tcW w:w="916" w:type="dxa"/>
+            <w:vAlign w:val="center"/>
+          </w:tcPr>
+          <w:p>
+            <w:pPr>
+              <w:pStyle w:val="tablecolhead"/>
+            </w:pPr>
+            <w:r>
+              <w:t xml:space="preserve">Not detected</w:t>
+            </w:r>
+          </w:p>
+        </w:tc>
+        <w:tc>
+          <w:tcPr>
+            <w:tcW w:w="916" w:type="dxa"/>
+            <w:vAlign w:val="center"/>
+          </w:tcPr>
+          <w:p>
+            <w:pPr>
+              <w:pStyle w:val="tablecolhead"/>
+            </w:pPr>
+            <w:r>
+              <w:t xml:space="preserve">High ≥ 0.75</w:t>
+            </w:r>
+          </w:p>
+        </w:tc>
+        <w:tc>
+          <w:tcPr>
+            <w:tcW w:w="916" w:type="dxa"/>
+            <w:vAlign w:val="center"/>
+          </w:tcPr>
+          <w:p>
+            <w:pPr>
+              <w:pStyle w:val="tablecolhead"/>
+            </w:pPr>
+            <w:r>
+              <w:t xml:space="preserve">Moderate ≥ 0.50</w:t>
+            </w:r>
+          </w:p>
+        </w:tc>
+        <w:tc>
+          <w:tcPr>
+            <w:tcW w:w="916" w:type="dxa"/>
+            <w:vAlign w:val="center"/>
+          </w:tcPr>
+          <w:p>
+            <w:pPr>
+              <w:pStyle w:val="tablecolhead"/>
+            </w:pPr>
+            <w:r>
+              <w:t xml:space="preserve">Low &lt; 0.50</w:t>
+            </w:r>
+          </w:p>
+        </w:tc>
+        <w:tc>
+          <w:tcPr>
+            <w:tcW w:w="916" w:type="dxa"/>
+            <w:vAlign w:val="center"/>
+          </w:tcPr>
+          <w:p>
+            <w:pPr>
+              <w:pStyle w:val="tablecolhead"/>
+            </w:pPr>
+            <w:r>
+              <w:t xml:space="preserve">Not scored</w:t>
+            </w:r>
+          </w:p>
+        </w:tc>
+        <w:tc>
+          <w:tcPr>
+            <w:tcW w:w="916" w:type="dxa"/>
+            <w:vAlign w:val="center"/>
+          </w:tcPr>
+          <w:p>
+            <w:pPr>
+              <w:pStyle w:val="tablecolhead"/>
+            </w:pPr>
+            <w:r>
+              <w:t xml:space="preserve">Mean agreement</w:t>
+            </w:r>
+          </w:p>
+        </w:tc>
+        <w:tc>
+          <w:tcPr>
+            <w:tcW w:w="916" w:type="dxa"/>
+            <w:vAlign w:val="center"/>
+          </w:tcPr>
+          <w:p>
+            <w:pPr>
+              <w:pStyle w:val="tablecolhead"/>
+            </w:pPr>
+            <w:r>
+              <w:t xml:space="preserve">Needs caution</w:t>
+            </w:r>
+          </w:p>
+        </w:tc>
+      </w:tr>
+      <w:tr>
+        <w:trPr>
+          <w:cantSplit/>
+          <w:jc w:val="center"/>
+        </w:trPr>
+        <w:tc>
+          <w:tcPr>
+            <w:tcW w:w="916" w:type="dxa"/>
+            <w:vAlign w:val="center"/>
+          </w:tcPr>
+          <w:p>
+            <w:pPr>
+              <w:pStyle w:val="tablecopy"/>
+            </w:pPr>
+            <w:r>
+              <w:t xml:space="preserve">People count</w:t>
+            </w:r>
+          </w:p>
+        </w:tc>
+        <w:tc>
+          <w:tcPr>
+            <w:tcW w:w="916" w:type="dxa"/>
+            <w:vAlign w:val="center"/>
+          </w:tcPr>
+          <w:p>
+            <w:pPr>
+              <w:pStyle w:val="tablecopy"/>
+            </w:pPr>
+            <w:r>
+              <w:t xml:space="preserve">4</w:t>
+            </w:r>
+          </w:p>
+        </w:tc>
+        <w:tc>
+          <w:tcPr>
+            <w:tcW w:w="916" w:type="dxa"/>
+            <w:vAlign w:val="center"/>
+          </w:tcPr>
+          <w:p>
+            <w:pPr>
+              <w:pStyle w:val="tablecopy"/>
+            </w:pPr>
+            <w:r>
+              <w:t xml:space="preserve">0.907</w:t>
+            </w:r>
+          </w:p>
+        </w:tc>
+        <w:tc>
+          <w:tcPr>
+            <w:tcW w:w="916" w:type="dxa"/>
+            <w:vAlign w:val="center"/>
+          </w:tcPr>
+          <w:p>
+            <w:pPr>
+              <w:pStyle w:val="tablecopy"/>
+            </w:pPr>
+            <w:r>
+              <w:t xml:space="preserve">—</w:t>
+            </w:r>
+          </w:p>
+        </w:tc>
+        <w:tc>
+          <w:tcPr>
+            <w:tcW w:w="916" w:type="dxa"/>
+            <w:vAlign w:val="center"/>
+          </w:tcPr>
+          <w:p>
+            <w:pPr>
+              <w:pStyle w:val="tablecopy"/>
+            </w:pPr>
+            <w:r>
+              <w:t xml:space="preserve">0.093</w:t>
+            </w:r>
+          </w:p>
+        </w:tc>
+        <w:tc>
+          <w:tcPr>
+            <w:tcW w:w="916" w:type="dxa"/>
+            <w:vAlign w:val="center"/>
+          </w:tcPr>
+          <w:p>
+            <w:pPr>
+              <w:pStyle w:val="tablecopy"/>
+            </w:pPr>
+            <w:r>
+              <w:rPr>
+                <w:b/>
+              </w:rPr>
+              <w:t xml:space="preserve">0.625</w:t>
+            </w:r>
+          </w:p>
+        </w:tc>
+        <w:tc>
+          <w:tcPr>
+            <w:tcW w:w="916" w:type="dxa"/>
+            <w:vAlign w:val="center"/>
+          </w:tcPr>
+          <w:p>
+            <w:pPr>
+              <w:pStyle w:val="tablecopy"/>
+            </w:pPr>
+            <w:r>
+              <w:t xml:space="preserve">0.174</w:t>
+            </w:r>
+          </w:p>
+        </w:tc>
+        <w:tc>
+          <w:tcPr>
+            <w:tcW w:w="916" w:type="dxa"/>
+            <w:vAlign w:val="center"/>
+          </w:tcPr>
+          <w:p>
+            <w:pPr>
+              <w:pStyle w:val="tablecopy"/>
+            </w:pPr>
+            <w:r>
+              <w:t xml:space="preserve">0.109</w:t>
+            </w:r>
+          </w:p>
+        </w:tc>
+        <w:tc>
+          <w:tcPr>
+            <w:tcW w:w="916" w:type="dxa"/>
+            <w:vAlign w:val="center"/>
+          </w:tcPr>
+          <w:p>
+            <w:pPr>
+              <w:pStyle w:val="tablecopy"/>
+            </w:pPr>
+            <w:r>
+              <w:t xml:space="preserve">0.093</w:t>
+            </w:r>
+          </w:p>
+        </w:tc>
+        <w:tc>
+          <w:tcPr>
+            <w:tcW w:w="916" w:type="dxa"/>
+            <w:vAlign w:val="center"/>
+          </w:tcPr>
+          <w:p>
+            <w:pPr>
+              <w:pStyle w:val="tablecopy"/>
+            </w:pPr>
+            <w:r>
+              <w:rPr>
+                <w:b/>
+              </w:rPr>
+              <w:t xml:space="preserve">0.812</w:t>
+            </w:r>
+          </w:p>
+        </w:tc>
+        <w:tc>
+          <w:tcPr>
+            <w:tcW w:w="916" w:type="dxa"/>
+            <w:vAlign w:val="center"/>
+          </w:tcPr>
+          <w:p>
+            <w:pPr>
+              <w:pStyle w:val="tablecopy"/>
+            </w:pPr>
+            <w:r>
+              <w:rPr>
+                <w:b/>
+              </w:rPr>
+              <w:t xml:space="preserve">0.109</w:t>
+            </w:r>
+          </w:p>
+        </w:tc>
+      </w:tr>
+      <w:tr>
+        <w:trPr>
+          <w:cantSplit/>
+          <w:jc w:val="center"/>
+        </w:trPr>
+        <w:tc>
+          <w:tcPr>
+            <w:tcW w:w="916" w:type="dxa"/>
+            <w:vAlign w:val="center"/>
+          </w:tcPr>
+          <w:p>
+            <w:pPr>
+              <w:pStyle w:val="tablecopy"/>
+            </w:pPr>
+            <w:r>
+              <w:t xml:space="preserve">Transcript</w:t>
+            </w:r>
+          </w:p>
+        </w:tc>
+        <w:tc>
+          <w:tcPr>
+            <w:tcW w:w="916" w:type="dxa"/>
+            <w:vAlign w:val="center"/>
+          </w:tcPr>
+          <w:p>
+            <w:pPr>
+              <w:pStyle w:val="tablecopy"/>
+            </w:pPr>
+            <w:r>
+              <w:t xml:space="preserve">2</w:t>
+            </w:r>
+          </w:p>
+        </w:tc>
+        <w:tc>
+          <w:tcPr>
+            <w:tcW w:w="916" w:type="dxa"/>
+            <w:vAlign w:val="center"/>
+          </w:tcPr>
+          <w:p>
+            <w:pPr>
+              <w:pStyle w:val="tablecopy"/>
+            </w:pPr>
+            <w:r>
+              <w:t xml:space="preserve">1.000</w:t>
+            </w:r>
+          </w:p>
+        </w:tc>
+        <w:tc>
+          <w:tcPr>
+            <w:tcW w:w="916" w:type="dxa"/>
+            <w:vAlign w:val="center"/>
+          </w:tcPr>
+          <w:p>
+            <w:pPr>
+              <w:pStyle w:val="tablecopy"/>
+            </w:pPr>
+            <w:r>
+              <w:t xml:space="preserve">—</w:t>
+            </w:r>
+          </w:p>
+        </w:tc>
+        <w:tc>
+          <w:tcPr>
+            <w:tcW w:w="916" w:type="dxa"/>
+            <w:vAlign w:val="center"/>
+          </w:tcPr>
+          <w:p>
+            <w:pPr>
+              <w:pStyle w:val="tablecopy"/>
+            </w:pPr>
+            <w:r>
+              <w:t xml:space="preserve">—</w:t>
+            </w:r>
+          </w:p>
+        </w:tc>
+        <w:tc>
+          <w:tcPr>
+            <w:tcW w:w="916" w:type="dxa"/>
+            <w:vAlign w:val="center"/>
+          </w:tcPr>
+          <w:p>
+            <w:pPr>
+              <w:pStyle w:val="tablecopy"/>
+            </w:pPr>
+            <w:r>
+              <w:t xml:space="preserve">0.722</w:t>
+            </w:r>
+          </w:p>
+        </w:tc>
+        <w:tc>
+          <w:tcPr>
+            <w:tcW w:w="916" w:type="dxa"/>
+            <w:vAlign w:val="center"/>
+          </w:tcPr>
+          <w:p>
+            <w:pPr>
+              <w:pStyle w:val="tablecopy"/>
+            </w:pPr>
+            <w:r>
+              <w:t xml:space="preserve">0.045</w:t>
+            </w:r>
+          </w:p>
+        </w:tc>
+        <w:tc>
+          <w:tcPr>
+            <w:tcW w:w="916" w:type="dxa"/>
+            <w:vAlign w:val="center"/>
+          </w:tcPr>
+          <w:p>
+            <w:pPr>
+              <w:pStyle w:val="tablecopy"/>
+            </w:pPr>
+            <w:r>
+              <w:t xml:space="preserve">0.230</w:t>
+            </w:r>
+          </w:p>
+        </w:tc>
+        <w:tc>
+          <w:tcPr>
+            <w:tcW w:w="916" w:type="dxa"/>
+            <w:vAlign w:val="center"/>
+          </w:tcPr>
+          <w:p>
+            <w:pPr>
+              <w:pStyle w:val="tablecopy"/>
+            </w:pPr>
+            <w:r>
+              <w:t xml:space="preserve">0.003</w:t>
+            </w:r>
+          </w:p>
+        </w:tc>
+        <w:tc>
+          <w:tcPr>
+            <w:tcW w:w="916" w:type="dxa"/>
+            <w:vAlign w:val="center"/>
+          </w:tcPr>
+          <w:p>
+            <w:pPr>
+              <w:pStyle w:val="tablecopy"/>
+            </w:pPr>
+            <w:r>
+              <w:t xml:space="preserve">0.680</w:t>
+            </w:r>
+          </w:p>
+        </w:tc>
+        <w:tc>
+          <w:tcPr>
+            <w:tcW w:w="916" w:type="dxa"/>
+            <w:vAlign w:val="center"/>
+          </w:tcPr>
+          <w:p>
+            <w:pPr>
+              <w:pStyle w:val="tablecopy"/>
+            </w:pPr>
+            <w:r>
+              <w:t xml:space="preserve">0.233</w:t>
+            </w:r>
+          </w:p>
+        </w:tc>
+      </w:tr>
+      <w:tr>
+        <w:trPr>
+          <w:cantSplit/>
+          <w:jc w:val="center"/>
+        </w:trPr>
+        <w:tc>
+          <w:tcPr>
+            <w:tcW w:w="916" w:type="dxa"/>
+            <w:vAlign w:val="center"/>
+          </w:tcPr>
+          <w:p>
+            <w:pPr>
+              <w:pStyle w:val="tablecopy"/>
+            </w:pPr>
+            <w:r>
+              <w:t xml:space="preserve">Visual tags</w:t>
+            </w:r>
+          </w:p>
+        </w:tc>
+        <w:tc>
+          <w:tcPr>
+            <w:tcW w:w="916" w:type="dxa"/>
+            <w:vAlign w:val="center"/>
+          </w:tcPr>
+          <w:p>
+            <w:pPr>
+              <w:pStyle w:val="tablecopy"/>
+            </w:pPr>
+            <w:r>
+              <w:t xml:space="preserve">3</w:t>
+            </w:r>
+          </w:p>
+        </w:tc>
+        <w:tc>
+          <w:tcPr>
+            <w:tcW w:w="916" w:type="dxa"/>
+            <w:vAlign w:val="center"/>
+          </w:tcPr>
+          <w:p>
+            <w:pPr>
+              <w:pStyle w:val="tablecopy"/>
+            </w:pPr>
+            <w:r>
+              <w:t xml:space="preserve">1.000</w:t>
+            </w:r>
+          </w:p>
+        </w:tc>
+        <w:tc>
+          <w:tcPr>
+            <w:tcW w:w="916" w:type="dxa"/>
+            <w:vAlign w:val="center"/>
+          </w:tcPr>
+          <w:p>
+            <w:pPr>
+              <w:pStyle w:val="tablecopy"/>
+            </w:pPr>
+            <w:r>
+              <w:t xml:space="preserve">—</w:t>
+            </w:r>
+          </w:p>
+        </w:tc>
+        <w:tc>
+          <w:tcPr>
+            <w:tcW w:w="916" w:type="dxa"/>
+            <w:vAlign w:val="center"/>
+          </w:tcPr>
+          <w:p>
+            <w:pPr>
+              <w:pStyle w:val="tablecopy"/>
+            </w:pPr>
+            <w:r>
+              <w:t xml:space="preserve">—</w:t>
+            </w:r>
+          </w:p>
+        </w:tc>
+        <w:tc>
+          <w:tcPr>
+            <w:tcW w:w="916" w:type="dxa"/>
+            <w:vAlign w:val="center"/>
+          </w:tcPr>
+          <w:p>
+            <w:pPr>
+              <w:pStyle w:val="tablecopy"/>
+            </w:pPr>
+            <w:r>
+              <w:t xml:space="preserve">0.026</w:t>
+            </w:r>
+          </w:p>
+        </w:tc>
+        <w:tc>
+          <w:tcPr>
+            <w:tcW w:w="916" w:type="dxa"/>
+            <w:vAlign w:val="center"/>
+          </w:tcPr>
+          <w:p>
+            <w:pPr>
+              <w:pStyle w:val="tablecopy"/>
+            </w:pPr>
+            <w:r>
+              <w:t xml:space="preserve">0.511</w:t>
+            </w:r>
+          </w:p>
+        </w:tc>
+        <w:tc>
+          <w:tcPr>
+            <w:tcW w:w="916" w:type="dxa"/>
+            <w:vAlign w:val="center"/>
+          </w:tcPr>
+          <w:p>
+            <w:pPr>
+              <w:pStyle w:val="tablecopy"/>
+            </w:pPr>
+            <w:r>
+              <w:t xml:space="preserve">0.463</w:t>
+            </w:r>
+          </w:p>
+        </w:tc>
+        <w:tc>
+          <w:tcPr>
+            <w:tcW w:w="916" w:type="dxa"/>
+            <w:vAlign w:val="center"/>
+          </w:tcPr>
+          <w:p>
+            <w:pPr>
+              <w:pStyle w:val="tablecopy"/>
+            </w:pPr>
+            <w:r>
+              <w:t xml:space="preserve">0.000</w:t>
+            </w:r>
+          </w:p>
+        </w:tc>
+        <w:tc>
+          <w:tcPr>
+            <w:tcW w:w="916" w:type="dxa"/>
+            <w:vAlign w:val="center"/>
+          </w:tcPr>
+          <w:p>
+            <w:pPr>
+              <w:pStyle w:val="tablecopy"/>
+            </w:pPr>
+            <w:r>
+              <w:t xml:space="preserve">0.509</w:t>
+            </w:r>
+          </w:p>
+        </w:tc>
+        <w:tc>
+          <w:tcPr>
+            <w:tcW w:w="916" w:type="dxa"/>
+            <w:vAlign w:val="center"/>
+          </w:tcPr>
+          <w:p>
+            <w:pPr>
+              <w:pStyle w:val="tablecopy"/>
+            </w:pPr>
+            <w:r>
+              <w:t xml:space="preserve">0.463</w:t>
+            </w:r>
+          </w:p>
+        </w:tc>
+      </w:tr>
+      <w:tr>
+        <w:trPr>
+          <w:cantSplit/>
+          <w:jc w:val="center"/>
+        </w:trPr>
+        <w:tc>
+          <w:tcPr>
+            <w:tcW w:w="916" w:type="dxa"/>
+            <w:vAlign w:val="center"/>
+          </w:tcPr>
+          <w:p>
+            <w:pPr>
+              <w:pStyle w:val="tablecopy"/>
+            </w:pPr>
+            <w:r>
+              <w:t xml:space="preserve">Keywords</w:t>
+            </w:r>
+          </w:p>
+        </w:tc>
+        <w:tc>
+          <w:tcPr>
+            <w:tcW w:w="916" w:type="dxa"/>
+            <w:vAlign w:val="center"/>
+          </w:tcPr>
+          <w:p>
+            <w:pPr>
+              <w:pStyle w:val="tablecopy"/>
+            </w:pPr>
+            <w:r>
+              <w:t xml:space="preserve">3</w:t>
+            </w:r>
+          </w:p>
+        </w:tc>
+        <w:tc>
+          <w:tcPr>
+            <w:tcW w:w="916" w:type="dxa"/>
+            <w:vAlign w:val="center"/>
+          </w:tcPr>
+          <w:p>
+            <w:pPr>
+              <w:pStyle w:val="tablecopy"/>
+            </w:pPr>
+            <w:r>
+              <w:t xml:space="preserve">1.000</w:t>
+            </w:r>
+          </w:p>
+        </w:tc>
+        <w:tc>
+          <w:tcPr>
+            <w:tcW w:w="916" w:type="dxa"/>
+            <w:vAlign w:val="center"/>
+          </w:tcPr>
+          <w:p>
+            <w:pPr>
+              <w:pStyle w:val="tablecopy"/>
+            </w:pPr>
+            <w:r>
+              <w:t xml:space="preserve">—</w:t>
+            </w:r>
+          </w:p>
+        </w:tc>
+        <w:tc>
+          <w:tcPr>
+            <w:tcW w:w="916" w:type="dxa"/>
+            <w:vAlign w:val="center"/>
+          </w:tcPr>
+          <w:p>
+            <w:pPr>
+              <w:pStyle w:val="tablecopy"/>
+            </w:pPr>
+            <w:r>
+              <w:t xml:space="preserve">—</w:t>
+            </w:r>
+          </w:p>
+        </w:tc>
+        <w:tc>
+          <w:tcPr>
+            <w:tcW w:w="916" w:type="dxa"/>
+            <w:vAlign w:val="center"/>
+          </w:tcPr>
+          <w:p>
+            <w:pPr>
+              <w:pStyle w:val="tablecopy"/>
+            </w:pPr>
+            <w:r>
+              <w:t xml:space="preserve">0.002</w:t>
+            </w:r>
+          </w:p>
+        </w:tc>
+        <w:tc>
+          <w:tcPr>
+            <w:tcW w:w="916" w:type="dxa"/>
+            <w:vAlign w:val="center"/>
+          </w:tcPr>
+          <w:p>
+            <w:pPr>
+              <w:pStyle w:val="tablecopy"/>
+            </w:pPr>
+            <w:r>
+              <w:t xml:space="preserve">0.005</w:t>
+            </w:r>
+          </w:p>
+        </w:tc>
+        <w:tc>
+          <w:tcPr>
+            <w:tcW w:w="916" w:type="dxa"/>
+            <w:vAlign w:val="center"/>
+          </w:tcPr>
+          <w:p>
+            <w:pPr>
+              <w:pStyle w:val="tablecopy"/>
+            </w:pPr>
+            <w:r>
+              <w:rPr>
+                <w:b/>
+              </w:rPr>
+              <w:t xml:space="preserve">0.990</w:t>
+            </w:r>
+          </w:p>
+        </w:tc>
+        <w:tc>
+          <w:tcPr>
+            <w:tcW w:w="916" w:type="dxa"/>
+            <w:vAlign w:val="center"/>
+          </w:tcPr>
+          <w:p>
+            <w:pPr>
+              <w:pStyle w:val="tablecopy"/>
+            </w:pPr>
+            <w:r>
+              <w:t xml:space="preserve">0.003</w:t>
+            </w:r>
+          </w:p>
+        </w:tc>
+        <w:tc>
+          <w:tcPr>
+            <w:tcW w:w="916" w:type="dxa"/>
+            <w:vAlign w:val="center"/>
+          </w:tcPr>
+          <w:p>
+            <w:pPr>
+              <w:pStyle w:val="tablecopy"/>
+            </w:pPr>
+            <w:r>
+              <w:rPr>
+                <w:b/>
+              </w:rPr>
+              <w:t xml:space="preserve">0.173</w:t>
+            </w:r>
+          </w:p>
+        </w:tc>
+        <w:tc>
+          <w:tcPr>
+            <w:tcW w:w="916" w:type="dxa"/>
+            <w:vAlign w:val="center"/>
+          </w:tcPr>
+          <w:p>
+            <w:pPr>
+              <w:pStyle w:val="tablecopy"/>
+            </w:pPr>
+            <w:r>
+              <w:rPr>
+                <w:b/>
+              </w:rPr>
+              <w:t xml:space="preserve">0.994</w:t>
+            </w:r>
+          </w:p>
+        </w:tc>
+      </w:tr>
+      <w:tr>
+        <w:trPr>
+          <w:cantSplit/>
+          <w:jc w:val="center"/>
+        </w:trPr>
+        <w:tc>
+          <w:tcPr>
+            <w:tcW w:w="916" w:type="dxa"/>
+            <w:vAlign w:val="center"/>
+          </w:tcPr>
+          <w:p>
+            <w:pPr>
+              <w:pStyle w:val="tablecopy"/>
+            </w:pPr>
+            <w:r>
+              <w:t xml:space="preserve">On-screen text</w:t>
+            </w:r>
+          </w:p>
+        </w:tc>
+        <w:tc>
+          <w:tcPr>
+            <w:tcW w:w="916" w:type="dxa"/>
+            <w:vAlign w:val="center"/>
+          </w:tcPr>
+          <w:p>
+            <w:pPr>
+              <w:pStyle w:val="tablecopy"/>
+            </w:pPr>
+            <w:r>
+              <w:t xml:space="preserve">2</w:t>
+            </w:r>
+          </w:p>
+        </w:tc>
+        <w:tc>
+          <w:tcPr>
+            <w:tcW w:w="916" w:type="dxa"/>
+            <w:vAlign w:val="center"/>
+          </w:tcPr>
+          <w:p>
+            <w:pPr>
+              <w:pStyle w:val="tablecopy"/>
+            </w:pPr>
+            <w:r>
+              <w:t xml:space="preserve">0.467</w:t>
+            </w:r>
+          </w:p>
+        </w:tc>
+        <w:tc>
+          <w:tcPr>
+            <w:tcW w:w="916" w:type="dxa"/>
+            <w:vAlign w:val="center"/>
+          </w:tcPr>
+          <w:p>
+            <w:pPr>
+              <w:pStyle w:val="tablecopy"/>
+            </w:pPr>
+            <w:r>
+              <w:rPr>
+                <w:b/>
+              </w:rPr>
+              <w:t xml:space="preserve">0.534</w:t>
+            </w:r>
+          </w:p>
+        </w:tc>
+        <w:tc>
+          <w:tcPr>
+            <w:tcW w:w="916" w:type="dxa"/>
+            <w:vAlign w:val="center"/>
+          </w:tcPr>
+          <w:p>
+            <w:pPr>
+              <w:pStyle w:val="tablecopy"/>
+            </w:pPr>
+            <w:r>
+              <w:t xml:space="preserve">—</w:t>
+            </w:r>
+          </w:p>
+        </w:tc>
+        <w:tc>
+          <w:tcPr>
+            <w:tcW w:w="916" w:type="dxa"/>
+            <w:vAlign w:val="center"/>
+          </w:tcPr>
+          <w:p>
+            <w:pPr>
+              <w:pStyle w:val="tablecopy"/>
+            </w:pPr>
+            <w:r>
+              <w:rPr>
+                <w:b/>
+              </w:rPr>
+              <w:t xml:space="preserve">0.000</w:t>
+            </w:r>
+          </w:p>
+        </w:tc>
+        <w:tc>
+          <w:tcPr>
+            <w:tcW w:w="916" w:type="dxa"/>
+            <w:vAlign w:val="center"/>
+          </w:tcPr>
+          <w:p>
+            <w:pPr>
+              <w:pStyle w:val="tablecopy"/>
+            </w:pPr>
+            <w:r>
+              <w:t xml:space="preserve">0.005</w:t>
+            </w:r>
+          </w:p>
+        </w:tc>
+        <w:tc>
+          <w:tcPr>
+            <w:tcW w:w="916" w:type="dxa"/>
+            <w:vAlign w:val="center"/>
+          </w:tcPr>
+          <w:p>
+            <w:pPr>
+              <w:pStyle w:val="tablecopy"/>
+            </w:pPr>
+            <w:r>
+              <w:t xml:space="preserve">0.462</w:t>
+            </w:r>
+          </w:p>
+        </w:tc>
+        <w:tc>
+          <w:tcPr>
+            <w:tcW w:w="916" w:type="dxa"/>
+            <w:vAlign w:val="center"/>
+          </w:tcPr>
+          <w:p>
+            <w:pPr>
+              <w:pStyle w:val="tablecopy"/>
+            </w:pPr>
+            <w:r>
+              <w:t xml:space="preserve">0.534</w:t>
+            </w:r>
+          </w:p>
+        </w:tc>
+        <w:tc>
+          <w:tcPr>
+            <w:tcW w:w="916" w:type="dxa"/>
+            <w:vAlign w:val="center"/>
+          </w:tcPr>
+          <w:p>
+            <w:pPr>
+              <w:pStyle w:val="tablecopy"/>
+            </w:pPr>
+            <w:r>
+              <w:t xml:space="preserve">0.156</w:t>
+            </w:r>
+          </w:p>
+        </w:tc>
+        <w:tc>
+          <w:tcPr>
+            <w:tcW w:w="916" w:type="dxa"/>
+            <w:vAlign w:val="center"/>
+          </w:tcPr>
+          <w:p>
+            <w:pPr>
+              <w:pStyle w:val="tablecopy"/>
+            </w:pPr>
+            <w:r>
+              <w:rPr>
+                <w:b/>
+              </w:rPr>
+              <w:t xml:space="preserve">0.995</w:t>
+            </w:r>
+          </w:p>
+        </w:tc>
+      </w:tr>
+    </w:tbl>
+    <w:p>
+      <w:pPr>
+        <w:sectPr>
+          <w:type w:val="continuous"/>
+          <w:pgSz w:w="12240" w:h="15840" w:code="1"/>
+          <w:pgMar w:top="1080" w:right="907" w:bottom="1440" w:left="907" w:header="720" w:footer="720" w:gutter="0"/>
+          <w:cols w:space="720"/>
+          <w:docGrid w:linePitch="360"/>
+        </w:sectPr>
+      </w:pPr>
+    </w:p>
+    <w:p>
+      <w:pPr>
+        <w:pStyle w:val="BodyText"/>
+      </w:pPr>
+      <w:r>
         <w:rPr>
           <w:b/>
-          <w:highlight w:val="yellow"/>
+        </w:rPr>
+        <w:t xml:space="preserve">Agreement tracks how independent a field's sources are, not how hard its task is.</w:t>
+      </w:r>
+      <w:r>
+        <w:t xml:space="preserve"> People count is the best-corroborated field in the system (0.812 mean, 62.5% high agreement, 10.9% flagged for caution) and it has the most architecturally diverse evidence: a captioning VQA model, a transformer VQA model, a convolutional detector and a hosted multimodal model — four unrelated mechanisms converging on an integer. Visual tags, whose three families include two CLIP variants sharing an architecture, sit in the middle at 0.509. Keywords, whose three extractors all read the </w:t>
+      </w:r>
+      <w:r>
+        <w:rPr>
+          <w:i/>
+        </w:rPr>
+        <w:t xml:space="preserve">same</w:t>
+      </w:r>
+      <w:r>
+        <w:t xml:space="preserve"> Whisper transcript, collapse to 0.173. The ordering is the ordering of source independence.</w:t>
+      </w:r>
+    </w:p>
+    <w:p>
+      <w:pPr>
+        <w:pStyle w:val="BodyText"/>
+      </w:pPr>
+      <w:r>
+        <w:rPr>
           <w:b/>
         </w:rPr>
-        <w:t xml:space="preserve">`[TO FILL — this subsection has no numbers yet.]` Re-run Section 14 of `notebooks/01_metadata_pipeline.ipynb` and capture the per-field agreement report. Report, for each of the five fields over all 626 clips: the distribution over `observed` / `not_detected` / `not_applicable` / `conflict` / `error`; the distribution over agreement tiers (`high` ≥ 0.75, `moderate` ≥ 0.50, `low` &lt; 0.50, `not_scored`); the mean agreement score; and the proportion with `needs_caution = true`. This is the central RQ2 table and the paper cannot be submitted without it.</w:t>
-      </w:r>
-    </w:p>
-    <w:p>
-      <w:pPr>
-        <w:pStyle w:val="BodyText"/>
-      </w:pPr>
-      <w:r>
-        <w:t xml:space="preserve">Two properties of this table are predictable from the design and should be stated when it is produced. On-screen text will show an elevated </w:t>
+        <w:t xml:space="preserve">Keywords do not meet the design's own premise, and the pairwise data shows why.</w:t>
+      </w:r>
+      <w:r>
+        <w:t xml:space="preserve"> The scheme requires at least two independent families per field; keywords have three extractors but one input. Measured pairwise across the corpus they agree 0.327 (TF-IDF vs YAKE), 0.108 (KeyBERT vs YAKE) and 0.078 (KeyBERT vs TF-IDF) — the two statistical methods agree with each other about four times as often as either agrees with the embedding-based one, and none agrees much. 99.0% of keyword fields land in the lowest tier and 99.4% carry </w:t>
       </w:r>
       <w:r>
         <w:rPr>
           <w:rFonts w:ascii="Consolas" w:hAnsi="Consolas"/>
           <w:sz w:val="16"/>
         </w:rPr>
-        <w:t xml:space="preserve">not_detected</w:t>
-      </w:r>
-      <w:r>
-        <w:t xml:space="preserve"> and </w:t>
-      </w:r>
-      <w:r>
-        <w:rPr>
-          <w:rFonts w:ascii="Consolas" w:hAnsi="Consolas"/>
-          <w:sz w:val="16"/>
-        </w:rPr>
-        <w:t xml:space="preserve">conflict</w:t>
-      </w:r>
-      <w:r>
-        <w:t xml:space="preserve"> rate, because the dual-engine veto in III-D is deliberately conservative. And single-source fields will appear as </w:t>
-      </w:r>
-      <w:r>
-        <w:rPr>
-          <w:rFonts w:ascii="Consolas" w:hAnsi="Consolas"/>
-          <w:sz w:val="16"/>
-        </w:rPr>
-        <w:t xml:space="preserve">not_scored</w:t>
-      </w:r>
-      <w:r>
-        <w:t xml:space="preserve"> rather than as low agreement, because one source cannot establish corroboration.</w:t>
+        <w:t xml:space="preserve">needs_caution</w:t>
+      </w:r>
+      <w:r>
+        <w:t xml:space="preserve">. These are three ranking functions over one text, not three sources of evidence, and the corroboration they produce is close to uninformative. Section V-C treats this as a design fault rather than a result about the footage.</w:t>
+      </w:r>
+    </w:p>
+    <w:p>
+      <w:pPr>
+        <w:pStyle w:val="BodyText"/>
+      </w:pPr>
+      <w:r>
+        <w:rPr>
+          <w:b/>
+        </w:rPr>
+        <w:t xml:space="preserve">On-screen text is either vetoed or weakly corroborated, and never confidently published.</w:t>
+      </w:r>
+      <w:r>
+        <w:t xml:space="preserve"> The strict dual-engine rule puts </w:t>
+      </w:r>
+      <w:r>
+        <w:rPr>
+          <w:b/>
+        </w:rPr>
+        <w:t xml:space="preserve">53.4% of clips into `conflict`</w:t>
+      </w:r>
+      <w:r>
+        <w:t xml:space="preserve">; of the 46.6% that publish a value, </w:t>
+      </w:r>
+      <w:r>
+        <w:rPr>
+          <w:b/>
+        </w:rPr>
+        <w:t xml:space="preserve">not one reaches high agreement</w:t>
+      </w:r>
+      <w:r>
+        <w:t xml:space="preserve">, and the mean is 0.156. Read alongside Section IV-G, where all seven benchmark models recovered a station ident this field left empty, the picture is consistent: the field withholds a great deal, and what survives is barely corroborated. That is the intended trade — a hallucinated headline is worse than a missing one — but the cost is now quantified on both sides.</w:t>
+      </w:r>
+    </w:p>
+    <w:p>
+      <w:pPr>
+        <w:pStyle w:val="BodyText"/>
+      </w:pPr>
+      <w:r>
+        <w:rPr>
+          <w:b/>
+        </w:rPr>
+        <w:t xml:space="preserve">Transcript's 0.680 is the number to trust least.</w:t>
+      </w:r>
+      <w:r>
+        <w:t xml:space="preserve"> 72.2% of clips reach high agreement, second best in the table, but the two sources are Whisper-small and Whisper-turbo, the most correlated pair in the system. This is exactly the inflation Section V-C warns about, and it is why the ordering above should be read as evidence about the </w:t>
+      </w:r>
+      <w:r>
+        <w:rPr>
+          <w:i/>
+        </w:rPr>
+        <w:t xml:space="preserve">sources</w:t>
+      </w:r>
+      <w:r>
+        <w:t xml:space="preserve"> rather than as a league table of field quality.</w:t>
+      </w:r>
+    </w:p>
+    <w:p>
+      <w:pPr>
+        <w:pStyle w:val="BodyText"/>
+      </w:pPr>
+      <w:r>
+        <w:rPr>
+          <w:b/>
+        </w:rPr>
+        <w:t xml:space="preserve">The caution flag is informative on three fields and saturated on two.</w:t>
+      </w:r>
+      <w:r>
+        <w:t xml:space="preserve"> At 10.9% (people count), 23.3% (transcript) and 46.3% (visual tags) it directs attention usefully. At 99.4% and 99.5% for keywords and on-screen text it flags essentially everything, which is the same as flagging nothing. Triage works only where corroboration is real.</w:t>
       </w:r>
     </w:p>
     <w:p>
@@ -4339,7 +5468,7 @@
         <w:t xml:space="preserve">against</w:t>
       </w:r>
       <w:r>
-        <w:t xml:space="preserve"> a reference that is less complete than they are. The veto buys precision on this field, Table V confirms it is never overridden, and these examples put a visible price on it. Absent a human reference the trade cannot be quantified, only demonstrated — which is itself an argument for collecting one.</w:t>
+        <w:t xml:space="preserve"> a reference that is less complete than they are. The veto buys precision on this field, Table VI confirms it is never overridden, and these examples put a visible price on it. Absent a human reference the trade cannot be quantified, only demonstrated — which is itself an argument for collecting one.</w:t>
       </w:r>
     </w:p>
     <w:p>
@@ -4599,7 +5728,7 @@
               <w:pStyle w:val="tablecopy"/>
             </w:pPr>
             <w:r>
-              <w:t xml:space="preserve">RQ3</w:t>
+              <w:t xml:space="preserve">RQ2</w:t>
             </w:r>
           </w:p>
         </w:tc>
@@ -4613,7 +5742,7 @@
               <w:pStyle w:val="tablecopy"/>
             </w:pPr>
             <w:r>
-              <w:t xml:space="preserve">Degradation reduces all fields comparably</w:t>
+              <w:t xml:space="preserve">Agreement will be highest where the task is easiest</w:t>
             </w:r>
           </w:p>
         </w:tc>
@@ -4627,7 +5756,7 @@
               <w:pStyle w:val="tablecopy"/>
             </w:pPr>
             <w:r>
-              <w:t xml:space="preserve">13-fold spread: tags 0.96, OCR 0.07 under blur</w:t>
+              <w:t xml:space="preserve">Highest where the sources are most independent</w:t>
             </w:r>
           </w:p>
         </w:tc>
@@ -4661,7 +5790,7 @@
               <w:pStyle w:val="tablecopy"/>
             </w:pPr>
             <w:r>
-              <w:t xml:space="preserve">RQ4</w:t>
+              <w:t xml:space="preserve">RQ2</w:t>
             </w:r>
           </w:p>
         </w:tc>
@@ -4675,7 +5804,7 @@
               <w:pStyle w:val="tablecopy"/>
             </w:pPr>
             <w:r>
-              <w:t xml:space="preserve">A third annotator mostly corroborates</w:t>
+              <w:t xml:space="preserve">Three keyword extractors give three-way corroboration</w:t>
             </w:r>
           </w:p>
         </w:tc>
@@ -4689,7 +5818,7 @@
               <w:pStyle w:val="tablecopy"/>
             </w:pPr>
             <w:r>
-              <w:t xml:space="preserve">Agrees 0.42 on tags yet changes 49.0% of them</w:t>
+              <w:t xml:space="preserve">0.173 mean, 99.0% low — one input, three views</w:t>
             </w:r>
           </w:p>
         </w:tc>
@@ -4723,7 +5852,7 @@
               <w:pStyle w:val="tablecopy"/>
             </w:pPr>
             <w:r>
-              <w:t xml:space="preserve">RQ4</w:t>
+              <w:t xml:space="preserve">RQ2</w:t>
             </w:r>
           </w:p>
         </w:tc>
@@ -4737,7 +5866,7 @@
               <w:pStyle w:val="tablecopy"/>
             </w:pPr>
             <w:r>
-              <w:t xml:space="preserve">OCR veto holds</w:t>
+              <w:t xml:space="preserve">The OCR veto is conservative</w:t>
             </w:r>
           </w:p>
         </w:tc>
@@ -4751,7 +5880,7 @@
               <w:pStyle w:val="tablecopy"/>
             </w:pPr>
             <w:r>
-              <w:t xml:space="preserve">Change rate exactly 0.0000</w:t>
+              <w:t xml:space="preserve">53.4% conflict; no clip reaches high agreement</w:t>
             </w:r>
           </w:p>
         </w:tc>
@@ -4785,7 +5914,7 @@
               <w:pStyle w:val="tablecopy"/>
             </w:pPr>
             <w:r>
-              <w:t xml:space="preserve">RQ5</w:t>
+              <w:t xml:space="preserve">RQ3</w:t>
             </w:r>
           </w:p>
         </w:tc>
@@ -4799,7 +5928,7 @@
               <w:pStyle w:val="tablecopy"/>
             </w:pPr>
             <w:r>
-              <w:t xml:space="preserve">Larger models agree more with the consensus</w:t>
+              <w:t xml:space="preserve">Degradation reduces all fields comparably</w:t>
             </w:r>
           </w:p>
         </w:tc>
@@ -4813,7 +5942,7 @@
               <w:pStyle w:val="tablecopy"/>
             </w:pPr>
             <w:r>
-              <w:t xml:space="preserve">InternVL3-2B leads 3 of 5 fields</w:t>
+              <w:t xml:space="preserve">13-fold spread: tags 0.96, OCR 0.07 under blur</w:t>
             </w:r>
           </w:p>
         </w:tc>
@@ -4847,7 +5976,7 @@
               <w:pStyle w:val="tablecopy"/>
             </w:pPr>
             <w:r>
-              <w:t xml:space="preserve">RQ5</w:t>
+              <w:t xml:space="preserve">RQ4</w:t>
             </w:r>
           </w:p>
         </w:tc>
@@ -4861,7 +5990,7 @@
               <w:pStyle w:val="tablecopy"/>
             </w:pPr>
             <w:r>
-              <w:t xml:space="preserve">Thinking variants beat Instruct</w:t>
+              <w:t xml:space="preserve">A third annotator mostly corroborates</w:t>
             </w:r>
           </w:p>
         </w:tc>
@@ -4875,7 +6004,7 @@
               <w:pStyle w:val="tablecopy"/>
             </w:pPr>
             <w:r>
-              <w:t xml:space="preserve">Split by field; ahead only on people count</w:t>
+              <w:t xml:space="preserve">Agrees 0.42 on tags yet changes 49.0% of them</w:t>
             </w:r>
           </w:p>
         </w:tc>
@@ -4889,7 +6018,7 @@
               <w:pStyle w:val="tablecopy"/>
             </w:pPr>
             <w:r>
-              <w:t xml:space="preserve">Partly refuted</w:t>
+              <w:t xml:space="preserve">Refuted</w:t>
             </w:r>
           </w:p>
         </w:tc>
@@ -4909,6 +6038,192 @@
               <w:pStyle w:val="tablecopy"/>
             </w:pPr>
             <w:r>
+              <w:t xml:space="preserve">RQ4</w:t>
+            </w:r>
+          </w:p>
+        </w:tc>
+        <w:tc>
+          <w:tcPr>
+            <w:tcW w:w="1170" w:type="dxa"/>
+            <w:vAlign w:val="center"/>
+          </w:tcPr>
+          <w:p>
+            <w:pPr>
+              <w:pStyle w:val="tablecopy"/>
+            </w:pPr>
+            <w:r>
+              <w:t xml:space="preserve">OCR veto holds</w:t>
+            </w:r>
+          </w:p>
+        </w:tc>
+        <w:tc>
+          <w:tcPr>
+            <w:tcW w:w="1170" w:type="dxa"/>
+            <w:vAlign w:val="center"/>
+          </w:tcPr>
+          <w:p>
+            <w:pPr>
+              <w:pStyle w:val="tablecopy"/>
+            </w:pPr>
+            <w:r>
+              <w:t xml:space="preserve">Change rate exactly 0.0000</w:t>
+            </w:r>
+          </w:p>
+        </w:tc>
+        <w:tc>
+          <w:tcPr>
+            <w:tcW w:w="1170" w:type="dxa"/>
+            <w:vAlign w:val="center"/>
+          </w:tcPr>
+          <w:p>
+            <w:pPr>
+              <w:pStyle w:val="tablecopy"/>
+            </w:pPr>
+            <w:r>
+              <w:t xml:space="preserve">Confirmed</w:t>
+            </w:r>
+          </w:p>
+        </w:tc>
+      </w:tr>
+      <w:tr>
+        <w:trPr>
+          <w:cantSplit/>
+          <w:jc w:val="center"/>
+        </w:trPr>
+        <w:tc>
+          <w:tcPr>
+            <w:tcW w:w="1170" w:type="dxa"/>
+            <w:vAlign w:val="center"/>
+          </w:tcPr>
+          <w:p>
+            <w:pPr>
+              <w:pStyle w:val="tablecopy"/>
+            </w:pPr>
+            <w:r>
+              <w:t xml:space="preserve">RQ5</w:t>
+            </w:r>
+          </w:p>
+        </w:tc>
+        <w:tc>
+          <w:tcPr>
+            <w:tcW w:w="1170" w:type="dxa"/>
+            <w:vAlign w:val="center"/>
+          </w:tcPr>
+          <w:p>
+            <w:pPr>
+              <w:pStyle w:val="tablecopy"/>
+            </w:pPr>
+            <w:r>
+              <w:t xml:space="preserve">Larger models agree more with the consensus</w:t>
+            </w:r>
+          </w:p>
+        </w:tc>
+        <w:tc>
+          <w:tcPr>
+            <w:tcW w:w="1170" w:type="dxa"/>
+            <w:vAlign w:val="center"/>
+          </w:tcPr>
+          <w:p>
+            <w:pPr>
+              <w:pStyle w:val="tablecopy"/>
+            </w:pPr>
+            <w:r>
+              <w:t xml:space="preserve">InternVL3-2B leads 3 of 5 fields</w:t>
+            </w:r>
+          </w:p>
+        </w:tc>
+        <w:tc>
+          <w:tcPr>
+            <w:tcW w:w="1170" w:type="dxa"/>
+            <w:vAlign w:val="center"/>
+          </w:tcPr>
+          <w:p>
+            <w:pPr>
+              <w:pStyle w:val="tablecopy"/>
+            </w:pPr>
+            <w:r>
+              <w:t xml:space="preserve">Refuted</w:t>
+            </w:r>
+          </w:p>
+        </w:tc>
+      </w:tr>
+      <w:tr>
+        <w:trPr>
+          <w:cantSplit/>
+          <w:jc w:val="center"/>
+        </w:trPr>
+        <w:tc>
+          <w:tcPr>
+            <w:tcW w:w="1170" w:type="dxa"/>
+            <w:vAlign w:val="center"/>
+          </w:tcPr>
+          <w:p>
+            <w:pPr>
+              <w:pStyle w:val="tablecopy"/>
+            </w:pPr>
+            <w:r>
+              <w:t xml:space="preserve">RQ5</w:t>
+            </w:r>
+          </w:p>
+        </w:tc>
+        <w:tc>
+          <w:tcPr>
+            <w:tcW w:w="1170" w:type="dxa"/>
+            <w:vAlign w:val="center"/>
+          </w:tcPr>
+          <w:p>
+            <w:pPr>
+              <w:pStyle w:val="tablecopy"/>
+            </w:pPr>
+            <w:r>
+              <w:t xml:space="preserve">Thinking variants beat Instruct</w:t>
+            </w:r>
+          </w:p>
+        </w:tc>
+        <w:tc>
+          <w:tcPr>
+            <w:tcW w:w="1170" w:type="dxa"/>
+            <w:vAlign w:val="center"/>
+          </w:tcPr>
+          <w:p>
+            <w:pPr>
+              <w:pStyle w:val="tablecopy"/>
+            </w:pPr>
+            <w:r>
+              <w:t xml:space="preserve">Split by field; ahead only on people count</w:t>
+            </w:r>
+          </w:p>
+        </w:tc>
+        <w:tc>
+          <w:tcPr>
+            <w:tcW w:w="1170" w:type="dxa"/>
+            <w:vAlign w:val="center"/>
+          </w:tcPr>
+          <w:p>
+            <w:pPr>
+              <w:pStyle w:val="tablecopy"/>
+            </w:pPr>
+            <w:r>
+              <w:t xml:space="preserve">Partly refuted</w:t>
+            </w:r>
+          </w:p>
+        </w:tc>
+      </w:tr>
+      <w:tr>
+        <w:trPr>
+          <w:cantSplit/>
+          <w:jc w:val="center"/>
+        </w:trPr>
+        <w:tc>
+          <w:tcPr>
+            <w:tcW w:w="1170" w:type="dxa"/>
+            <w:vAlign w:val="center"/>
+          </w:tcPr>
+          <w:p>
+            <w:pPr>
+              <w:pStyle w:val="tablecopy"/>
+            </w:pPr>
+            <w:r>
               <w:t xml:space="preserve">RQ5</w:t>
             </w:r>
           </w:p>
@@ -4995,7 +6310,16 @@
         <w:t xml:space="preserve">reliability is a per-field property, not a system property</w:t>
       </w:r>
       <w:r>
-        <w:t xml:space="preserve">, and that the mechanisms differ enough that a single confidence number for a clip would be actively misleading. Blur destroys OCR (0.07) and leaves tagging intact (0.96) because the two depend on different spatial frequencies. A third annotator is redundant for people count (0.8445 agreement, 1.8% change) and decisive for visual tags (0.4194 agreement, 49.0% change) because integer counting has a narrow answer space that independent families converge on, while a 34-label multi-label assignment has a combinatorially large one that they do not. A 2B model beats an 8B model on on-screen text because reading a lower-third is a perceptual task with a short answer, not a task where extra capacity has anything to contribute.</w:t>
+        <w:t xml:space="preserve">, and that the mechanisms differ enough that a single confidence number for a clip would be actively misleading. RQ2 sharpens it: the per-field agreement scores rank the five fields in the order of how architecturally independent their evidence sources are — four unrelated families for people count (0.812), a mixed trio for visual tags (0.509), three views of one transcript for keywords (0.173). The agreement score is therefore measuring a property of the </w:t>
+      </w:r>
+      <w:r>
+        <w:rPr>
+          <w:i/>
+        </w:rPr>
+        <w:t xml:space="preserve">ensemble</w:t>
+      </w:r>
+      <w:r>
+        <w:t xml:space="preserve"> at least as much as a property of the footage, which is a real constraint on how it should be read. Blur destroys OCR (0.07) and leaves tagging intact (0.96) because the two depend on different spatial frequencies. A third annotator is redundant for people count (0.8445 agreement, 1.8% change) and decisive for visual tags (0.4194 agreement, 49.0% change) because integer counting has a narrow answer space that independent families converge on, while a 34-label multi-label assignment has a combinatorially large one that they do not. A 2B model beats an 8B model on on-screen text because reading a lower-third is a perceptual task with a short answer, not a task where extra capacity has anything to contribute.</w:t>
       </w:r>
     </w:p>
     <w:p>
@@ -5136,21 +6460,44 @@
         <w:rPr>
           <w:b/>
         </w:rPr>
-        <w:t xml:space="preserve">RQ2 is not yet reported.</w:t>
-      </w:r>
-      <w:r>
-        <w:t xml:space="preserve"> The agreement distribution table is outstanding </w:t>
+        <w:t xml:space="preserve">Vocabulary concentration.</w:t>
+      </w:r>
+      <w:r>
+        <w:t xml:space="preserve"> Three of the 34 visual labels fire on 63–95% of clips and two never fire at all, so the closed vocabulary carries far less discriminative information than its size suggests.</w:t>
+      </w:r>
+    </w:p>
+    <w:p>
+      <w:pPr>
+        <w:pStyle w:val="BodyText"/>
+      </w:pPr>
+      <w:r>
+        <w:t xml:space="preserve">4. </w:t>
       </w:r>
       <w:r>
         <w:rPr>
           <w:b/>
-          <w:highlight w:val="yellow"/>
+        </w:rPr>
+        <w:t xml:space="preserve">Correlated sources, and one field with no independent sources at all.</w:t>
+      </w:r>
+      <w:r>
+        <w:t xml:space="preserve"> CLIP ViT-B/32 and ViT-L/14 share architecture and training objective; Whisper-small and -turbo share both, which inflates transcript and visual-tag agreement relative to fields whose sources are unrelated. Keywords are worse than correlated: KeyBERT, YAKE and TF-IDF all consume the same Whisper transcript, so the field has one source and three views of it. Its 0.173 mean agreement is a consequence of the design, not a measurement of the corpus, and any claim resting on keyword corroboration should be discounted accordingly. The size of the CLIP-pair inflation could not be measured, because the artefact stores method-level rather than model-level candidate lists for visual tags.</w:t>
+      </w:r>
+    </w:p>
+    <w:p>
+      <w:pPr>
+        <w:pStyle w:val="BodyText"/>
+      </w:pPr>
+      <w:r>
+        <w:t xml:space="preserve">5. </w:t>
+      </w:r>
+      <w:r>
+        <w:rPr>
           <w:b/>
         </w:rPr>
-        <w:t xml:space="preserve">`[TO FILL]`</w:t>
-      </w:r>
-      <w:r>
-        <w:t xml:space="preserve">.</w:t>
+        <w:t xml:space="preserve">Quantisation confound.</w:t>
+      </w:r>
+      <w:r>
+        <w:t xml:space="preserve"> Both 8B benchmark models ran int4 while smaller models ran at full precision. The 8B rows are not on equal footing.</w:t>
       </w:r>
     </w:p>
     <w:p>
@@ -5158,16 +6505,16 @@
         <w:pStyle w:val="BodyText"/>
       </w:pPr>
       <w:r>
-        <w:t xml:space="preserve">4. </w:t>
+        <w:t xml:space="preserve">6. </w:t>
       </w:r>
       <w:r>
         <w:rPr>
           <w:b/>
         </w:rPr>
-        <w:t xml:space="preserve">Correlated sources.</w:t>
-      </w:r>
-      <w:r>
-        <w:t xml:space="preserve"> CLIP ViT-B/32 and ViT-L/14 share architecture and training objective; Whisper-small and -turbo share both. Agreement between them overstates independence, inflating scores on transcript and visual tags relative to fields whose sources are genuinely unrelated.</w:t>
+        <w:t xml:space="preserve">Protocol asymmetry.</w:t>
+      </w:r>
+      <w:r>
+        <w:t xml:space="preserve"> Thinking models receive a forced-conclusion retry that Instruct models do not.</w:t>
       </w:r>
     </w:p>
     <w:p>
@@ -5175,16 +6522,16 @@
         <w:pStyle w:val="BodyText"/>
       </w:pPr>
       <w:r>
-        <w:t xml:space="preserve">5. </w:t>
+        <w:t xml:space="preserve">7. </w:t>
       </w:r>
       <w:r>
         <w:rPr>
           <w:b/>
         </w:rPr>
-        <w:t xml:space="preserve">Quantisation confound.</w:t>
-      </w:r>
-      <w:r>
-        <w:t xml:space="preserve"> Both 8B benchmark models ran int4 while smaller models ran at full precision. The 8B rows are not on equal footing.</w:t>
+        <w:t xml:space="preserve">Benchmark frame budget.</w:t>
+      </w:r>
+      <w:r>
+        <w:t xml:space="preserve"> 4 frames, not the pipeline's scene-aware policy, forced by the 20 GB MIG slice — a hardware constraint, not a methodological choice.</w:t>
       </w:r>
     </w:p>
     <w:p>
@@ -5192,16 +6539,16 @@
         <w:pStyle w:val="BodyText"/>
       </w:pPr>
       <w:r>
-        <w:t xml:space="preserve">6. </w:t>
+        <w:t xml:space="preserve">8. </w:t>
       </w:r>
       <w:r>
         <w:rPr>
           <w:b/>
         </w:rPr>
-        <w:t xml:space="preserve">Protocol asymmetry.</w:t>
-      </w:r>
-      <w:r>
-        <w:t xml:space="preserve"> Thinking models receive a forced-conclusion retry that Instruct models do not.</w:t>
+        <w:t xml:space="preserve">Closed vocabulary.</w:t>
+      </w:r>
+      <w:r>
+        <w:t xml:space="preserve"> 34 labels authored by one person; multi-label accuracy over that vocabulary rewards sparse predictions, so absolute values in that column are not interpretable.</w:t>
       </w:r>
     </w:p>
     <w:p>
@@ -5209,16 +6556,16 @@
         <w:pStyle w:val="BodyText"/>
       </w:pPr>
       <w:r>
-        <w:t xml:space="preserve">7. </w:t>
+        <w:t xml:space="preserve">9. </w:t>
       </w:r>
       <w:r>
         <w:rPr>
           <w:b/>
         </w:rPr>
-        <w:t xml:space="preserve">Benchmark frame budget.</w:t>
-      </w:r>
-      <w:r>
-        <w:t xml:space="preserve"> 4 frames, not the pipeline's scene-aware policy, forced by the 20 GB MIG slice — a hardware constraint, not a methodological choice.</w:t>
+        <w:t xml:space="preserve">Corpus scope.</w:t>
+      </w:r>
+      <w:r>
+        <w:t xml:space="preserve"> 47 programmes from one broadcaster in one city in one year. Nothing here establishes generalisation to other archives.</w:t>
       </w:r>
     </w:p>
     <w:p>
@@ -5226,16 +6573,16 @@
         <w:pStyle w:val="BodyText"/>
       </w:pPr>
       <w:r>
-        <w:t xml:space="preserve">8. </w:t>
+        <w:t xml:space="preserve">10. </w:t>
       </w:r>
       <w:r>
         <w:rPr>
           <w:b/>
         </w:rPr>
-        <w:t xml:space="preserve">Closed vocabulary.</w:t>
-      </w:r>
-      <w:r>
-        <w:t xml:space="preserve"> 34 labels authored by one person; multi-label accuracy over that vocabulary rewards sparse predictions, so absolute values in that column are not interpretable.</w:t>
+        <w:t xml:space="preserve">Single run.</w:t>
+      </w:r>
+      <w:r>
+        <w:t xml:space="preserve"> Greedy decoding, one run per model, no variance estimate over seeds or prompt phrasings.</w:t>
       </w:r>
     </w:p>
     <w:p>
@@ -5243,16 +6590,24 @@
         <w:pStyle w:val="BodyText"/>
       </w:pPr>
       <w:r>
-        <w:t xml:space="preserve">9. </w:t>
+        <w:t xml:space="preserve">11. </w:t>
       </w:r>
       <w:r>
         <w:rPr>
           <w:b/>
         </w:rPr>
-        <w:t xml:space="preserve">Corpus scope.</w:t>
-      </w:r>
-      <w:r>
-        <w:t xml:space="preserve"> 47 programmes from one broadcaster in one city in one year. Nothing here establishes generalisation to other archives.</w:t>
+        <w:t xml:space="preserve">Corroboration is blind to upstream error.</w:t>
+      </w:r>
+      <w:r>
+        <w:t xml:space="preserve"> Keywords are extracted from the transcript, so an ASR failure propagates into them with every keyword source agreeing, because all three read the same faulty text. Section IV-G documents a clip where Whisper mis-identified the language on accented English and the resulting spurious tokens entered the published keyword field at full agreement. Any field derived from another field inherits its errors and reports them as corroborated; the design has no mechanism to detect this.</w:t>
+      </w:r>
+    </w:p>
+    <w:p>
+      <w:pPr>
+        <w:pStyle w:val="Heading1"/>
+      </w:pPr>
+      <w:r>
+        <w:t xml:space="preserve">Conclusion And Future Work</w:t>
       </w:r>
     </w:p>
     <w:p>
@@ -5260,49 +6615,7 @@
         <w:pStyle w:val="BodyText"/>
       </w:pPr>
       <w:r>
-        <w:t xml:space="preserve">10. </w:t>
-      </w:r>
-      <w:r>
-        <w:rPr>
-          <w:b/>
-        </w:rPr>
-        <w:t xml:space="preserve">Single run.</w:t>
-      </w:r>
-      <w:r>
-        <w:t xml:space="preserve"> Greedy decoding, one run per model, no variance estimate over seeds or prompt phrasings.</w:t>
-      </w:r>
-    </w:p>
-    <w:p>
-      <w:pPr>
-        <w:pStyle w:val="BodyText"/>
-      </w:pPr>
-      <w:r>
-        <w:t xml:space="preserve">11. </w:t>
-      </w:r>
-      <w:r>
-        <w:rPr>
-          <w:b/>
-        </w:rPr>
-        <w:t xml:space="preserve">Corroboration is blind to upstream error.</w:t>
-      </w:r>
-      <w:r>
-        <w:t xml:space="preserve"> Keywords are extracted from the transcript, so an ASR failure propagates into them with every keyword source agreeing, because all three read the same faulty text. Section IV-G documents a clip where Whisper mis-identified the language on accented English and the resulting spurious tokens entered the published keyword field at full agreement. Any field derived from another field inherits its errors and reports them as corroborated; the design has no mechanism to detect this.</w:t>
-      </w:r>
-    </w:p>
-    <w:p>
-      <w:pPr>
-        <w:pStyle w:val="Heading1"/>
-      </w:pPr>
-      <w:r>
-        <w:t xml:space="preserve">Conclusion And Future Work</w:t>
-      </w:r>
-    </w:p>
-    <w:p>
-      <w:pPr>
-        <w:pStyle w:val="BodyText"/>
-      </w:pPr>
-      <w:r>
-        <w:t xml:space="preserve">This work delivers a reliability-aware metadata pipeline for an archival community-television corpus: 47 programmes segmented into 626 clips with zero failures, five fields per clip generated by heterogeneous pretrained families, and every published value carrying an evidence status, its supporting models and a self-similarity-free agreement score. Four experiments characterise it, and the useful findings are mostly the ones that contradicted expectation — coverage and stability trade against each other under scene-aware sampling (23.0 vs 14.5 OCR items, stability 0.53); robustness is field-specific to a 13-fold degree (0.96 tags vs 0.07 OCR under blur); a third annotator rewrites 49.0% of visual-tag sets while agreeing with the local consensus only 42% of the time, and is vetoed on 100% of OCR decisions by design; and across seven open-weight vision-language models and 21,489 scores, a 2B model leads three of five fields while every model scores at or near zero on transcript, three of them abstaining outright.</w:t>
+        <w:t xml:space="preserve">This work delivers a reliability-aware metadata pipeline for an archival community-television corpus: 47 programmes segmented into 626 clips with zero failures, five fields per clip generated by heterogeneous pretrained families, and every published value carrying an evidence status, its supporting models and a self-similarity-free agreement score. Four experiments characterise it, and the useful findings are mostly the ones that contradicted expectation. Per-field agreement ranks the five fields by how independent their evidence is rather than by task difficulty — 0.812 for the four-family people count against 0.173 for keywords, whose three extractors share one input — while on-screen text ends in conflict on 53.4% of clips and reaches high agreement on none. Coverage and agreement trade against each other under scene-aware sampling (eight times the filtered OCR of fixed three-frame sampling, at the lowest stability of the three policies); robustness is field-specific to a 13-fold degree (0.96 tags vs 0.07 OCR under blur); a third annotator rewrites 49.0% of visual-tag sets while agreeing with the local consensus only 42% of the time, and is vetoed on 100% of OCR decisions by design; and across seven open-weight vision-language models and 21,489 scores, a 2B model leads three of five fields while every model scores at or near zero on transcript, three of them abstaining outright.</w:t>
       </w:r>
     </w:p>
     <w:p>

--- a/docs/paper/conference_paper.docx
+++ b/docs/paper/conference_paper.docx
@@ -455,15 +455,33 @@
         <w:pStyle w:val="BodyText"/>
       </w:pPr>
       <w:r>
-        <w:t xml:space="preserve">Segment-level indexing of broadcast material is a long-standing problem, and the evaluation infrastructure built around TRECVid [1] established both the task shapes — shot boundary detection, semantic concept annotation, ad-hoc video search — and the expectation that systems be compared against human-annotated references. That expectation is precisely what a working archive usually cannot satisfy: annotation budgets are the binding constraint, and the collections most in need of description are the ones least likely to receive it. Work on cultural-heritage and community archives has consequently leaned on automatic description, generally reporting system output without a companion estimate of per-field reliability. </w:t>
+        <w:t xml:space="preserve">Segment-level indexing of broadcast material is a long-standing problem, and the evaluation infrastructure built around TRECVid [1] established both the task shapes — shot boundary detection, semantic concept annotation, ad-hoc video search — and the expectation that systems be compared against human-annotated references. That expectation is precisely what a working archive usually cannot satisfy: annotation budgets are the binding constraint, and the collections most in need of description are the ones least likely to receive it. Work on cultural-heritage and broadcast archives has consequently leaned on automatic description. The German Broadcasting Archive is the closest published analogue to this project's setting: Mühling </w:t>
+      </w:r>
+      <w:r>
+        <w:rPr>
+          <w:i/>
+        </w:rPr>
+        <w:t xml:space="preserve">et al.</w:t>
+      </w:r>
+      <w:r>
+        <w:t xml:space="preserve"> [2] applied shot-boundary detection, concept classification, person recognition and text recognition to roughly 34,000 hours of GDR television, and the later VIVA system [3] extended that to 91 archive-specific concepts and 98 personalities drawn from the same collection. Pessanha and Akdag Salah [4] survey the equivalent shift in oral-history archives, where speech recognition and language processing have made large interview collections tractable for the first time.</w:t>
+      </w:r>
+    </w:p>
+    <w:p>
+      <w:pPr>
+        <w:pStyle w:val="BodyText"/>
+      </w:pPr>
+      <w:r>
+        <w:t xml:space="preserve">What these systems report is </w:t>
       </w:r>
       <w:r>
         <w:rPr>
           <w:b/>
-          <w:highlight w:val="yellow"/>
-          <w:b/>
-        </w:rPr>
-        <w:t xml:space="preserve">`[TO FILL: 2–3 citations specific to cultural-heritage or community-archive AV description — search "audiovisual archive automatic metadata" in the QUB library and cite the closest two.]`</w:t>
+        </w:rPr>
+        <w:t xml:space="preserve">system-level</w:t>
+      </w:r>
+      <w:r>
+        <w:t xml:space="preserve"> accuracy: retrieval performance measured over an evaluated concept set. VIVA addresses unreliability directly, but by adding human review and user-feedback components to the acquisition loop rather than by attaching a reliability estimate to each published record. That distinction locates the present work. It adds no reviewer, and instead publishes, for every field of every clip, how strongly independent sources corroborated the value — so that a cataloguer can see which fields are weakly supported without re-examining the footage.</w:t>
       </w:r>
     </w:p>
     <w:p>
@@ -479,7 +497,7 @@
         <w:pStyle w:val="BodyText"/>
       </w:pPr>
       <w:r>
-        <w:t xml:space="preserve">Contrastive image–text pretraining [2] made open-vocabulary visual labelling possible without task-specific training, and the same shift reached speech with large-scale weakly supervised recognition [3] and vision-language question answering with BLIP [4] and ViLT [5]. End-to-end set-prediction detection [6] supplies a third, architecturally unrelated route to counting people in a frame. The property this work exploits is not any single model's accuracy but the </w:t>
+        <w:t xml:space="preserve">Contrastive image–text pretraining [5] made open-vocabulary visual labelling possible without task-specific training, and the same shift reached speech with large-scale weakly supervised recognition [6] and vision-language question answering with BLIP [7] and ViLT [8]. End-to-end set-prediction detection [9] supplies a third, architecturally unrelated route to counting people in a frame. The property this work exploits is not any single model's accuracy but the </w:t>
       </w:r>
       <w:r>
         <w:rPr>
@@ -504,7 +522,7 @@
         <w:pStyle w:val="BodyText"/>
       </w:pPr>
       <w:r>
-        <w:t xml:space="preserve">Treating multiple noisy automatic sources as votes to be combined rather than outputs to be chosen between is the core idea of programmatic weak supervision [7], where labelling functions of unknown accuracy are aggregated into probabilistic labels. The corpus-linguistics tradition supplies the complementary framing: inter-annotator agreement statistics [8] quantify how much a set of annotations can be relied upon, independently of whether any annotator is correct. This work applies that framing to machine annotators, with one deliberate restriction — agreement is reported as corroboration and never reinterpreted as a calibrated probability of correctness.</w:t>
+        <w:t xml:space="preserve">Treating multiple noisy automatic sources as votes to be combined rather than outputs to be chosen between is the core idea of programmatic weak supervision [10], where labelling functions of unknown accuracy are aggregated into probabilistic labels. The corpus-linguistics tradition supplies the complementary framing: inter-annotator agreement statistics [11] quantify how much a set of annotations can be relied upon, independently of whether any annotator is correct. This work applies that framing to machine annotators, with one deliberate restriction — agreement is reported as corroboration and never reinterpreted as a calibrated probability of correctness.</w:t>
       </w:r>
     </w:p>
     <w:p>
@@ -520,7 +538,7 @@
         <w:pStyle w:val="BodyText"/>
       </w:pPr>
       <w:r>
-        <w:t xml:space="preserve">Recent open-weight multimodal models — the Qwen3-VL family [9] and InternVL3 [10] — accept interleaved image sequences and emit schema-constrained text, making them plausible single-model replacements for a multi-component pipeline. Their known failure mode is object hallucination [11]: fluent output describing content that is not present. Reasoning-trace ("Thinking") variants are marketed as mitigating this through deliberation. Neither claim has, to our knowledge, been tested on archival community-television footage, which differs from the web video these models were trained on in resolution, framing, lighting and subject matter.</w:t>
+        <w:t xml:space="preserve">Recent open-weight multimodal models — the Qwen3-VL family [12] and InternVL3 [13] — accept interleaved image sequences and emit schema-constrained text, making them plausible single-model replacements for a multi-component pipeline. Their known failure mode is object hallucination [14]: fluent output describing content that is not present. Reasoning-trace ("Thinking") variants are marketed as mitigating this through deliberation. Neither claim has, to our knowledge, been tested on archival community-television footage, which differs from the web video these models were trained on in resolution, framing, lighting and subject matter.</w:t>
       </w:r>
     </w:p>
     <w:p>
@@ -1339,7 +1357,7 @@
         <w:pStyle w:val="BodyText"/>
       </w:pPr>
       <w:r>
-        <w:t xml:space="preserve">The production policy detects shot boundaries with an adaptive rolling-content detector (threshold 3.0, minimum scene length 0.6 s) [12], samples scene midpoints, always includes the temporal centre, and caps the result at 5 scene frames. Where detection fails or yields too few scenes, fixed frames at 20/50/80% of clip duration are added. On-screen text uses a separate, denser probe — every 2.5 s to a maximum of 12 frames, offset 0.5 s from the clip edges — because captions and lower-thirds appear and disappear on a timescale shorter than the visual sampling interval.</w:t>
+        <w:t xml:space="preserve">The production policy detects shot boundaries with an adaptive rolling-content detector (threshold 3.0, minimum scene length 0.6 s) [15], samples scene midpoints, always includes the temporal centre, and caps the result at 5 scene frames. Where detection fails or yields too few scenes, fixed frames at 20/50/80% of clip duration are added. On-screen text uses a separate, denser probe — every 2.5 s to a maximum of 12 frames, offset 0.5 s from the clip edges — because captions and lower-thirds appear and disappear on a timescale shorter than the visual sampling interval.</w:t>
       </w:r>
     </w:p>
     <w:p>
@@ -6650,7 +6668,7 @@
           <w:highlight w:val="yellow"/>
           <w:b/>
         </w:rPr>
-        <w:t xml:space="preserve">`[TO FILL: verify every entry against the published record — volume, pages, DOI — before submission. Entries below are correct as to authorship, venue and year.]`</w:t>
+        <w:t xml:space="preserve">`[TO FILL: entries [1]–[4] are verified against dblp and the publishers' records. Entries [5] onward are correct as to authorship, venue and year, but their volume, page and DOI fields still need checking before submission.]`</w:t>
       </w:r>
     </w:p>
     <w:p>
@@ -6668,6 +6686,57 @@
       </w:r>
       <w:r>
         <w:t xml:space="preserve">, 2006, pp. 321–330.</w:t>
+      </w:r>
+    </w:p>
+    <w:p>
+      <w:pPr>
+        <w:pStyle w:val="references"/>
+      </w:pPr>
+      <w:r>
+        <w:t xml:space="preserve">M. Mühling, M. Meister, N. Korfhage, J. Wehling, A. Hörth, R. Ewerth, and B. Freisleben, "Content-based video retrieval in historical collections of the German Broadcasting Archive," </w:t>
+      </w:r>
+      <w:r>
+        <w:rPr>
+          <w:i/>
+        </w:rPr>
+        <w:t xml:space="preserve">Int. J. on Digital Libraries</w:t>
+      </w:r>
+      <w:r>
+        <w:t xml:space="preserve">, vol. 20, no. 2, pp. 167–183, 2019, doi: 10.1007/s00799-018-0236-z.</w:t>
+      </w:r>
+    </w:p>
+    <w:p>
+      <w:pPr>
+        <w:pStyle w:val="references"/>
+      </w:pPr>
+      <w:r>
+        <w:t xml:space="preserve">M. Mühling, N. Korfhage, K. Pustu-Iren, J. Bars, M. Knapp, H. Bellafkir, M. Vogelbacher, D. Schneider, A. Hörth, R. Ewerth, and B. Freisleben, "VIVA: Visual information retrieval in video archives," </w:t>
+      </w:r>
+      <w:r>
+        <w:rPr>
+          <w:i/>
+        </w:rPr>
+        <w:t xml:space="preserve">Int. J. on Digital Libraries</w:t>
+      </w:r>
+      <w:r>
+        <w:t xml:space="preserve">, vol. 23, no. 4, pp. 319–333, 2022, doi: 10.1007/s00799-022-00337-y.</w:t>
+      </w:r>
+    </w:p>
+    <w:p>
+      <w:pPr>
+        <w:pStyle w:val="references"/>
+      </w:pPr>
+      <w:r>
+        <w:t xml:space="preserve">F. Pessanha and A. Akdag Salah, "A computational look at oral history archives," </w:t>
+      </w:r>
+      <w:r>
+        <w:rPr>
+          <w:i/>
+        </w:rPr>
+        <w:t xml:space="preserve">ACM J. on Computing and Cultural Heritage</w:t>
+      </w:r>
+      <w:r>
+        <w:t xml:space="preserve">, vol. 15, no. 1, art. 6, pp. 1–16, 2022, doi: 10.1145/3477605.</w:t>
       </w:r>
     </w:p>
     <w:p>

--- a/docs/paper/conference_paper.docx
+++ b/docs/paper/conference_paper.docx
@@ -6899,15 +6899,7 @@
         <w:pStyle w:val="references"/>
       </w:pPr>
       <w:r>
-        <w:t xml:space="preserve">Qwen Team, "Qwen3-VL technical report," 2025. </w:t>
-      </w:r>
-      <w:r>
-        <w:rPr>
-          <w:b/>
-          <w:highlight w:val="yellow"/>
-          <w:b/>
-        </w:rPr>
-        <w:t xml:space="preserve">`[TO FILL: arXiv identifier]`</w:t>
+        <w:t xml:space="preserve">Qwen Team, "Qwen3-VL technical report," arXiv:2511.21631, 2025.</w:t>
       </w:r>
     </w:p>
     <w:p>
@@ -6915,7 +6907,7 @@
         <w:pStyle w:val="references"/>
       </w:pPr>
       <w:r>
-        <w:t xml:space="preserve">Z. Chen </w:t>
+        <w:t xml:space="preserve">J. Zhu </w:t>
       </w:r>
       <w:r>
         <w:rPr>
@@ -6924,15 +6916,7 @@
         <w:t xml:space="preserve">et al.</w:t>
       </w:r>
       <w:r>
-        <w:t xml:space="preserve">, "InternVL3: Exploring advanced training and test-time recipes for open-source multimodal models," 2025. </w:t>
-      </w:r>
-      <w:r>
-        <w:rPr>
-          <w:b/>
-          <w:highlight w:val="yellow"/>
-          <w:b/>
-        </w:rPr>
-        <w:t xml:space="preserve">`[TO FILL: arXiv identifier]`</w:t>
+        <w:t xml:space="preserve">, "InternVL3: Exploring advanced training and test-time recipes for open-source multimodal models," arXiv:2504.10479, 2025.</w:t>
       </w:r>
     </w:p>
     <w:p>

--- a/docs/paper/conference_paper.docx
+++ b/docs/paper/conference_paper.docx
@@ -7,7 +7,7 @@
         <w:pStyle w:val="papertitle"/>
       </w:pPr>
       <w:r>
-        <w:t xml:space="preserve">Reliability-Aware Multi-Model Metadata Generation for Archival Community Television</w:t>
+        <w:t xml:space="preserve">Leveraging Foundational Models for Video Archival Data</w:t>
       </w:r>
     </w:p>
     <w:p>

--- a/docs/paper/conference_paper.docx
+++ b/docs/paper/conference_paper.docx
@@ -4465,7 +4465,7 @@
         <w:t xml:space="preserve">21,489 (model, clip, field) scores</w:t>
       </w:r>
       <w:r>
-        <w:t xml:space="preserve">. Thinking variants received a larger token budget (1400 vs 700) to accommodate their reasoning trace, and both 8B models ran int4-quantised.</w:t>
+        <w:t xml:space="preserve">. Thinking variants received a larger token budget (1400 vs 700) to accommodate their reasoning trace, and both 8B models ran int4-quantised. All seven were loaded through the Transformers image-text-to-text interface [23].</w:t>
       </w:r>
     </w:p>
     <w:p>
@@ -6405,7 +6405,7 @@
         <w:t xml:space="preserve">needs_caution</w:t>
       </w:r>
       <w:r>
-        <w:t xml:space="preserve"> records first. That is a different and more honest product than a confident automatic catalogue of unknown quality, and it is achievable with pretrained models and no annotation budget.</w:t>
+        <w:t xml:space="preserve"> records first. That is a different and more honest product than a confident automatic catalogue of unknown quality, and it is achievable with pretrained models and no annotation budget. Metadata-aware retrieval has been shown to outperform plain-text baselines on structurally repetitive corpora, with field-level ablations indicating that structural cues carry strong disambiguating signal [21], so the per-field structure published here has value beyond the catalogue record itself.</w:t>
       </w:r>
     </w:p>
     <w:p>
@@ -6647,7 +6647,7 @@
         <w:t xml:space="preserve">Future work.</w:t>
       </w:r>
       <w:r>
-        <w:t xml:space="preserve"> (i) Collect a small human-annotated reference — a few hundred clips is enough — which converts every agreement number here into a validity measurement and settles the RQ4 tag question. (ii) Replace equal family weights with measured per-source reliability, for which the provenance machinery is already in place. (iii) Add an audio-capable multimodal model to the benchmark, so the transcript column tests a model that was given the information the task requires. (iv) Scale the ablations past 8 and 5 clips. (v) Gate the ASR stage on Whisper's own language-identification output, so that a mis-identified clip is flagged rather than propagated into the transcript-derived keyword field. (vi) Test shot-boundary clip segmentation against the fixed 30-second grid. (vii) Surface the sub-clip timing the pipeline already records — Whisper segment boundaries and per-string OCR frame indices — in the published record, which needs an export change rather than new inference and would let a user land on the second rather than the half-minute. (viii) Add diarisation, which would let the transcript field carry speaker turns and would give people count a second, audio-side source to corroborate against its four visual ones.</w:t>
+        <w:t xml:space="preserve"> (i) Collect a small human-annotated reference — a few hundred clips is enough — which converts every agreement number here into a validity measurement and settles the RQ4 tag question. (ii) Replace equal family weights with measured per-source reliability, for which the provenance machinery is already in place. (iii) Add an audio-capable multimodal model to the benchmark, and a video-native one: the 4-frame budget forced here suits image-sequence models, whereas prompt-guided pooling over longer sequences [22], run through the video-text-to-text interface [24], is built for variable-length video. (iv) Scale the ablations past 8 and 5 clips. (v) Gate the ASR stage on Whisper's own language-identification output, so that a mis-identified clip is flagged rather than propagated into the transcript-derived keyword field. (vi) Test shot-boundary clip segmentation against the fixed 30-second grid. (vii) Surface the sub-clip timing the pipeline already records — Whisper segment boundaries and per-string OCR frame indices — in the published record, which needs an export change rather than new inference and would let a user land on the second rather than the half-minute. (viii) Add diarisation, which would let the transcript field carry speaker turns and would give people count a second, audio-side source to corroborate against its four visual ones.</w:t>
       </w:r>
     </w:p>
     <w:p>
@@ -7049,6 +7049,38 @@
           <w:b/>
         </w:rPr>
         <w:t xml:space="preserve">`[TO FILL: add 5–10 archival/cultural-heritage AV description references to Section II-A.]`</w:t>
+      </w:r>
+    </w:p>
+    <w:p>
+      <w:pPr>
+        <w:pStyle w:val="references"/>
+      </w:pPr>
+      <w:r>
+        <w:t xml:space="preserve">R. B. Yousuf, S. Xu, M. Sharma, A. Neeser, C. Latimer, and N. Ramakrishnan, "Utilizing metadata for better retrieval-augmented generation," arXiv:2601.11863, 2026.</w:t>
+      </w:r>
+    </w:p>
+    <w:p>
+      <w:pPr>
+        <w:pStyle w:val="references"/>
+      </w:pPr>
+      <w:r>
+        <w:t xml:space="preserve">R. Liu, H. Tang, H. Liu, Y. Ge, Y. Shan, C. Li, and J. Yang, "PPLLaVA: Varied video sequence understanding with prompt guidance," arXiv:2411.02327, 2024.</w:t>
+      </w:r>
+    </w:p>
+    <w:p>
+      <w:pPr>
+        <w:pStyle w:val="references"/>
+      </w:pPr>
+      <w:r>
+        <w:t xml:space="preserve">Hugging Face, "Image-text-to-text," Transformers documentation, 2026. [Online]. Available: https://huggingface.co/docs/transformers/tasks/image_text_to_text</w:t>
+      </w:r>
+    </w:p>
+    <w:p>
+      <w:pPr>
+        <w:pStyle w:val="references"/>
+      </w:pPr>
+      <w:r>
+        <w:t xml:space="preserve">Hugging Face, "Video-text-to-text," Transformers documentation, 2026. [Online]. Available: https://huggingface.co/docs/transformers/tasks/video_text_to_text</w:t>
       </w:r>
     </w:p>
     <w:sectPr>

--- a/docs/paper/conference_paper.docx
+++ b/docs/paper/conference_paper.docx
@@ -281,7 +281,7 @@
         <w:t xml:space="preserve">frames within</w:t>
       </w:r>
       <w:r>
-        <w:t xml:space="preserve"> a clip, never to choose clip boundaries.</w:t>
+        <w:t xml:space="preserve"> a clip, never to choose clip boundaries. A post-hoc shot-detection pass over the corpus puts a number on the cost: 72.2% of published clips span at least one shot cut and 22.8% span two or more, so the one-visual-context-per-clip assumption behind per-clip consensus fails in roughly three-quarters of cases.</w:t>
       </w:r>
     </w:p>
     <w:p>
@@ -6647,7 +6647,7 @@
         <w:t xml:space="preserve">Future work.</w:t>
       </w:r>
       <w:r>
-        <w:t xml:space="preserve"> (i) Collect a small human-annotated reference — a few hundred clips is enough — which converts every agreement number here into a validity measurement and settles the RQ4 tag question. (ii) Replace equal family weights with measured per-source reliability, for which the provenance machinery is already in place. (iii) Add an audio-capable multimodal model to the benchmark, and a video-native one: the 4-frame budget forced here suits image-sequence models, whereas prompt-guided pooling over longer sequences [22], run through the video-text-to-text interface [24], is built for variable-length video. (iv) Scale the ablations past 8 and 5 clips. (v) Gate the ASR stage on Whisper's own language-identification output, so that a mis-identified clip is flagged rather than propagated into the transcript-derived keyword field. (vi) Test shot-boundary clip segmentation against the fixed 30-second grid. (vii) Surface the sub-clip timing the pipeline already records — Whisper segment boundaries and per-string OCR frame indices — in the published record, which needs an export change rather than new inference and would let a user land on the second rather than the half-minute. (viii) Add diarisation, which would let the transcript field carry speaker turns and would give people count a second, audio-side source to corroborate against its four visual ones.</w:t>
+        <w:t xml:space="preserve"> (i) Collect a small human-annotated reference — a few hundred clips is enough — which converts every agreement number here into a validity measurement and settles the RQ4 tag question. (ii) Replace equal family weights with measured per-source reliability, for which the provenance machinery is already in place. (iii) Add an audio-capable multimodal model to the benchmark, and a video-native one: the 4-frame budget forced here suits image-sequence models, whereas prompt-guided pooling over longer sequences [22], run through the video-text-to-text interface [24], is built for variable-length video. (iv) Scale the ablations past 8 and 5 clips. (v) Gate the ASR stage on Whisper's own language-identification output, so that a mis-identified clip is flagged rather than propagated into the transcript-derived keyword field. (vi) Re-annotate the shot-boundary partition and score it against fresh human labels; the partitions themselves have now been compared (§I-C), but without annotation on the scene grid the contamination figure cannot be turned into an accuracy result. (vii) Surface the sub-clip timing the pipeline already records — Whisper segment boundaries and per-string OCR frame indices — in the published record, which needs an export change rather than new inference and would let a user land on the second rather than the half-minute. (viii) Add diarisation, which would let the transcript field carry speaker turns and would give people count a second, audio-side source to corroborate against its four visual ones.</w:t>
       </w:r>
     </w:p>
     <w:p>

--- a/docs/paper/conference_paper.docx
+++ b/docs/paper/conference_paper.docx
@@ -3482,6 +3482,61 @@
     </w:p>
     <w:p>
       <w:pPr>
+        <w:keepNext/>
+        <w:keepLines/>
+        <w:jc w:val="center"/>
+        <w:ind w:start="0" w:end="0" w:firstLine="0"/>
+        <w:spacing w:before="120" w:after="0" w:line="240" w:lineRule="auto"/>
+      </w:pPr>
+      <w:r>
+        <w:drawing>
+          <wp:inline distT="0" distB="0" distL="0" distR="0">
+            <wp:extent cx="2971800" cy="1989747"/>
+            <wp:effectExtent l="0" t="0" r="0" b="0"/>
+            <wp:docPr id="901" name="Picture 1"/>
+            <wp:cNvGraphicFramePr>
+              <a:graphicFrameLocks xmlns:a="http://schemas.openxmlformats.org/drawingml/2006/main" noChangeAspect="1"/>
+            </wp:cNvGraphicFramePr>
+            <a:graphic xmlns:a="http://schemas.openxmlformats.org/drawingml/2006/main">
+              <a:graphicData uri="http://schemas.openxmlformats.org/drawingml/2006/picture">
+                <pic:pic xmlns:pic="http://schemas.openxmlformats.org/drawingml/2006/picture">
+                  <pic:nvPicPr>
+                    <pic:cNvPr id="901" name="figure1.png"/>
+                    <pic:cNvPicPr/>
+                  </pic:nvPicPr>
+                  <pic:blipFill>
+                    <a:blip r:embed="rId100"/>
+                    <a:stretch>
+                      <a:fillRect/>
+                    </a:stretch>
+                  </pic:blipFill>
+                  <pic:spPr>
+                    <a:xfrm>
+                      <a:off x="0" y="0"/>
+                      <a:ext cx="2971800" cy="1989747"/>
+                    </a:xfrm>
+                    <a:prstGeom prst="rect">
+                      <a:avLst/>
+                    </a:prstGeom>
+                  </pic:spPr>
+                </pic:pic>
+              </a:graphicData>
+            </a:graphic>
+          </wp:inline>
+        </w:drawing>
+      </w:r>
+    </w:p>
+    <w:p>
+      <w:pPr>
+        <w:pStyle w:val="figurecaption"/>
+        <w:keepLines/>
+      </w:pPr>
+      <w:r>
+        <w:t xml:space="preserve">Distribution of per-clip agreement tiers for the five published fields, ordered by mean agreement. The mean for each field is printed at the right. Fields whose evidence sources share an architecture or an input collapse into the lowest tier: keywords, whose three extractors read one Whisper transcript, place 99.0% of clips there, and on-screen text reaches high agreement on no clip at all.</w:t>
+      </w:r>
+    </w:p>
+    <w:p>
+      <w:pPr>
         <w:pStyle w:val="BodyText"/>
       </w:pPr>
       <w:r>
@@ -3948,6 +4003,70 @@
     </w:p>
     <w:p>
       <w:pPr>
+        <w:keepNext/>
+        <w:keepLines/>
+        <w:jc w:val="center"/>
+        <w:ind w:start="0" w:end="0" w:firstLine="0"/>
+        <w:spacing w:before="120" w:after="0" w:line="240" w:lineRule="auto"/>
+      </w:pPr>
+      <w:r>
+        <w:drawing>
+          <wp:inline distT="0" distB="0" distL="0" distR="0">
+            <wp:extent cx="2971800" cy="2110752"/>
+            <wp:effectExtent l="0" t="0" r="0" b="0"/>
+            <wp:docPr id="902" name="Picture 2"/>
+            <wp:cNvGraphicFramePr>
+              <a:graphicFrameLocks xmlns:a="http://schemas.openxmlformats.org/drawingml/2006/main" noChangeAspect="1"/>
+            </wp:cNvGraphicFramePr>
+            <a:graphic xmlns:a="http://schemas.openxmlformats.org/drawingml/2006/main">
+              <a:graphicData uri="http://schemas.openxmlformats.org/drawingml/2006/picture">
+                <pic:pic xmlns:pic="http://schemas.openxmlformats.org/drawingml/2006/picture">
+                  <pic:nvPicPr>
+                    <pic:cNvPr id="902" name="figure2.png"/>
+                    <pic:cNvPicPr/>
+                  </pic:nvPicPr>
+                  <pic:blipFill>
+                    <a:blip r:embed="rId101"/>
+                    <a:stretch>
+                      <a:fillRect/>
+                    </a:stretch>
+                  </pic:blipFill>
+                  <pic:spPr>
+                    <a:xfrm>
+                      <a:off x="0" y="0"/>
+                      <a:ext cx="2971800" cy="2110752"/>
+                    </a:xfrm>
+                    <a:prstGeom prst="rect">
+                      <a:avLst/>
+                    </a:prstGeom>
+                  </pic:spPr>
+                </pic:pic>
+              </a:graphicData>
+            </a:graphic>
+          </wp:inline>
+        </w:drawing>
+      </w:r>
+    </w:p>
+    <w:p>
+      <w:pPr>
+        <w:pStyle w:val="figurecaption"/>
+        <w:keepLines/>
+      </w:pPr>
+      <w:r>
+        <w:t xml:space="preserve">Stability of three fields under three visual degradations (</w:t>
+      </w:r>
+      <w:r>
+        <w:rPr>
+          <w:i/>
+        </w:rPr>
+        <w:t xml:space="preserve">n</w:t>
+      </w:r>
+      <w:r>
+        <w:t xml:space="preserve"> = 5 calibration clips). Robustness is field-dependent, not pipeline-wide: under Gaussian blur, visual tagging retains 0.96 of its output while on-screen text retains 0.07, a 13-fold spread under one perturbation.</w:t>
+      </w:r>
+    </w:p>
+    <w:p>
+      <w:pPr>
         <w:pStyle w:val="BodyText"/>
       </w:pPr>
       <w:r>
@@ -4424,6 +4543,70 @@
           <w:b/>
         </w:rPr>
         <w:t xml:space="preserve">Visual tags: the annotator disagrees with the local consensus more often than it agrees (0.4194) yet changes the published tag set on 49.0% of clips.</w:t>
+      </w:r>
+    </w:p>
+    <w:p>
+      <w:pPr>
+        <w:keepNext/>
+        <w:keepLines/>
+        <w:jc w:val="center"/>
+        <w:ind w:start="0" w:end="0" w:firstLine="0"/>
+        <w:spacing w:before="120" w:after="0" w:line="240" w:lineRule="auto"/>
+      </w:pPr>
+      <w:r>
+        <w:drawing>
+          <wp:inline distT="0" distB="0" distL="0" distR="0">
+            <wp:extent cx="2971800" cy="1972594"/>
+            <wp:effectExtent l="0" t="0" r="0" b="0"/>
+            <wp:docPr id="903" name="Picture 3"/>
+            <wp:cNvGraphicFramePr>
+              <a:graphicFrameLocks xmlns:a="http://schemas.openxmlformats.org/drawingml/2006/main" noChangeAspect="1"/>
+            </wp:cNvGraphicFramePr>
+            <a:graphic xmlns:a="http://schemas.openxmlformats.org/drawingml/2006/main">
+              <a:graphicData uri="http://schemas.openxmlformats.org/drawingml/2006/picture">
+                <pic:pic xmlns:pic="http://schemas.openxmlformats.org/drawingml/2006/picture">
+                  <pic:nvPicPr>
+                    <pic:cNvPr id="903" name="figure3.png"/>
+                    <pic:cNvPicPr/>
+                  </pic:nvPicPr>
+                  <pic:blipFill>
+                    <a:blip r:embed="rId102"/>
+                    <a:stretch>
+                      <a:fillRect/>
+                    </a:stretch>
+                  </pic:blipFill>
+                  <pic:spPr>
+                    <a:xfrm>
+                      <a:off x="0" y="0"/>
+                      <a:ext cx="2971800" cy="1972594"/>
+                    </a:xfrm>
+                    <a:prstGeom prst="rect">
+                      <a:avLst/>
+                    </a:prstGeom>
+                  </pic:spPr>
+                </pic:pic>
+              </a:graphicData>
+            </a:graphic>
+          </wp:inline>
+        </w:drawing>
+      </w:r>
+    </w:p>
+    <w:p>
+      <w:pPr>
+        <w:pStyle w:val="figurecaption"/>
+        <w:keepLines/>
+      </w:pPr>
+      <w:r>
+        <w:t xml:space="preserve">Two distinct quantities for the hosted annotator, by field (</w:t>
+      </w:r>
+      <w:r>
+        <w:rPr>
+          <w:i/>
+        </w:rPr>
+        <w:t xml:space="preserve">n</w:t>
+      </w:r>
+      <w:r>
+        <w:t xml:space="preserve"> = 626). On visual tags the annotator agrees with the local consensus on 0.419 of clips yet changes the published tag set on 0.490 of them; on on-screen text the dual-engine veto holds the change rate to exactly zero.</w:t>
       </w:r>
     </w:p>
     <w:p>
@@ -5305,6 +5488,70 @@
           <w:b/>
         </w:rPr>
         <w:t xml:space="preserve">at this task, on this corpus, a 2B model was sufficient, and paying for 8B bought nothing measurable.</w:t>
+      </w:r>
+    </w:p>
+    <w:p>
+      <w:pPr>
+        <w:keepNext/>
+        <w:keepLines/>
+        <w:jc w:val="center"/>
+        <w:ind w:start="0" w:end="0" w:firstLine="0"/>
+        <w:spacing w:before="120" w:after="0" w:line="240" w:lineRule="auto"/>
+      </w:pPr>
+      <w:r>
+        <w:drawing>
+          <wp:inline distT="0" distB="0" distL="0" distR="0">
+            <wp:extent cx="2971800" cy="2454054"/>
+            <wp:effectExtent l="0" t="0" r="0" b="0"/>
+            <wp:docPr id="904" name="Picture 4"/>
+            <wp:cNvGraphicFramePr>
+              <a:graphicFrameLocks xmlns:a="http://schemas.openxmlformats.org/drawingml/2006/main" noChangeAspect="1"/>
+            </wp:cNvGraphicFramePr>
+            <a:graphic xmlns:a="http://schemas.openxmlformats.org/drawingml/2006/main">
+              <a:graphicData uri="http://schemas.openxmlformats.org/drawingml/2006/picture">
+                <pic:pic xmlns:pic="http://schemas.openxmlformats.org/drawingml/2006/picture">
+                  <pic:nvPicPr>
+                    <pic:cNvPr id="904" name="figure4.png"/>
+                    <pic:cNvPicPr/>
+                  </pic:nvPicPr>
+                  <pic:blipFill>
+                    <a:blip r:embed="rId103"/>
+                    <a:stretch>
+                      <a:fillRect/>
+                    </a:stretch>
+                  </pic:blipFill>
+                  <pic:spPr>
+                    <a:xfrm>
+                      <a:off x="0" y="0"/>
+                      <a:ext cx="2971800" cy="2454054"/>
+                    </a:xfrm>
+                    <a:prstGeom prst="rect">
+                      <a:avLst/>
+                    </a:prstGeom>
+                  </pic:spPr>
+                </pic:pic>
+              </a:graphicData>
+            </a:graphic>
+          </wp:inline>
+        </w:drawing>
+      </w:r>
+    </w:p>
+    <w:p>
+      <w:pPr>
+        <w:pStyle w:val="figurecaption"/>
+        <w:keepLines/>
+      </w:pPr>
+      <w:r>
+        <w:t xml:space="preserve">Agreement of seven open-weight vision-language models with the pipeline consensus, one panel per field (</w:t>
+      </w:r>
+      <w:r>
+        <w:rPr>
+          <w:i/>
+        </w:rPr>
+        <w:t xml:space="preserve">n</w:t>
+      </w:r>
+      <w:r>
+        <w:t xml:space="preserve"> = 626, 21,489 scores). Model names are abbreviated: Qwen = Qwen3-VL, IVL3 = InternVL3, -I = Instruct, -T = Thinking. The leading value in each field is labelled. InternVL3-2B, the smallest model in the study, leads on-screen text, visual tags and people count, and beats its own 8B sibling on all three. Transcript is at or near zero for every model, none of which accepts audio. † int4-quantised.</w:t>
       </w:r>
     </w:p>
     <w:p>

--- a/docs/paper/conference_paper.docx
+++ b/docs/paper/conference_paper.docx
@@ -1567,6 +1567,881 @@
         <w:pStyle w:val="Heading2"/>
       </w:pPr>
       <w:r>
+        <w:t xml:space="preserve">Configuration, Parameter Selection and the Absence of Training</w:t>
+      </w:r>
+    </w:p>
+    <w:p>
+      <w:pPr>
+        <w:pStyle w:val="BodyText"/>
+      </w:pPr>
+      <w:r>
+        <w:rPr>
+          <w:b/>
+        </w:rPr>
+        <w:t xml:space="preserve">No model in this system is trained, fine-tuned or adapted.</w:t>
+      </w:r>
+      <w:r>
+        <w:t xml:space="preserve"> Every checkpoint is used zero-shot at its published revision, so there is no training procedure, no loss, no optimiser and no learning curve to report. This is a design decision rather than an omission, and it follows from the problem: an archive with no annotated reference cannot supervise training, and a system whose value is a </w:t>
+      </w:r>
+      <w:r>
+        <w:rPr>
+          <w:i/>
+        </w:rPr>
+        <w:t xml:space="preserve">reliability estimate</w:t>
+      </w:r>
+      <w:r>
+        <w:t xml:space="preserve"> must not be tuned against labels it does not have. The zero-shot constraint is what makes the agreement machinery necessary in the first place.</w:t>
+      </w:r>
+    </w:p>
+    <w:p>
+      <w:pPr>
+        <w:pStyle w:val="BodyText"/>
+      </w:pPr>
+      <w:r>
+        <w:t xml:space="preserve">What replaces training is a </w:t>
+      </w:r>
+      <w:r>
+        <w:rPr>
+          <w:b/>
+        </w:rPr>
+        <w:t xml:space="preserve">configuration surface</w:t>
+      </w:r>
+      <w:r>
+        <w:t xml:space="preserve"> — the thresholds and policies that govern segmentation, sampling, the OCR veto, consensus and reporting. These are this system's hyperparameters, and they are selected, disclosed and held fixed under the same discipline a tuned model would demand.</w:t>
+      </w:r>
+    </w:p>
+    <w:p>
+      <w:pPr>
+        <w:sectPr>
+          <w:type w:val="continuous"/>
+          <w:pgSz w:w="12240" w:h="15840" w:code="1"/>
+          <w:pgMar w:top="1080" w:right="907" w:bottom="1440" w:left="907" w:header="720" w:footer="720" w:gutter="0"/>
+          <w:cols w:num="2" w:space="360"/>
+          <w:docGrid w:linePitch="360"/>
+        </w:sectPr>
+      </w:pPr>
+    </w:p>
+    <w:p>
+      <w:pPr>
+        <w:pStyle w:val="tablehead"/>
+      </w:pPr>
+      <w:r>
+        <w:t xml:space="preserve">Configuration Surface And Selection Basis</w:t>
+      </w:r>
+    </w:p>
+    <w:tbl>
+      <w:tblPr>
+        <w:tblW w:w="0pt" w:type="dxa"/>
+        <w:jc w:val="center"/>
+        <w:tblBorders>
+          <w:top w:val="single" w:sz="2" w:space="0" w:color="auto"/>
+          <w:start w:val="single" w:sz="2" w:space="0" w:color="auto"/>
+          <w:bottom w:val="single" w:sz="2" w:space="0" w:color="auto"/>
+          <w:end w:val="single" w:sz="2" w:space="0" w:color="auto"/>
+          <w:insideH w:val="single" w:sz="2" w:space="0" w:color="auto"/>
+          <w:insideV w:val="single" w:sz="2" w:space="0" w:color="auto"/>
+        </w:tblBorders>
+        <w:tblLayout w:type="fixed"/>
+        <w:tblLook w:firstRow="1" w:lastRow="0" w:firstColumn="0" w:lastColumn="0" w:noHBand="0" w:noVBand="0"/>
+      </w:tblPr>
+      <w:tblGrid>
+        <w:gridCol w:w="3360"/>
+        <w:gridCol w:w="3360"/>
+        <w:gridCol w:w="3360"/>
+      </w:tblGrid>
+      <w:tr>
+        <w:trPr>
+          <w:cantSplit/>
+          <w:tblHeader/>
+          <w:jc w:val="center"/>
+        </w:trPr>
+        <w:tc>
+          <w:tcPr>
+            <w:tcW w:w="3360" w:type="dxa"/>
+            <w:vAlign w:val="center"/>
+          </w:tcPr>
+          <w:p>
+            <w:pPr>
+              <w:pStyle w:val="tablecolhead"/>
+            </w:pPr>
+            <w:r>
+              <w:t xml:space="preserve">Parameter</w:t>
+            </w:r>
+          </w:p>
+        </w:tc>
+        <w:tc>
+          <w:tcPr>
+            <w:tcW w:w="3360" w:type="dxa"/>
+            <w:vAlign w:val="center"/>
+          </w:tcPr>
+          <w:p>
+            <w:pPr>
+              <w:pStyle w:val="tablecolhead"/>
+            </w:pPr>
+            <w:r>
+              <w:t xml:space="preserve">Value</w:t>
+            </w:r>
+          </w:p>
+        </w:tc>
+        <w:tc>
+          <w:tcPr>
+            <w:tcW w:w="3360" w:type="dxa"/>
+            <w:vAlign w:val="center"/>
+          </w:tcPr>
+          <w:p>
+            <w:pPr>
+              <w:pStyle w:val="tablecolhead"/>
+            </w:pPr>
+            <w:r>
+              <w:t xml:space="preserve">Selection basis</w:t>
+            </w:r>
+          </w:p>
+        </w:tc>
+      </w:tr>
+      <w:tr>
+        <w:trPr>
+          <w:cantSplit/>
+          <w:jc w:val="center"/>
+        </w:trPr>
+        <w:tc>
+          <w:tcPr>
+            <w:tcW w:w="3360" w:type="dxa"/>
+            <w:vAlign w:val="center"/>
+          </w:tcPr>
+          <w:p>
+            <w:pPr>
+              <w:pStyle w:val="tablecopy"/>
+            </w:pPr>
+            <w:r>
+              <w:rPr>
+                <w:rFonts w:ascii="Consolas" w:hAnsi="Consolas"/>
+                <w:sz w:val="16"/>
+              </w:rPr>
+              <w:t xml:space="preserve">frame_sampling_policy</w:t>
+            </w:r>
+          </w:p>
+        </w:tc>
+        <w:tc>
+          <w:tcPr>
+            <w:tcW w:w="3360" w:type="dxa"/>
+            <w:vAlign w:val="center"/>
+          </w:tcPr>
+          <w:p>
+            <w:pPr>
+              <w:pStyle w:val="tablecopy"/>
+            </w:pPr>
+            <w:r>
+              <w:rPr>
+                <w:rFonts w:ascii="Consolas" w:hAnsi="Consolas"/>
+                <w:sz w:val="16"/>
+              </w:rPr>
+              <w:t xml:space="preserve">scene_aware</w:t>
+            </w:r>
+          </w:p>
+        </w:tc>
+        <w:tc>
+          <w:tcPr>
+            <w:tcW w:w="3360" w:type="dxa"/>
+            <w:vAlign w:val="center"/>
+          </w:tcPr>
+          <w:p>
+            <w:pPr>
+              <w:pStyle w:val="tablecopy"/>
+            </w:pPr>
+            <w:r>
+              <w:t xml:space="preserve">RQ1 ablation on the calibration subset (Section IV-C); chosen for coverage over stability, with the trade quantified</w:t>
+            </w:r>
+          </w:p>
+        </w:tc>
+      </w:tr>
+      <w:tr>
+        <w:trPr>
+          <w:cantSplit/>
+          <w:jc w:val="center"/>
+        </w:trPr>
+        <w:tc>
+          <w:tcPr>
+            <w:tcW w:w="3360" w:type="dxa"/>
+            <w:vAlign w:val="center"/>
+          </w:tcPr>
+          <w:p>
+            <w:pPr>
+              <w:pStyle w:val="tablecopy"/>
+            </w:pPr>
+            <w:r>
+              <w:rPr>
+                <w:rFonts w:ascii="Consolas" w:hAnsi="Consolas"/>
+                <w:sz w:val="16"/>
+              </w:rPr>
+              <w:t xml:space="preserve">max_scene_frames</w:t>
+            </w:r>
+          </w:p>
+        </w:tc>
+        <w:tc>
+          <w:tcPr>
+            <w:tcW w:w="3360" w:type="dxa"/>
+            <w:vAlign w:val="center"/>
+          </w:tcPr>
+          <w:p>
+            <w:pPr>
+              <w:pStyle w:val="tablecopy"/>
+            </w:pPr>
+            <w:r>
+              <w:t xml:space="preserve">5</w:t>
+            </w:r>
+          </w:p>
+        </w:tc>
+        <w:tc>
+          <w:tcPr>
+            <w:tcW w:w="3360" w:type="dxa"/>
+            <w:vAlign w:val="center"/>
+          </w:tcPr>
+          <w:p>
+            <w:pPr>
+              <w:pStyle w:val="tablecopy"/>
+            </w:pPr>
+            <w:r>
+              <w:t xml:space="preserve">Ablation; beyond 5 the marginal yield on the 8-clip subset was flat against linear cost</w:t>
+            </w:r>
+          </w:p>
+        </w:tc>
+      </w:tr>
+      <w:tr>
+        <w:trPr>
+          <w:cantSplit/>
+          <w:jc w:val="center"/>
+        </w:trPr>
+        <w:tc>
+          <w:tcPr>
+            <w:tcW w:w="3360" w:type="dxa"/>
+            <w:vAlign w:val="center"/>
+          </w:tcPr>
+          <w:p>
+            <w:pPr>
+              <w:pStyle w:val="tablecopy"/>
+            </w:pPr>
+            <w:r>
+              <w:rPr>
+                <w:rFonts w:ascii="Consolas" w:hAnsi="Consolas"/>
+                <w:sz w:val="16"/>
+              </w:rPr>
+              <w:t xml:space="preserve">scene_adaptive_threshold</w:t>
+            </w:r>
+            <w:r>
+              <w:t xml:space="preserve"> / </w:t>
+            </w:r>
+            <w:r>
+              <w:rPr>
+                <w:rFonts w:ascii="Consolas" w:hAnsi="Consolas"/>
+                <w:sz w:val="16"/>
+              </w:rPr>
+              <w:t xml:space="preserve">scene_min_length</w:t>
+            </w:r>
+          </w:p>
+        </w:tc>
+        <w:tc>
+          <w:tcPr>
+            <w:tcW w:w="3360" w:type="dxa"/>
+            <w:vAlign w:val="center"/>
+          </w:tcPr>
+          <w:p>
+            <w:pPr>
+              <w:pStyle w:val="tablecopy"/>
+            </w:pPr>
+            <w:r>
+              <w:t xml:space="preserve">3.0 / 0.6 s</w:t>
+            </w:r>
+          </w:p>
+        </w:tc>
+        <w:tc>
+          <w:tcPr>
+            <w:tcW w:w="3360" w:type="dxa"/>
+            <w:vAlign w:val="center"/>
+          </w:tcPr>
+          <w:p>
+            <w:pPr>
+              <w:pStyle w:val="tablecopy"/>
+            </w:pPr>
+            <w:r>
+              <w:t xml:space="preserve">PySceneDetect defaults for broadcast content, retained unchanged and disclosed as untuned</w:t>
+            </w:r>
+          </w:p>
+        </w:tc>
+      </w:tr>
+      <w:tr>
+        <w:trPr>
+          <w:cantSplit/>
+          <w:jc w:val="center"/>
+        </w:trPr>
+        <w:tc>
+          <w:tcPr>
+            <w:tcW w:w="3360" w:type="dxa"/>
+            <w:vAlign w:val="center"/>
+          </w:tcPr>
+          <w:p>
+            <w:pPr>
+              <w:pStyle w:val="tablecopy"/>
+            </w:pPr>
+            <w:r>
+              <w:rPr>
+                <w:rFonts w:ascii="Consolas" w:hAnsi="Consolas"/>
+                <w:sz w:val="16"/>
+              </w:rPr>
+              <w:t xml:space="preserve">tesseract_min_word_confidence</w:t>
+            </w:r>
+          </w:p>
+        </w:tc>
+        <w:tc>
+          <w:tcPr>
+            <w:tcW w:w="3360" w:type="dxa"/>
+            <w:vAlign w:val="center"/>
+          </w:tcPr>
+          <w:p>
+            <w:pPr>
+              <w:pStyle w:val="tablecopy"/>
+            </w:pPr>
+            <w:r>
+              <w:t xml:space="preserve">60.0</w:t>
+            </w:r>
+          </w:p>
+        </w:tc>
+        <w:tc>
+          <w:tcPr>
+            <w:tcW w:w="3360" w:type="dxa"/>
+            <w:vAlign w:val="center"/>
+          </w:tcPr>
+          <w:p>
+            <w:pPr>
+              <w:pStyle w:val="tablecopy"/>
+            </w:pPr>
+            <w:r>
+              <w:t xml:space="preserve">Tesseract's own documented mid-confidence cut; raised from the library default to bias toward precision</w:t>
+            </w:r>
+          </w:p>
+        </w:tc>
+      </w:tr>
+      <w:tr>
+        <w:trPr>
+          <w:cantSplit/>
+          <w:jc w:val="center"/>
+        </w:trPr>
+        <w:tc>
+          <w:tcPr>
+            <w:tcW w:w="3360" w:type="dxa"/>
+            <w:vAlign w:val="center"/>
+          </w:tcPr>
+          <w:p>
+            <w:pPr>
+              <w:pStyle w:val="tablecopy"/>
+            </w:pPr>
+            <w:r>
+              <w:rPr>
+                <w:rFonts w:ascii="Consolas" w:hAnsi="Consolas"/>
+                <w:sz w:val="16"/>
+              </w:rPr>
+              <w:t xml:space="preserve">easyocr_min_confidence</w:t>
+            </w:r>
+          </w:p>
+        </w:tc>
+        <w:tc>
+          <w:tcPr>
+            <w:tcW w:w="3360" w:type="dxa"/>
+            <w:vAlign w:val="center"/>
+          </w:tcPr>
+          <w:p>
+            <w:pPr>
+              <w:pStyle w:val="tablecopy"/>
+            </w:pPr>
+            <w:r>
+              <w:t xml:space="preserve">0.50</w:t>
+            </w:r>
+          </w:p>
+        </w:tc>
+        <w:tc>
+          <w:tcPr>
+            <w:tcW w:w="3360" w:type="dxa"/>
+            <w:vAlign w:val="center"/>
+          </w:tcPr>
+          <w:p>
+            <w:pPr>
+              <w:pStyle w:val="tablecopy"/>
+            </w:pPr>
+            <w:r>
+              <w:t xml:space="preserve">Set so that neither engine alone can publish a string</w:t>
+            </w:r>
+          </w:p>
+        </w:tc>
+      </w:tr>
+      <w:tr>
+        <w:trPr>
+          <w:cantSplit/>
+          <w:jc w:val="center"/>
+        </w:trPr>
+        <w:tc>
+          <w:tcPr>
+            <w:tcW w:w="3360" w:type="dxa"/>
+            <w:vAlign w:val="center"/>
+          </w:tcPr>
+          <w:p>
+            <w:pPr>
+              <w:pStyle w:val="tablecopy"/>
+            </w:pPr>
+            <w:r>
+              <w:rPr>
+                <w:rFonts w:ascii="Consolas" w:hAnsi="Consolas"/>
+                <w:sz w:val="16"/>
+              </w:rPr>
+              <w:t xml:space="preserve">ocr_temporal_similarity</w:t>
+            </w:r>
+            <w:r>
+              <w:t xml:space="preserve"> / </w:t>
+            </w:r>
+            <w:r>
+              <w:rPr>
+                <w:rFonts w:ascii="Consolas" w:hAnsi="Consolas"/>
+                <w:sz w:val="16"/>
+              </w:rPr>
+              <w:t xml:space="preserve">ocr_min_frame_occurrences</w:t>
+            </w:r>
+          </w:p>
+        </w:tc>
+        <w:tc>
+          <w:tcPr>
+            <w:tcW w:w="3360" w:type="dxa"/>
+            <w:vAlign w:val="center"/>
+          </w:tcPr>
+          <w:p>
+            <w:pPr>
+              <w:pStyle w:val="tablecopy"/>
+            </w:pPr>
+            <w:r>
+              <w:t xml:space="preserve">0.82 / 2</w:t>
+            </w:r>
+          </w:p>
+        </w:tc>
+        <w:tc>
+          <w:tcPr>
+            <w:tcW w:w="3360" w:type="dxa"/>
+            <w:vAlign w:val="center"/>
+          </w:tcPr>
+          <w:p>
+            <w:pPr>
+              <w:pStyle w:val="tablecopy"/>
+            </w:pPr>
+            <w:r>
+              <w:t xml:space="preserve">Persistence rule: a string must survive two frames, which is what rejects single-frame flicker</w:t>
+            </w:r>
+          </w:p>
+        </w:tc>
+      </w:tr>
+      <w:tr>
+        <w:trPr>
+          <w:cantSplit/>
+          <w:jc w:val="center"/>
+        </w:trPr>
+        <w:tc>
+          <w:tcPr>
+            <w:tcW w:w="3360" w:type="dxa"/>
+            <w:vAlign w:val="center"/>
+          </w:tcPr>
+          <w:p>
+            <w:pPr>
+              <w:pStyle w:val="tablecopy"/>
+            </w:pPr>
+            <w:r>
+              <w:rPr>
+                <w:rFonts w:ascii="Consolas" w:hAnsi="Consolas"/>
+                <w:sz w:val="16"/>
+              </w:rPr>
+              <w:t xml:space="preserve">ocr_cross_engine_similarity</w:t>
+            </w:r>
+          </w:p>
+        </w:tc>
+        <w:tc>
+          <w:tcPr>
+            <w:tcW w:w="3360" w:type="dxa"/>
+            <w:vAlign w:val="center"/>
+          </w:tcPr>
+          <w:p>
+            <w:pPr>
+              <w:pStyle w:val="tablecopy"/>
+            </w:pPr>
+            <w:r>
+              <w:t xml:space="preserve">0.80</w:t>
+            </w:r>
+          </w:p>
+        </w:tc>
+        <w:tc>
+          <w:tcPr>
+            <w:tcW w:w="3360" w:type="dxa"/>
+            <w:vAlign w:val="center"/>
+          </w:tcPr>
+          <w:p>
+            <w:pPr>
+              <w:pStyle w:val="tablecopy"/>
+            </w:pPr>
+            <w:r>
+              <w:t xml:space="preserve">The dual-engine veto (Section III-D); its empirical effect is measured in Section IV-F, where the hosted annotator overrides it on zero clips</w:t>
+            </w:r>
+          </w:p>
+        </w:tc>
+      </w:tr>
+      <w:tr>
+        <w:trPr>
+          <w:cantSplit/>
+          <w:jc w:val="center"/>
+        </w:trPr>
+        <w:tc>
+          <w:tcPr>
+            <w:tcW w:w="3360" w:type="dxa"/>
+            <w:vAlign w:val="center"/>
+          </w:tcPr>
+          <w:p>
+            <w:pPr>
+              <w:pStyle w:val="tablecopy"/>
+            </w:pPr>
+            <w:r>
+              <w:rPr>
+                <w:rFonts w:ascii="Consolas" w:hAnsi="Consolas"/>
+                <w:sz w:val="16"/>
+              </w:rPr>
+              <w:t xml:space="preserve">tag_top_k</w:t>
+            </w:r>
+          </w:p>
+        </w:tc>
+        <w:tc>
+          <w:tcPr>
+            <w:tcW w:w="3360" w:type="dxa"/>
+            <w:vAlign w:val="center"/>
+          </w:tcPr>
+          <w:p>
+            <w:pPr>
+              <w:pStyle w:val="tablecopy"/>
+            </w:pPr>
+            <w:r>
+              <w:t xml:space="preserve">5</w:t>
+            </w:r>
+          </w:p>
+        </w:tc>
+        <w:tc>
+          <w:tcPr>
+            <w:tcW w:w="3360" w:type="dxa"/>
+            <w:vAlign w:val="center"/>
+          </w:tcPr>
+          <w:p>
+            <w:pPr>
+              <w:pStyle w:val="tablecopy"/>
+            </w:pPr>
+            <w:r>
+              <w:t xml:space="preserve">Fixed across the pipeline </w:t>
+            </w:r>
+            <w:r>
+              <w:rPr>
+                <w:i/>
+              </w:rPr>
+              <w:t xml:space="preserve">and</w:t>
+            </w:r>
+            <w:r>
+              <w:t xml:space="preserve"> the benchmark so the two are comparable</w:t>
+            </w:r>
+          </w:p>
+        </w:tc>
+      </w:tr>
+      <w:tr>
+        <w:trPr>
+          <w:cantSplit/>
+          <w:jc w:val="center"/>
+        </w:trPr>
+        <w:tc>
+          <w:tcPr>
+            <w:tcW w:w="3360" w:type="dxa"/>
+            <w:vAlign w:val="center"/>
+          </w:tcPr>
+          <w:p>
+            <w:pPr>
+              <w:pStyle w:val="tablecopy"/>
+            </w:pPr>
+            <w:r>
+              <w:t xml:space="preserve">Agreement tiers</w:t>
+            </w:r>
+          </w:p>
+        </w:tc>
+        <w:tc>
+          <w:tcPr>
+            <w:tcW w:w="3360" w:type="dxa"/>
+            <w:vAlign w:val="center"/>
+          </w:tcPr>
+          <w:p>
+            <w:pPr>
+              <w:pStyle w:val="tablecopy"/>
+            </w:pPr>
+            <w:r>
+              <w:t xml:space="preserve">0.75 / 0.50</w:t>
+            </w:r>
+          </w:p>
+        </w:tc>
+        <w:tc>
+          <w:tcPr>
+            <w:tcW w:w="3360" w:type="dxa"/>
+            <w:vAlign w:val="center"/>
+          </w:tcPr>
+          <w:p>
+            <w:pPr>
+              <w:pStyle w:val="tablecopy"/>
+            </w:pPr>
+            <w:r>
+              <w:t xml:space="preserve">Reporting thresholds, not decision thresholds; no published value changes if they move</w:t>
+            </w:r>
+          </w:p>
+        </w:tc>
+      </w:tr>
+      <w:tr>
+        <w:trPr>
+          <w:cantSplit/>
+          <w:jc w:val="center"/>
+        </w:trPr>
+        <w:tc>
+          <w:tcPr>
+            <w:tcW w:w="3360" w:type="dxa"/>
+            <w:vAlign w:val="center"/>
+          </w:tcPr>
+          <w:p>
+            <w:pPr>
+              <w:pStyle w:val="tablecopy"/>
+            </w:pPr>
+            <w:r>
+              <w:rPr>
+                <w:rFonts w:ascii="Consolas" w:hAnsi="Consolas"/>
+                <w:sz w:val="16"/>
+              </w:rPr>
+              <w:t xml:space="preserve">calibration_fraction</w:t>
+            </w:r>
+          </w:p>
+        </w:tc>
+        <w:tc>
+          <w:tcPr>
+            <w:tcW w:w="3360" w:type="dxa"/>
+            <w:vAlign w:val="center"/>
+          </w:tcPr>
+          <w:p>
+            <w:pPr>
+              <w:pStyle w:val="tablecopy"/>
+            </w:pPr>
+            <w:r>
+              <w:t xml:space="preserve">0.20</w:t>
+            </w:r>
+          </w:p>
+        </w:tc>
+        <w:tc>
+          <w:tcPr>
+            <w:tcW w:w="3360" w:type="dxa"/>
+            <w:vAlign w:val="center"/>
+          </w:tcPr>
+          <w:p>
+            <w:pPr>
+              <w:pStyle w:val="tablecopy"/>
+            </w:pPr>
+            <w:r>
+              <w:t xml:space="preserve">Standard held-out proportion; assigned at source level (Section III-A)</w:t>
+            </w:r>
+          </w:p>
+        </w:tc>
+      </w:tr>
+      <w:tr>
+        <w:trPr>
+          <w:cantSplit/>
+          <w:jc w:val="center"/>
+        </w:trPr>
+        <w:tc>
+          <w:tcPr>
+            <w:tcW w:w="3360" w:type="dxa"/>
+            <w:vAlign w:val="center"/>
+          </w:tcPr>
+          <w:p>
+            <w:pPr>
+              <w:pStyle w:val="tablecopy"/>
+            </w:pPr>
+            <w:r>
+              <w:t xml:space="preserve">Benchmark frames / decoding</w:t>
+            </w:r>
+          </w:p>
+        </w:tc>
+        <w:tc>
+          <w:tcPr>
+            <w:tcW w:w="3360" w:type="dxa"/>
+            <w:vAlign w:val="center"/>
+          </w:tcPr>
+          <w:p>
+            <w:pPr>
+              <w:pStyle w:val="tablecopy"/>
+            </w:pPr>
+            <w:r>
+              <w:t xml:space="preserve">4 / greedy</w:t>
+            </w:r>
+          </w:p>
+        </w:tc>
+        <w:tc>
+          <w:tcPr>
+            <w:tcW w:w="3360" w:type="dxa"/>
+            <w:vAlign w:val="center"/>
+          </w:tcPr>
+          <w:p>
+            <w:pPr>
+              <w:pStyle w:val="tablecopy"/>
+            </w:pPr>
+            <w:r>
+              <w:t xml:space="preserve">Hardware-bound, not chosen: 6 frames exhausted the 20 GB MIG slice. Disclosed as a constraint wherever the benchmark is discussed</w:t>
+            </w:r>
+          </w:p>
+        </w:tc>
+      </w:tr>
+      <w:tr>
+        <w:trPr>
+          <w:cantSplit/>
+          <w:jc w:val="center"/>
+        </w:trPr>
+        <w:tc>
+          <w:tcPr>
+            <w:tcW w:w="3360" w:type="dxa"/>
+            <w:vAlign w:val="center"/>
+          </w:tcPr>
+          <w:p>
+            <w:pPr>
+              <w:pStyle w:val="tablecopy"/>
+            </w:pPr>
+            <w:r>
+              <w:t xml:space="preserve">Benchmark </w:t>
+            </w:r>
+            <w:r>
+              <w:rPr>
+                <w:rFonts w:ascii="Consolas" w:hAnsi="Consolas"/>
+                <w:sz w:val="16"/>
+              </w:rPr>
+              <w:t xml:space="preserve">max_new_tokens</w:t>
+            </w:r>
+          </w:p>
+        </w:tc>
+        <w:tc>
+          <w:tcPr>
+            <w:tcW w:w="3360" w:type="dxa"/>
+            <w:vAlign w:val="center"/>
+          </w:tcPr>
+          <w:p>
+            <w:pPr>
+              <w:pStyle w:val="tablecopy"/>
+            </w:pPr>
+            <w:r>
+              <w:t xml:space="preserve">700 / 1400</w:t>
+            </w:r>
+          </w:p>
+        </w:tc>
+        <w:tc>
+          <w:tcPr>
+            <w:tcW w:w="3360" w:type="dxa"/>
+            <w:vAlign w:val="center"/>
+          </w:tcPr>
+          <w:p>
+            <w:pPr>
+              <w:pStyle w:val="tablecopy"/>
+            </w:pPr>
+            <w:r>
+              <w:t xml:space="preserve">Thinking variants need budget for a reasoning trace; the asymmetry is disclosed in Section IV-G</w:t>
+            </w:r>
+          </w:p>
+        </w:tc>
+      </w:tr>
+    </w:tbl>
+    <w:p>
+      <w:pPr>
+        <w:sectPr>
+          <w:type w:val="continuous"/>
+          <w:pgSz w:w="12240" w:h="15840" w:code="1"/>
+          <w:pgMar w:top="1080" w:right="907" w:bottom="1440" w:left="907" w:header="720" w:footer="720" w:gutter="0"/>
+          <w:cols w:space="720"/>
+          <w:docGrid w:linePitch="360"/>
+        </w:sectPr>
+      </w:pPr>
+    </w:p>
+    <w:p>
+      <w:pPr>
+        <w:pStyle w:val="BodyText"/>
+      </w:pPr>
+      <w:r>
+        <w:rPr>
+          <w:b/>
+        </w:rPr>
+        <w:t xml:space="preserve">Where the parameters were selected.</w:t>
+      </w:r>
+      <w:r>
+        <w:t xml:space="preserve"> The 123-clip calibration split exists for exactly this purpose. All ablation and robustness work — RQ1 (</w:t>
+      </w:r>
+      <w:r>
+        <w:rPr>
+          <w:i/>
+        </w:rPr>
+        <w:t xml:space="preserve">n</w:t>
+      </w:r>
+      <w:r>
+        <w:t xml:space="preserve"> = 8) and RQ3 (</w:t>
+      </w:r>
+      <w:r>
+        <w:rPr>
+          <w:i/>
+        </w:rPr>
+        <w:t xml:space="preserve">n</w:t>
+      </w:r>
+      <w:r>
+        <w:t xml:space="preserve"> = 5) — draws only on calibration sources, and the 503-clip evaluation split is untouched by any selection decision. The split is assigned at </w:t>
+      </w:r>
+      <w:r>
+        <w:rPr>
+          <w:i/>
+        </w:rPr>
+        <w:t xml:space="preserve">source</w:t>
+      </w:r>
+      <w:r>
+        <w:t xml:space="preserve"> level, so no programme contributes clips to both, and it is deterministic: </w:t>
+      </w:r>
+      <w:r>
+        <w:rPr>
+          <w:rFonts w:ascii="Consolas" w:hAnsi="Consolas"/>
+          <w:sz w:val="16"/>
+        </w:rPr>
+        <w:t xml:space="preserve">assign_source_splits</w:t>
+      </w:r>
+      <w:r>
+        <w:t xml:space="preserve"> seeds a generator at 42 and permutes a sorted identifier list, making the partition independent of file-discovery order.</w:t>
+      </w:r>
+    </w:p>
+    <w:p>
+      <w:pPr>
+        <w:pStyle w:val="BodyText"/>
+      </w:pPr>
+      <w:r>
+        <w:rPr>
+          <w:b/>
+        </w:rPr>
+        <w:t xml:space="preserve">What this costs, stated plainly.</w:t>
+      </w:r>
+      <w:r>
+        <w:t xml:space="preserve"> Two of the twelve parameters above rest on library defaults rather than measurement, and the benchmark's frame budget is a hardware artefact. A sweep over the OCR thresholds is the single most valuable missing experiment in this project, because Section IV-D shows that veto placing 53.4% of clips into </w:t>
+      </w:r>
+      <w:r>
+        <w:rPr>
+          <w:rFonts w:ascii="Consolas" w:hAnsi="Consolas"/>
+          <w:sz w:val="16"/>
+        </w:rPr>
+        <w:t xml:space="preserve">conflict</w:t>
+      </w:r>
+      <w:r>
+        <w:t xml:space="preserve">, and no result here establishes that 0.80 is the right place for it. Section V-C treats this as a limitation rather than settled.</w:t>
+      </w:r>
+    </w:p>
+    <w:p>
+      <w:pPr>
+        <w:pStyle w:val="Heading2"/>
+      </w:pPr>
+      <w:r>
         <w:t xml:space="preserve">Reproducibility Controls</w:t>
       </w:r>
     </w:p>
@@ -1576,35 +2451,6 @@
       </w:pPr>
       <w:r>
         <w:t xml:space="preserve">Seeds are fixed; model revisions are resolved and recorded as commit hashes; the manifest ordering is deterministic; per-clip checkpointing makes every stage resumable; failures are recorded against their clip identifier rather than suppressed; and all artefacts are written atomically via a partial-file-and-rename discipline so an interrupted run cannot leave a truncated JSON. GPU inference on shared models is serialised while CPU OCR runs bounded-parallel, preventing CUDA contention and non-thread-safe model use.</w:t>
-      </w:r>
-    </w:p>
-    <w:p>
-      <w:pPr>
-        <w:pStyle w:val="Heading2"/>
-      </w:pPr>
-      <w:r>
-        <w:t xml:space="preserve">Ethical Considerations</w:t>
-      </w:r>
-    </w:p>
-    <w:p>
-      <w:pPr>
-        <w:pStyle w:val="BodyText"/>
-      </w:pPr>
-      <w:r>
-        <w:t xml:space="preserve">The footage shows identifiable members of the public in public settings, recorded for broadcast. Four controls follow from this. The published record contains no identity inference: the pipeline does not attempt to name individuals, and the hosted annotator is explicitly instructed not to. People count is published as an integer, never as demographic attributes. Sending frames to a hosted API is a disclosure of archive content to a third party and is gated on the licence and on institutional data-governance approval, with local-only operation fully supported. And the 34-label vocabulary was authored by one person for one corpus: it encodes a particular view of what is worth recording about a community, which is a limitation of the catalogue it produces, not a neutral technical detail.</w:t>
-      </w:r>
-    </w:p>
-    <w:p>
-      <w:pPr>
-        <w:pStyle w:val="BodyText"/>
-      </w:pPr>
-      <w:r>
-        <w:rPr>
-          <w:b/>
-          <w:highlight w:val="yellow"/>
-          <w:b/>
-        </w:rPr>
-        <w:t xml:space="preserve">`[TO FILL: NVTV licence terms and the QUB ethics/data-governance reference under which the hosted-API calls were made. State the approval explicitly or state that only local models were used for the final reported run.]`</w:t>
       </w:r>
     </w:p>
     <w:p>
@@ -5733,7 +6579,7 @@
         <w:t xml:space="preserve">against</w:t>
       </w:r>
       <w:r>
-        <w:t xml:space="preserve"> a reference that is less complete than they are. The veto buys precision on this field, Table VI confirms it is never overridden, and these examples put a visible price on it. Absent a human reference the trade cannot be quantified, only demonstrated — which is itself an argument for collecting one.</w:t>
+        <w:t xml:space="preserve"> a reference that is less complete than they are. The veto buys precision on this field, Table VII confirms it is never overridden, and these examples put a visible price on it. Absent a human reference the trade cannot be quantified, only demonstrated — which is itself an argument for collecting one.</w:t>
       </w:r>
     </w:p>
     <w:p>
@@ -5879,7 +6725,7 @@
               <w:pStyle w:val="tablecopy"/>
             </w:pPr>
             <w:r>
-              <w:t xml:space="preserve">Coverage up (23.0 vs 14.5 items), stability </w:t>
+              <w:t xml:space="preserve">Coverage up (23.0 vs 3.0 items, both filtered), stability </w:t>
             </w:r>
             <w:r>
               <w:rPr>
@@ -5888,7 +6734,7 @@
               <w:t xml:space="preserve">down</w:t>
             </w:r>
             <w:r>
-              <w:t xml:space="preserve"> (0.5318 vs 1.0)</w:t>
+              <w:t xml:space="preserve"> (0.5318 vs 0.5469)</w:t>
             </w:r>
           </w:p>
         </w:tc>
@@ -5902,7 +6748,7 @@
               <w:pStyle w:val="tablecopy"/>
             </w:pPr>
             <w:r>
-              <w:t xml:space="preserve">Partly refuted</w:t>
+              <w:t xml:space="preserve">Refuted</w:t>
             </w:r>
           </w:p>
         </w:tc>
@@ -6542,7 +7388,7 @@
         <w:pStyle w:val="BodyText"/>
       </w:pPr>
       <w:r>
-        <w:t xml:space="preserve">Six of eight anticipated outcomes were refuted or partly refuted. The two confirmed are the two that follow deductively from the design (the OCR veto) or from the modality (transcript). Every empirical expectation about scale, deliberation and frame budget was wrong.</w:t>
+        <w:t xml:space="preserve">Eight of the eleven anticipated outcomes were refuted or partly refuted. The three confirmed are the ones that follow deductively from the design (the OCR veto, twice) or from the modality (transcript). Every empirical expectation about scale, deliberation and frame budget was wrong.</w:t>
       </w:r>
     </w:p>
     <w:p>
@@ -6872,7 +7718,7 @@
         <w:pStyle w:val="Heading1"/>
       </w:pPr>
       <w:r>
-        <w:t xml:space="preserve">Conclusion And Future Work</w:t>
+        <w:t xml:space="preserve">Ethical Considerations</w:t>
       </w:r>
     </w:p>
     <w:p>
@@ -6880,7 +7726,7 @@
         <w:pStyle w:val="BodyText"/>
       </w:pPr>
       <w:r>
-        <w:t xml:space="preserve">This work delivers a reliability-aware metadata pipeline for an archival community-television corpus: 47 programmes segmented into 626 clips with zero failures, five fields per clip generated by heterogeneous pretrained families, and every published value carrying an evidence status, its supporting models and a self-similarity-free agreement score. Four experiments characterise it, and the useful findings are mostly the ones that contradicted expectation. Per-field agreement ranks the five fields by how independent their evidence is rather than by task difficulty — 0.812 for the four-family people count against 0.173 for keywords, whose three extractors share one input — while on-screen text ends in conflict on 53.4% of clips and reaches high agreement on none. Coverage and agreement trade against each other under scene-aware sampling (eight times the filtered OCR of fixed three-frame sampling, at the lowest stability of the three policies); robustness is field-specific to a 13-fold degree (0.96 tags vs 0.07 OCR under blur); a third annotator rewrites 49.0% of visual-tag sets while agreeing with the local consensus only 42% of the time, and is vetoed on 100% of OCR decisions by design; and across seven open-weight vision-language models and 21,489 scores, a 2B model leads three of five fields while every model scores at or near zero on transcript, three of them abstaining outright.</w:t>
+        <w:t xml:space="preserve">The corpus is community-television footage of identifiable members of the public, recorded in public settings for broadcast. Five concerns follow, and each is answered by a control in the system rather than by a statement of intent.</w:t>
       </w:r>
     </w:p>
     <w:p>
@@ -6891,18 +7737,116 @@
         <w:rPr>
           <w:b/>
         </w:rPr>
-        <w:t xml:space="preserve">Future work.</w:t>
-      </w:r>
-      <w:r>
-        <w:t xml:space="preserve"> (i) Collect a small human-annotated reference — a few hundred clips is enough — which converts every agreement number here into a validity measurement and settles the RQ4 tag question. (ii) Replace equal family weights with measured per-source reliability, for which the provenance machinery is already in place. (iii) Add an audio-capable multimodal model to the benchmark, and a video-native one: the 4-frame budget forced here suits image-sequence models, whereas prompt-guided pooling over longer sequences [22], run through the video-text-to-text interface [24], is built for variable-length video. (iv) Scale the ablations past 8 and 5 clips. (v) Gate the ASR stage on Whisper's own language-identification output, so that a mis-identified clip is flagged rather than propagated into the transcript-derived keyword field. (vi) Re-annotate the shot-boundary partition and score it against fresh human labels; the partitions themselves have now been compared (§I-C), but without annotation on the scene grid the contamination figure cannot be turned into an accuracy result. (vii) Surface the sub-clip timing the pipeline already records — Whisper segment boundaries and per-string OCR frame indices — in the published record, which needs an export change rather than new inference and would let a user land on the second rather than the half-minute. (viii) Add diarisation, which would let the transcript field carry speaker turns and would give people count a second, audio-side source to corroborate against its four visual ones.</w:t>
-      </w:r>
-    </w:p>
-    <w:p>
-      <w:pPr>
-        <w:pStyle w:val="Heading5"/>
-      </w:pPr>
-      <w:r>
-        <w:t xml:space="preserve">References</w:t>
+        <w:t xml:space="preserve">Bias.</w:t>
+      </w:r>
+      <w:r>
+        <w:t xml:space="preserve"> The 34-label visual vocabulary was authored by one person for one corpus, and a concept outside it cannot be expressed by any model in the system. Measured across the 626 clips the vocabulary is badly balanced: </w:t>
+      </w:r>
+      <w:r>
+        <w:rPr>
+          <w:rFonts w:ascii="Consolas" w:hAnsi="Consolas"/>
+          <w:sz w:val="16"/>
+        </w:rPr>
+        <w:t xml:space="preserve">person speaking</w:t>
+      </w:r>
+      <w:r>
+        <w:t xml:space="preserve"> fires on 94.9% of clips, </w:t>
+      </w:r>
+      <w:r>
+        <w:rPr>
+          <w:rFonts w:ascii="Consolas" w:hAnsi="Consolas"/>
+          <w:sz w:val="16"/>
+        </w:rPr>
+        <w:t xml:space="preserve">interview</w:t>
+      </w:r>
+      <w:r>
+        <w:t xml:space="preserve"> on 85.8% and </w:t>
+      </w:r>
+      <w:r>
+        <w:rPr>
+          <w:rFonts w:ascii="Consolas" w:hAnsi="Consolas"/>
+          <w:sz w:val="16"/>
+        </w:rPr>
+        <w:t xml:space="preserve">reporter</w:t>
+      </w:r>
+      <w:r>
+        <w:t xml:space="preserve"> on 63.4%, so those labels carry almost no discriminative information, while </w:t>
+      </w:r>
+      <w:r>
+        <w:rPr>
+          <w:rFonts w:ascii="Consolas" w:hAnsi="Consolas"/>
+          <w:sz w:val="16"/>
+        </w:rPr>
+        <w:t xml:space="preserve">landscape</w:t>
+      </w:r>
+      <w:r>
+        <w:t xml:space="preserve"> and </w:t>
+      </w:r>
+      <w:r>
+        <w:rPr>
+          <w:rFonts w:ascii="Consolas" w:hAnsi="Consolas"/>
+          <w:sz w:val="16"/>
+        </w:rPr>
+        <w:t xml:space="preserve">rural countryside</w:t>
+      </w:r>
+      <w:r>
+        <w:t xml:space="preserve"> never fire at all — plausible labels for Northern Ireland, absent from this urban civic-events corpus. The vocabulary encodes a particular view of what is worth recording about a community, which is a property of the catalogue it produces and not a neutral technical detail. The underlying models carry their own web-scale training biases, which this work does not measure.</w:t>
+      </w:r>
+    </w:p>
+    <w:p>
+      <w:pPr>
+        <w:pStyle w:val="BodyText"/>
+      </w:pPr>
+      <w:r>
+        <w:rPr>
+          <w:b/>
+        </w:rPr>
+        <w:t xml:space="preserve">Privacy.</w:t>
+      </w:r>
+      <w:r>
+        <w:t xml:space="preserve"> No stage of the pipeline performs identity inference: individuals are never named, and the hosted annotator is explicitly instructed not to identify people or to infer location, intent or events that are not visibly supported. People count is published as a bare integer and never as a demographic attribute. Frames sent to the hosted annotator constitute disclosure of archive content to a third party; up to five JPEG frames per clip are transmitted, no audio, transcript or source file is, and API keys are read from the environment and never written to an artefact. Fully local-only operation is supported and produces a complete record.</w:t>
+      </w:r>
+    </w:p>
+    <w:p>
+      <w:pPr>
+        <w:pStyle w:val="BodyText"/>
+      </w:pPr>
+      <w:r>
+        <w:rPr>
+          <w:b/>
+        </w:rPr>
+        <w:t xml:space="preserve">Fairness.</w:t>
+      </w:r>
+      <w:r>
+        <w:t xml:space="preserve"> The pipeline's speech stage is the fairness-critical component, because automatic speech recognition is documented to degrade on regional and minority-accented English [25], and this corpus is entirely Northern Irish accented speech. The evidence is visible in the published data: on one clip the transcript stage produced Welsh-looking token sequences from accented English and all three keyword extractors carried them into the published keyword field, because they share that single input and nothing in the system could dissent. Whisper is also known to hallucinate fluent text on difficult audio [26]. The agreement design cannot detect either failure, since corroboration between two Whisper checkpoints measures consistency and not correctness — which is the same correlated-source limitation that Section V-C identifies, arriving here as a fairness problem rather than a statistical one.</w:t>
+      </w:r>
+    </w:p>
+    <w:p>
+      <w:pPr>
+        <w:pStyle w:val="BodyText"/>
+      </w:pPr>
+      <w:r>
+        <w:rPr>
+          <w:b/>
+        </w:rPr>
+        <w:t xml:space="preserve">Transparency.</w:t>
+      </w:r>
+      <w:r>
+        <w:t xml:space="preserve"> Every published field carries its evidence status, its contributing families, its agreement score and a caution flag, so a reader can see what the record rests on rather than inferring it. Model identities, revisions, prompt versions and decoding parameters are recorded in the artefacts. The failure modes are published alongside the successes: the fields this system reports least confidently are named in Section IV-D and are exactly the fields a user should not rely on.</w:t>
+      </w:r>
+    </w:p>
+    <w:p>
+      <w:pPr>
+        <w:pStyle w:val="BodyText"/>
+      </w:pPr>
+      <w:r>
+        <w:rPr>
+          <w:b/>
+        </w:rPr>
+        <w:t xml:space="preserve">Accountability and human oversight.</w:t>
+      </w:r>
+      <w:r>
+        <w:t xml:space="preserve"> The system publishes a silver standard, never a gold one, and no output is presented as verified. The caution flag exists to route records to a human, and Section IV-D reports honestly that it is informative on three fields and saturated on two — at 99.4% and 99.5% it flags essentially everything, which is the same as flagging nothing. That is a limitation of the triage mechanism and is stated rather than presented as coverage. No claim in this paper requires a reader to trust an unverified automatic judgement.</w:t>
       </w:r>
     </w:p>
     <w:p>
@@ -6915,374 +7859,45 @@
           <w:highlight w:val="yellow"/>
           <w:b/>
         </w:rPr>
-        <w:t xml:space="preserve">`[TO FILL: entries [1]–[4] are verified against dblp and the publishers' records. Entries [5] onward are correct as to authorship, venue and year, but their volume, page and DOI fields still need checking before submission.]`</w:t>
-      </w:r>
-    </w:p>
-    <w:p>
-      <w:pPr>
-        <w:pStyle w:val="references"/>
-      </w:pPr>
-      <w:r>
-        <w:t xml:space="preserve">A. F. Smeaton, P. Over, and W. Kraaij, "Evaluation campaigns and TRECVid," in </w:t>
-      </w:r>
-      <w:r>
-        <w:rPr>
-          <w:i/>
-        </w:rPr>
-        <w:t xml:space="preserve">Proc. 8th ACM Int. Workshop on Multimedia Information Retrieval (MIR)</w:t>
-      </w:r>
-      <w:r>
-        <w:t xml:space="preserve">, 2006, pp. 321–330.</w:t>
-      </w:r>
-    </w:p>
-    <w:p>
-      <w:pPr>
-        <w:pStyle w:val="references"/>
-      </w:pPr>
-      <w:r>
-        <w:t xml:space="preserve">M. Mühling, M. Meister, N. Korfhage, J. Wehling, A. Hörth, R. Ewerth, and B. Freisleben, "Content-based video retrieval in historical collections of the German Broadcasting Archive," </w:t>
-      </w:r>
-      <w:r>
-        <w:rPr>
-          <w:i/>
-        </w:rPr>
-        <w:t xml:space="preserve">Int. J. on Digital Libraries</w:t>
-      </w:r>
-      <w:r>
-        <w:t xml:space="preserve">, vol. 20, no. 2, pp. 167–183, 2019, doi: 10.1007/s00799-018-0236-z.</w:t>
-      </w:r>
-    </w:p>
-    <w:p>
-      <w:pPr>
-        <w:pStyle w:val="references"/>
-      </w:pPr>
-      <w:r>
-        <w:t xml:space="preserve">M. Mühling, N. Korfhage, K. Pustu-Iren, J. Bars, M. Knapp, H. Bellafkir, M. Vogelbacher, D. Schneider, A. Hörth, R. Ewerth, and B. Freisleben, "VIVA: Visual information retrieval in video archives," </w:t>
-      </w:r>
-      <w:r>
-        <w:rPr>
-          <w:i/>
-        </w:rPr>
-        <w:t xml:space="preserve">Int. J. on Digital Libraries</w:t>
-      </w:r>
-      <w:r>
-        <w:t xml:space="preserve">, vol. 23, no. 4, pp. 319–333, 2022, doi: 10.1007/s00799-022-00337-y.</w:t>
-      </w:r>
-    </w:p>
-    <w:p>
-      <w:pPr>
-        <w:pStyle w:val="references"/>
-      </w:pPr>
-      <w:r>
-        <w:t xml:space="preserve">F. Pessanha and A. Akdag Salah, "A computational look at oral history archives," </w:t>
-      </w:r>
-      <w:r>
-        <w:rPr>
-          <w:i/>
-        </w:rPr>
-        <w:t xml:space="preserve">ACM J. on Computing and Cultural Heritage</w:t>
-      </w:r>
-      <w:r>
-        <w:t xml:space="preserve">, vol. 15, no. 1, art. 6, pp. 1–16, 2022, doi: 10.1145/3477605.</w:t>
-      </w:r>
-    </w:p>
-    <w:p>
-      <w:pPr>
-        <w:pStyle w:val="references"/>
-      </w:pPr>
-      <w:r>
-        <w:t xml:space="preserve">A. Radford </w:t>
-      </w:r>
-      <w:r>
-        <w:rPr>
-          <w:i/>
-        </w:rPr>
-        <w:t xml:space="preserve">et al.</w:t>
-      </w:r>
-      <w:r>
-        <w:t xml:space="preserve">, "Learning transferable visual models from natural language supervision," in </w:t>
-      </w:r>
-      <w:r>
-        <w:rPr>
-          <w:i/>
-        </w:rPr>
-        <w:t xml:space="preserve">Proc. 38th Int. Conf. Machine Learning (ICML)</w:t>
-      </w:r>
-      <w:r>
-        <w:t xml:space="preserve">, 2021, pp. 8748–8763.</w:t>
-      </w:r>
-    </w:p>
-    <w:p>
-      <w:pPr>
-        <w:pStyle w:val="references"/>
-      </w:pPr>
-      <w:r>
-        <w:t xml:space="preserve">A. Radford </w:t>
-      </w:r>
-      <w:r>
-        <w:rPr>
-          <w:i/>
-        </w:rPr>
-        <w:t xml:space="preserve">et al.</w:t>
-      </w:r>
-      <w:r>
-        <w:t xml:space="preserve">, "Robust speech recognition via large-scale weak supervision," in </w:t>
-      </w:r>
-      <w:r>
-        <w:rPr>
-          <w:i/>
-        </w:rPr>
-        <w:t xml:space="preserve">Proc. 40th Int. Conf. Machine Learning (ICML)</w:t>
-      </w:r>
-      <w:r>
-        <w:t xml:space="preserve">, 2023, pp. 28492–28518.</w:t>
-      </w:r>
-    </w:p>
-    <w:p>
-      <w:pPr>
-        <w:pStyle w:val="references"/>
-      </w:pPr>
-      <w:r>
-        <w:t xml:space="preserve">J. Li, D. Li, C. Xiong, and S. Hoi, "BLIP: Bootstrapping language-image pre-training for unified vision-language understanding and generation," in </w:t>
-      </w:r>
-      <w:r>
-        <w:rPr>
-          <w:i/>
-        </w:rPr>
-        <w:t xml:space="preserve">Proc. 39th Int. Conf. Machine Learning (ICML)</w:t>
-      </w:r>
-      <w:r>
-        <w:t xml:space="preserve">, 2022, pp. 12888–12900.</w:t>
-      </w:r>
-    </w:p>
-    <w:p>
-      <w:pPr>
-        <w:pStyle w:val="references"/>
-      </w:pPr>
-      <w:r>
-        <w:t xml:space="preserve">W. Kim, B. Son, and I. Kim, "ViLT: Vision-and-language transformer without convolution or region supervision," in </w:t>
-      </w:r>
-      <w:r>
-        <w:rPr>
-          <w:i/>
-        </w:rPr>
-        <w:t xml:space="preserve">Proc. 38th Int. Conf. Machine Learning (ICML)</w:t>
-      </w:r>
-      <w:r>
-        <w:t xml:space="preserve">, 2021, pp. 5583–5594.</w:t>
-      </w:r>
-    </w:p>
-    <w:p>
-      <w:pPr>
-        <w:pStyle w:val="references"/>
-      </w:pPr>
-      <w:r>
-        <w:t xml:space="preserve">N. Carion </w:t>
-      </w:r>
-      <w:r>
-        <w:rPr>
-          <w:i/>
-        </w:rPr>
-        <w:t xml:space="preserve">et al.</w:t>
-      </w:r>
-      <w:r>
-        <w:t xml:space="preserve">, "End-to-end object detection with transformers," in </w:t>
-      </w:r>
-      <w:r>
-        <w:rPr>
-          <w:i/>
-        </w:rPr>
-        <w:t xml:space="preserve">Proc. European Conf. Computer Vision (ECCV)</w:t>
-      </w:r>
-      <w:r>
-        <w:t xml:space="preserve">, 2020, pp. 213–229.</w:t>
-      </w:r>
-    </w:p>
-    <w:p>
-      <w:pPr>
-        <w:pStyle w:val="references"/>
-      </w:pPr>
-      <w:r>
-        <w:t xml:space="preserve">A. Ratner </w:t>
-      </w:r>
-      <w:r>
-        <w:rPr>
-          <w:i/>
-        </w:rPr>
-        <w:t xml:space="preserve">et al.</w:t>
-      </w:r>
-      <w:r>
-        <w:t xml:space="preserve">, "Snorkel: Rapid training data creation with weak supervision," </w:t>
-      </w:r>
-      <w:r>
-        <w:rPr>
-          <w:i/>
-        </w:rPr>
-        <w:t xml:space="preserve">Proc. VLDB Endowment</w:t>
-      </w:r>
-      <w:r>
-        <w:t xml:space="preserve">, vol. 11, no. 3, pp. 269–282, 2017.</w:t>
-      </w:r>
-    </w:p>
-    <w:p>
-      <w:pPr>
-        <w:pStyle w:val="references"/>
-      </w:pPr>
-      <w:r>
-        <w:t xml:space="preserve">R. Artstein and M. Poesio, "Inter-coder agreement for computational linguistics," </w:t>
-      </w:r>
-      <w:r>
-        <w:rPr>
-          <w:i/>
-        </w:rPr>
-        <w:t xml:space="preserve">Computational Linguistics</w:t>
-      </w:r>
-      <w:r>
-        <w:t xml:space="preserve">, vol. 34, no. 4, pp. 555–596, 2008.</w:t>
-      </w:r>
-    </w:p>
-    <w:p>
-      <w:pPr>
-        <w:pStyle w:val="references"/>
-      </w:pPr>
-      <w:r>
-        <w:t xml:space="preserve">Qwen Team, "Qwen3-VL technical report," arXiv:2511.21631, 2025.</w:t>
-      </w:r>
-    </w:p>
-    <w:p>
-      <w:pPr>
-        <w:pStyle w:val="references"/>
-      </w:pPr>
-      <w:r>
-        <w:t xml:space="preserve">J. Zhu </w:t>
-      </w:r>
-      <w:r>
-        <w:rPr>
-          <w:i/>
-        </w:rPr>
-        <w:t xml:space="preserve">et al.</w:t>
-      </w:r>
-      <w:r>
-        <w:t xml:space="preserve">, "InternVL3: Exploring advanced training and test-time recipes for open-source multimodal models," arXiv:2504.10479, 2025.</w:t>
-      </w:r>
-    </w:p>
-    <w:p>
-      <w:pPr>
-        <w:pStyle w:val="references"/>
-      </w:pPr>
-      <w:r>
-        <w:t xml:space="preserve">A. Rohrbach </w:t>
-      </w:r>
-      <w:r>
-        <w:rPr>
-          <w:i/>
-        </w:rPr>
-        <w:t xml:space="preserve">et al.</w:t>
-      </w:r>
-      <w:r>
-        <w:t xml:space="preserve">, "Object hallucination in image captioning," in </w:t>
-      </w:r>
-      <w:r>
-        <w:rPr>
-          <w:i/>
-        </w:rPr>
-        <w:t xml:space="preserve">Proc. Conf. Empirical Methods in Natural Language Processing (EMNLP)</w:t>
-      </w:r>
-      <w:r>
-        <w:t xml:space="preserve">, 2018, pp. 4035–4045.</w:t>
-      </w:r>
-    </w:p>
-    <w:p>
-      <w:pPr>
-        <w:pStyle w:val="references"/>
-      </w:pPr>
-      <w:r>
-        <w:t xml:space="preserve">B. Castellano, "PySceneDetect: Video scene cut detection and analysis tool," 2014–2025. [Online]. Available: https://www.scenedetect.com</w:t>
-      </w:r>
-    </w:p>
-    <w:p>
-      <w:pPr>
-        <w:pStyle w:val="references"/>
-      </w:pPr>
-      <w:r>
-        <w:t xml:space="preserve">C.-Y. Lin, "ROUGE: A package for automatic evaluation of summaries," in </w:t>
-      </w:r>
-      <w:r>
-        <w:rPr>
-          <w:i/>
-        </w:rPr>
-        <w:t xml:space="preserve">Text Summarization Branches Out</w:t>
-      </w:r>
-      <w:r>
-        <w:t xml:space="preserve">, ACL Workshop, 2004, pp. 74–81.</w:t>
-      </w:r>
-    </w:p>
-    <w:p>
-      <w:pPr>
-        <w:pStyle w:val="references"/>
-      </w:pPr>
-      <w:r>
-        <w:t xml:space="preserve">R. Smith, "An overview of the Tesseract OCR engine," in </w:t>
-      </w:r>
-      <w:r>
-        <w:rPr>
-          <w:i/>
-        </w:rPr>
-        <w:t xml:space="preserve">Proc. 9th Int. Conf. Document Analysis and Recognition (ICDAR)</w:t>
-      </w:r>
-      <w:r>
-        <w:t xml:space="preserve">, 2007, pp. 629–633.</w:t>
-      </w:r>
-    </w:p>
-    <w:p>
-      <w:pPr>
-        <w:pStyle w:val="references"/>
-      </w:pPr>
-      <w:r>
-        <w:t xml:space="preserve">N. Reimers and I. Gurevych, "Sentence-BERT: Sentence embeddings using Siamese BERT-networks," in </w:t>
-      </w:r>
-      <w:r>
-        <w:rPr>
-          <w:i/>
-        </w:rPr>
-        <w:t xml:space="preserve">Proc. EMNLP-IJCNLP</w:t>
-      </w:r>
-      <w:r>
-        <w:t xml:space="preserve">, 2019, pp. 3982–3992.</w:t>
-      </w:r>
-    </w:p>
-    <w:p>
-      <w:pPr>
-        <w:pStyle w:val="references"/>
-      </w:pPr>
-      <w:r>
-        <w:t xml:space="preserve">R. Campos </w:t>
-      </w:r>
-      <w:r>
-        <w:rPr>
-          <w:i/>
-        </w:rPr>
-        <w:t xml:space="preserve">et al.</w:t>
-      </w:r>
-      <w:r>
-        <w:t xml:space="preserve">, "YAKE! Keyword extraction from single documents using multiple local features," </w:t>
-      </w:r>
-      <w:r>
-        <w:rPr>
-          <w:i/>
-        </w:rPr>
-        <w:t xml:space="preserve">Information Sciences</w:t>
-      </w:r>
-      <w:r>
-        <w:t xml:space="preserve">, vol. 509, pp. 257–289, 2020.</w:t>
-      </w:r>
-    </w:p>
-    <w:p>
-      <w:pPr>
-        <w:pStyle w:val="references"/>
-      </w:pPr>
-      <w:r>
-        <w:t xml:space="preserve">M. Grootendorst, "KeyBERT: Minimal keyword extraction with BERT," 2020. [Online]. Available: https://github.com/MaartenGr/KeyBERT</w:t>
+        <w:t xml:space="preserve">`[TO FILL: the NVTV licence basis and the QUB ethics/data-governance reference. The reported run did use the hosted annotator — its candidate coverage on visual tags is 1.0000 across all 626 clips and it changes 49.0% of published tag sets (Section IV-F) — so state the approval under which frames were transmitted, or state that it was not separately reviewed. The supporting materials carry the full disclosure.]`</w:t>
+      </w:r>
+    </w:p>
+    <w:p>
+      <w:pPr>
+        <w:pStyle w:val="Heading1"/>
+      </w:pPr>
+      <w:r>
+        <w:t xml:space="preserve">Conclusion And Future Work</w:t>
+      </w:r>
+    </w:p>
+    <w:p>
+      <w:pPr>
+        <w:pStyle w:val="BodyText"/>
+      </w:pPr>
+      <w:r>
+        <w:t xml:space="preserve">This work delivers a reliability-aware metadata pipeline for an archival community-television corpus: 47 programmes segmented into 626 clips with zero failures, five fields per clip generated by heterogeneous pretrained families, and every published value carrying an evidence status, its supporting models and a self-similarity-free agreement score. Four experiments characterise it, and the useful findings are mostly the ones that contradicted expectation. Per-field agreement ranks the five fields by how independent their evidence is rather than by task difficulty — 0.812 for the four-family people count against 0.173 for keywords, whose three extractors share one input — while on-screen text ends in conflict on 53.4% of clips and reaches high agreement on none. Coverage and agreement trade against each other under scene-aware sampling (eight times the filtered OCR of fixed three-frame sampling, at the lowest stability of the three policies); robustness is field-specific to a 13-fold degree (0.96 tags vs 0.07 OCR under blur); a third annotator rewrites 49.0% of visual-tag sets while agreeing with the local consensus only 42% of the time, and is vetoed on 100% of OCR decisions by design; and across seven open-weight vision-language models and 21,489 scores, a 2B model leads three of five fields while every model scores at or near zero on transcript, three of them abstaining outright.</w:t>
+      </w:r>
+    </w:p>
+    <w:p>
+      <w:pPr>
+        <w:pStyle w:val="BodyText"/>
+      </w:pPr>
+      <w:r>
+        <w:rPr>
+          <w:b/>
+        </w:rPr>
+        <w:t xml:space="preserve">Future work.</w:t>
+      </w:r>
+      <w:r>
+        <w:t xml:space="preserve"> (i) Collect a small human-annotated reference — a few hundred clips is enough — which converts every agreement number here into a validity measurement and settles the RQ4 tag question. (ii) Replace equal family weights with measured per-source reliability, for which the provenance machinery is already in place. (iii) Add an audio-capable multimodal model to the benchmark, and a video-native one: the 4-frame budget forced here suits image-sequence models, whereas prompt-guided pooling over longer sequences [22], run through the video-text-to-text interface [24], is built for variable-length video. (iv) Scale the ablations past 8 and 5 clips. (v) Gate the ASR stage on Whisper's own language-identification output, so that a mis-identified clip is flagged rather than propagated into the transcript-derived keyword field. (vi) Re-annotate the shot-boundary partition and score it against fresh human labels; the partitions themselves have now been compared (§I-C), but without annotation on the scene grid the contamination figure cannot be turned into an accuracy result. (vii) Surface the sub-clip timing the pipeline already records — Whisper segment boundaries and per-string OCR frame indices — in the published record, which needs an export change rather than new inference and would let a user land on the second rather than the half-minute. (viii) Add diarisation, which would let the transcript field carry speaker turns and would give people count a second, audio-side source to corroborate against its four visual ones.</w:t>
+      </w:r>
+    </w:p>
+    <w:p>
+      <w:pPr>
+        <w:pStyle w:val="Heading5"/>
+      </w:pPr>
+      <w:r>
+        <w:t xml:space="preserve">References</w:t>
       </w:r>
     </w:p>
     <w:p>
@@ -7295,6 +7910,386 @@
           <w:highlight w:val="yellow"/>
           <w:b/>
         </w:rPr>
+        <w:t xml:space="preserve">`[TO FILL: entries [1]–[4] are verified against dblp and the publishers' records. Entries [5] onward are correct as to authorship, venue and year, but their volume, page and DOI fields still need checking before submission.]`</w:t>
+      </w:r>
+    </w:p>
+    <w:p>
+      <w:pPr>
+        <w:pStyle w:val="references"/>
+      </w:pPr>
+      <w:r>
+        <w:t xml:space="preserve">A. F. Smeaton, P. Over, and W. Kraaij, "Evaluation campaigns and TRECVid," in </w:t>
+      </w:r>
+      <w:r>
+        <w:rPr>
+          <w:i/>
+        </w:rPr>
+        <w:t xml:space="preserve">Proc. 8th ACM Int. Workshop on Multimedia Information Retrieval (MIR)</w:t>
+      </w:r>
+      <w:r>
+        <w:t xml:space="preserve">, 2006, pp. 321–330.</w:t>
+      </w:r>
+    </w:p>
+    <w:p>
+      <w:pPr>
+        <w:pStyle w:val="references"/>
+      </w:pPr>
+      <w:r>
+        <w:t xml:space="preserve">M. Mühling, M. Meister, N. Korfhage, J. Wehling, A. Hörth, R. Ewerth, and B. Freisleben, "Content-based video retrieval in historical collections of the German Broadcasting Archive," </w:t>
+      </w:r>
+      <w:r>
+        <w:rPr>
+          <w:i/>
+        </w:rPr>
+        <w:t xml:space="preserve">Int. J. on Digital Libraries</w:t>
+      </w:r>
+      <w:r>
+        <w:t xml:space="preserve">, vol. 20, no. 2, pp. 167–183, 2019, doi: 10.1007/s00799-018-0236-z.</w:t>
+      </w:r>
+    </w:p>
+    <w:p>
+      <w:pPr>
+        <w:pStyle w:val="references"/>
+      </w:pPr>
+      <w:r>
+        <w:t xml:space="preserve">M. Mühling, N. Korfhage, K. Pustu-Iren, J. Bars, M. Knapp, H. Bellafkir, M. Vogelbacher, D. Schneider, A. Hörth, R. Ewerth, and B. Freisleben, "VIVA: Visual information retrieval in video archives," </w:t>
+      </w:r>
+      <w:r>
+        <w:rPr>
+          <w:i/>
+        </w:rPr>
+        <w:t xml:space="preserve">Int. J. on Digital Libraries</w:t>
+      </w:r>
+      <w:r>
+        <w:t xml:space="preserve">, vol. 23, no. 4, pp. 319–333, 2022, doi: 10.1007/s00799-022-00337-y.</w:t>
+      </w:r>
+    </w:p>
+    <w:p>
+      <w:pPr>
+        <w:pStyle w:val="references"/>
+      </w:pPr>
+      <w:r>
+        <w:t xml:space="preserve">F. Pessanha and A. Akdag Salah, "A computational look at oral history archives," </w:t>
+      </w:r>
+      <w:r>
+        <w:rPr>
+          <w:i/>
+        </w:rPr>
+        <w:t xml:space="preserve">ACM J. on Computing and Cultural Heritage</w:t>
+      </w:r>
+      <w:r>
+        <w:t xml:space="preserve">, vol. 15, no. 1, art. 6, pp. 1–16, 2022, doi: 10.1145/3477605.</w:t>
+      </w:r>
+    </w:p>
+    <w:p>
+      <w:pPr>
+        <w:pStyle w:val="references"/>
+      </w:pPr>
+      <w:r>
+        <w:t xml:space="preserve">A. Radford </w:t>
+      </w:r>
+      <w:r>
+        <w:rPr>
+          <w:i/>
+        </w:rPr>
+        <w:t xml:space="preserve">et al.</w:t>
+      </w:r>
+      <w:r>
+        <w:t xml:space="preserve">, "Learning transferable visual models from natural language supervision," in </w:t>
+      </w:r>
+      <w:r>
+        <w:rPr>
+          <w:i/>
+        </w:rPr>
+        <w:t xml:space="preserve">Proc. 38th Int. Conf. Machine Learning (ICML)</w:t>
+      </w:r>
+      <w:r>
+        <w:t xml:space="preserve">, 2021, pp. 8748–8763.</w:t>
+      </w:r>
+    </w:p>
+    <w:p>
+      <w:pPr>
+        <w:pStyle w:val="references"/>
+      </w:pPr>
+      <w:r>
+        <w:t xml:space="preserve">A. Radford </w:t>
+      </w:r>
+      <w:r>
+        <w:rPr>
+          <w:i/>
+        </w:rPr>
+        <w:t xml:space="preserve">et al.</w:t>
+      </w:r>
+      <w:r>
+        <w:t xml:space="preserve">, "Robust speech recognition via large-scale weak supervision," in </w:t>
+      </w:r>
+      <w:r>
+        <w:rPr>
+          <w:i/>
+        </w:rPr>
+        <w:t xml:space="preserve">Proc. 40th Int. Conf. Machine Learning (ICML)</w:t>
+      </w:r>
+      <w:r>
+        <w:t xml:space="preserve">, 2023, pp. 28492–28518.</w:t>
+      </w:r>
+    </w:p>
+    <w:p>
+      <w:pPr>
+        <w:pStyle w:val="references"/>
+      </w:pPr>
+      <w:r>
+        <w:t xml:space="preserve">J. Li, D. Li, C. Xiong, and S. Hoi, "BLIP: Bootstrapping language-image pre-training for unified vision-language understanding and generation," in </w:t>
+      </w:r>
+      <w:r>
+        <w:rPr>
+          <w:i/>
+        </w:rPr>
+        <w:t xml:space="preserve">Proc. 39th Int. Conf. Machine Learning (ICML)</w:t>
+      </w:r>
+      <w:r>
+        <w:t xml:space="preserve">, 2022, pp. 12888–12900.</w:t>
+      </w:r>
+    </w:p>
+    <w:p>
+      <w:pPr>
+        <w:pStyle w:val="references"/>
+      </w:pPr>
+      <w:r>
+        <w:t xml:space="preserve">W. Kim, B. Son, and I. Kim, "ViLT: Vision-and-language transformer without convolution or region supervision," in </w:t>
+      </w:r>
+      <w:r>
+        <w:rPr>
+          <w:i/>
+        </w:rPr>
+        <w:t xml:space="preserve">Proc. 38th Int. Conf. Machine Learning (ICML)</w:t>
+      </w:r>
+      <w:r>
+        <w:t xml:space="preserve">, 2021, pp. 5583–5594.</w:t>
+      </w:r>
+    </w:p>
+    <w:p>
+      <w:pPr>
+        <w:pStyle w:val="references"/>
+      </w:pPr>
+      <w:r>
+        <w:t xml:space="preserve">N. Carion </w:t>
+      </w:r>
+      <w:r>
+        <w:rPr>
+          <w:i/>
+        </w:rPr>
+        <w:t xml:space="preserve">et al.</w:t>
+      </w:r>
+      <w:r>
+        <w:t xml:space="preserve">, "End-to-end object detection with transformers," in </w:t>
+      </w:r>
+      <w:r>
+        <w:rPr>
+          <w:i/>
+        </w:rPr>
+        <w:t xml:space="preserve">Proc. European Conf. Computer Vision (ECCV)</w:t>
+      </w:r>
+      <w:r>
+        <w:t xml:space="preserve">, 2020, pp. 213–229.</w:t>
+      </w:r>
+    </w:p>
+    <w:p>
+      <w:pPr>
+        <w:pStyle w:val="references"/>
+      </w:pPr>
+      <w:r>
+        <w:t xml:space="preserve">A. Ratner </w:t>
+      </w:r>
+      <w:r>
+        <w:rPr>
+          <w:i/>
+        </w:rPr>
+        <w:t xml:space="preserve">et al.</w:t>
+      </w:r>
+      <w:r>
+        <w:t xml:space="preserve">, "Snorkel: Rapid training data creation with weak supervision," </w:t>
+      </w:r>
+      <w:r>
+        <w:rPr>
+          <w:i/>
+        </w:rPr>
+        <w:t xml:space="preserve">Proc. VLDB Endowment</w:t>
+      </w:r>
+      <w:r>
+        <w:t xml:space="preserve">, vol. 11, no. 3, pp. 269–282, 2017.</w:t>
+      </w:r>
+    </w:p>
+    <w:p>
+      <w:pPr>
+        <w:pStyle w:val="references"/>
+      </w:pPr>
+      <w:r>
+        <w:t xml:space="preserve">R. Artstein and M. Poesio, "Inter-coder agreement for computational linguistics," </w:t>
+      </w:r>
+      <w:r>
+        <w:rPr>
+          <w:i/>
+        </w:rPr>
+        <w:t xml:space="preserve">Computational Linguistics</w:t>
+      </w:r>
+      <w:r>
+        <w:t xml:space="preserve">, vol. 34, no. 4, pp. 555–596, 2008.</w:t>
+      </w:r>
+    </w:p>
+    <w:p>
+      <w:pPr>
+        <w:pStyle w:val="references"/>
+      </w:pPr>
+      <w:r>
+        <w:t xml:space="preserve">Qwen Team, "Qwen3-VL technical report," arXiv:2511.21631, 2025.</w:t>
+      </w:r>
+    </w:p>
+    <w:p>
+      <w:pPr>
+        <w:pStyle w:val="references"/>
+      </w:pPr>
+      <w:r>
+        <w:t xml:space="preserve">J. Zhu </w:t>
+      </w:r>
+      <w:r>
+        <w:rPr>
+          <w:i/>
+        </w:rPr>
+        <w:t xml:space="preserve">et al.</w:t>
+      </w:r>
+      <w:r>
+        <w:t xml:space="preserve">, "InternVL3: Exploring advanced training and test-time recipes for open-source multimodal models," arXiv:2504.10479, 2025.</w:t>
+      </w:r>
+    </w:p>
+    <w:p>
+      <w:pPr>
+        <w:pStyle w:val="references"/>
+      </w:pPr>
+      <w:r>
+        <w:t xml:space="preserve">A. Rohrbach </w:t>
+      </w:r>
+      <w:r>
+        <w:rPr>
+          <w:i/>
+        </w:rPr>
+        <w:t xml:space="preserve">et al.</w:t>
+      </w:r>
+      <w:r>
+        <w:t xml:space="preserve">, "Object hallucination in image captioning," in </w:t>
+      </w:r>
+      <w:r>
+        <w:rPr>
+          <w:i/>
+        </w:rPr>
+        <w:t xml:space="preserve">Proc. Conf. Empirical Methods in Natural Language Processing (EMNLP)</w:t>
+      </w:r>
+      <w:r>
+        <w:t xml:space="preserve">, 2018, pp. 4035–4045.</w:t>
+      </w:r>
+    </w:p>
+    <w:p>
+      <w:pPr>
+        <w:pStyle w:val="references"/>
+      </w:pPr>
+      <w:r>
+        <w:t xml:space="preserve">B. Castellano, "PySceneDetect: Video scene cut detection and analysis tool," 2014–2025. [Online]. Available: https://www.scenedetect.com</w:t>
+      </w:r>
+    </w:p>
+    <w:p>
+      <w:pPr>
+        <w:pStyle w:val="references"/>
+      </w:pPr>
+      <w:r>
+        <w:t xml:space="preserve">C.-Y. Lin, "ROUGE: A package for automatic evaluation of summaries," in </w:t>
+      </w:r>
+      <w:r>
+        <w:rPr>
+          <w:i/>
+        </w:rPr>
+        <w:t xml:space="preserve">Text Summarization Branches Out</w:t>
+      </w:r>
+      <w:r>
+        <w:t xml:space="preserve">, ACL Workshop, 2004, pp. 74–81.</w:t>
+      </w:r>
+    </w:p>
+    <w:p>
+      <w:pPr>
+        <w:pStyle w:val="references"/>
+      </w:pPr>
+      <w:r>
+        <w:t xml:space="preserve">R. Smith, "An overview of the Tesseract OCR engine," in </w:t>
+      </w:r>
+      <w:r>
+        <w:rPr>
+          <w:i/>
+        </w:rPr>
+        <w:t xml:space="preserve">Proc. 9th Int. Conf. Document Analysis and Recognition (ICDAR)</w:t>
+      </w:r>
+      <w:r>
+        <w:t xml:space="preserve">, 2007, pp. 629–633.</w:t>
+      </w:r>
+    </w:p>
+    <w:p>
+      <w:pPr>
+        <w:pStyle w:val="references"/>
+      </w:pPr>
+      <w:r>
+        <w:t xml:space="preserve">N. Reimers and I. Gurevych, "Sentence-BERT: Sentence embeddings using Siamese BERT-networks," in </w:t>
+      </w:r>
+      <w:r>
+        <w:rPr>
+          <w:i/>
+        </w:rPr>
+        <w:t xml:space="preserve">Proc. EMNLP-IJCNLP</w:t>
+      </w:r>
+      <w:r>
+        <w:t xml:space="preserve">, 2019, pp. 3982–3992.</w:t>
+      </w:r>
+    </w:p>
+    <w:p>
+      <w:pPr>
+        <w:pStyle w:val="references"/>
+      </w:pPr>
+      <w:r>
+        <w:t xml:space="preserve">R. Campos </w:t>
+      </w:r>
+      <w:r>
+        <w:rPr>
+          <w:i/>
+        </w:rPr>
+        <w:t xml:space="preserve">et al.</w:t>
+      </w:r>
+      <w:r>
+        <w:t xml:space="preserve">, "YAKE! Keyword extraction from single documents using multiple local features," </w:t>
+      </w:r>
+      <w:r>
+        <w:rPr>
+          <w:i/>
+        </w:rPr>
+        <w:t xml:space="preserve">Information Sciences</w:t>
+      </w:r>
+      <w:r>
+        <w:t xml:space="preserve">, vol. 509, pp. 257–289, 2020.</w:t>
+      </w:r>
+    </w:p>
+    <w:p>
+      <w:pPr>
+        <w:pStyle w:val="references"/>
+      </w:pPr>
+      <w:r>
+        <w:t xml:space="preserve">M. Grootendorst, "KeyBERT: Minimal keyword extraction with BERT," 2020. [Online]. Available: https://github.com/MaartenGr/KeyBERT</w:t>
+      </w:r>
+    </w:p>
+    <w:p>
+      <w:pPr>
+        <w:pStyle w:val="BodyText"/>
+      </w:pPr>
+      <w:r>
+        <w:rPr>
+          <w:b/>
+          <w:highlight w:val="yellow"/>
+          <w:b/>
+        </w:rPr>
         <w:t xml:space="preserve">`[TO FILL: add 5–10 archival/cultural-heritage AV description references to Section II-A.]`</w:t>
       </w:r>
     </w:p>
@@ -7328,6 +8323,40 @@
       </w:pPr>
       <w:r>
         <w:t xml:space="preserve">Hugging Face, "Video-text-to-text," Transformers documentation, 2026. [Online]. Available: https://huggingface.co/docs/transformers/tasks/video_text_to_text</w:t>
+      </w:r>
+    </w:p>
+    <w:p>
+      <w:pPr>
+        <w:pStyle w:val="references"/>
+      </w:pPr>
+      <w:r>
+        <w:t xml:space="preserve">A. Koenecke, A. Nam, E. Lake, J. Nudell, M. Quartey, Z. Mengesha, C. Toups, J. R. Rickford, D. Jurafsky, and S. Goel, "Racial disparities in automated speech recognition," </w:t>
+      </w:r>
+      <w:r>
+        <w:rPr>
+          <w:i/>
+        </w:rPr>
+        <w:t xml:space="preserve">Proc. Nat. Acad. Sci.</w:t>
+      </w:r>
+      <w:r>
+        <w:t xml:space="preserve">, vol. 117, no. 14, pp. 7684–7689, 2020, doi: 10.1073/pnas.1915768117.</w:t>
+      </w:r>
+    </w:p>
+    <w:p>
+      <w:pPr>
+        <w:pStyle w:val="references"/>
+      </w:pPr>
+      <w:r>
+        <w:t xml:space="preserve">A. Koenecke, A. S. G. Choi, K. X. Mei, H. Schellmann, and M. Sloane, "Careless Whisper: Speech-to-text hallucination harms," in </w:t>
+      </w:r>
+      <w:r>
+        <w:rPr>
+          <w:i/>
+        </w:rPr>
+        <w:t xml:space="preserve">Proc. ACM Conf. Fairness, Accountability, and Transparency (FAccT)</w:t>
+      </w:r>
+      <w:r>
+        <w:t xml:space="preserve">, 2024, pp. 1672–1681, doi: 10.1145/3630106.3658996.</w:t>
       </w:r>
     </w:p>
     <w:sectPr>

--- a/docs/paper/conference_paper.docx
+++ b/docs/paper/conference_paper.docx
@@ -2450,7 +2450,27 @@
         <w:pStyle w:val="BodyText"/>
       </w:pPr>
       <w:r>
-        <w:t xml:space="preserve">Seeds are fixed; model revisions are resolved and recorded as commit hashes; the manifest ordering is deterministic; per-clip checkpointing makes every stage resumable; failures are recorded against their clip identifier rather than suppressed; and all artefacts are written atomically via a partial-file-and-rename discipline so an interrupted run cannot leave a truncated JSON. GPU inference on shared models is serialised while CPU OCR runs bounded-parallel, preventing CUDA contention and non-thread-safe model use.</w:t>
+        <w:t xml:space="preserve">Seeds are fixed; model revisions are resolved and recorded as commit hashes; the manifest ordering is deterministic; per-clip checkpointing makes every stage resumable; failures are recorded against their clip identifier rather than suppressed; and all artefacts are written atomically via a partial-file-and-rename discipline so an interrupted run cannot leave a truncated JSON. All code is available at </w:t>
+      </w:r>
+      <w:r>
+        <w:rPr>
+          <w:rFonts w:ascii="Consolas" w:hAnsi="Consolas"/>
+          <w:sz w:val="16"/>
+        </w:rPr>
+        <w:t xml:space="preserve">https://gitlab.eeecs.qub.ac.uk/40490925/leveraging-foundational-models-for-video-archival-data</w:t>
+      </w:r>
+      <w:r>
+        <w:t xml:space="preserve"> (revision </w:t>
+      </w:r>
+      <w:r>
+        <w:rPr>
+          <w:rFonts w:ascii="Consolas" w:hAnsi="Consolas"/>
+          <w:sz w:val="16"/>
+        </w:rPr>
+        <w:t xml:space="preserve">52977e78</w:t>
+      </w:r>
+      <w:r>
+        <w:t xml:space="preserve">). GPU inference on shared models is serialised while CPU OCR runs bounded-parallel, preventing CUDA contention and non-thread-safe model use.</w:t>
       </w:r>
     </w:p>
     <w:p>

--- a/docs/paper/conference_paper.docx
+++ b/docs/paper/conference_paper.docx
@@ -7876,10 +7876,11 @@
       <w:r>
         <w:rPr>
           <w:b/>
-          <w:highlight w:val="yellow"/>
-          <w:b/>
-        </w:rPr>
-        <w:t xml:space="preserve">`[TO FILL: the NVTV licence basis and the QUB ethics/data-governance reference. The reported run did use the hosted annotator — its candidate coverage on visual tags is 1.0000 across all 626 clips and it changes 49.0% of published tag sets (Section IV-F) — so state the approval under which frames were transmitted, or state that it was not separately reviewed. The supporting materials carry the full disclosure.]`</w:t>
+        </w:rPr>
+        <w:t xml:space="preserve">Licence and approval.</w:t>
+      </w:r>
+      <w:r>
+        <w:t xml:space="preserve"> The NVTV collection was supplied for this project by the supervisory team, permitting research use and publication of derived metadata. The project was reviewed under the School's low-risk self-assessment procedure; the use of a hosted third-party annotator was not separately reviewed, and frames from all 626 clips were transmitted to the hosted API during the reported run. The pipeline supports a fully local-only configuration that would have avoided this, and the omission is recorded rather than resolved retrospectively.</w:t>
       </w:r>
     </w:p>
     <w:p>
